--- a/manuscript/hassc_manuscript_ja_v4.docx
+++ b/manuscript/hassc_manuscript_ja_v4.docx
@@ -2,6 +2,8 @@
 <file path=word/document.xml><?xml version="1.0" encoding="utf-8"?>
 <w:document xmlns:wpc="http://schemas.microsoft.com/office/word/2010/wordprocessingCanvas" xmlns:mo="http://schemas.microsoft.com/office/mac/office/2008/main" xmlns:mc="http://schemas.openxmlformats.org/markup-compatibility/2006" xmlns:mv="urn:schemas-microsoft-com:mac:vml" xmlns:o="urn:schemas-microsoft-com:office:office" xmlns:r="http://schemas.openxmlformats.org/officeDocument/2006/relationships" xmlns:m="http://schemas.openxmlformats.org/officeDocument/2006/math" xmlns:v="urn:schemas-microsoft-com:vml" xmlns:wp14="http://schemas.microsoft.com/office/word/2010/wordprocessingDrawing" xmlns:wp="http://schemas.openxmlformats.org/drawingml/2006/wordprocessingDrawing" xmlns:w10="urn:schemas-microsoft-com:office:word" xmlns:w="http://schemas.openxmlformats.org/wordprocessingml/2006/main" xmlns:w14="http://schemas.microsoft.com/office/word/2010/wordml" xmlns:wpg="http://schemas.microsoft.com/office/word/2010/wordprocessingGroup" xmlns:wpi="http://schemas.microsoft.com/office/word/2010/wordprocessingInk" xmlns:wne="http://schemas.microsoft.com/office/word/2006/wordml" xmlns:wps="http://schemas.microsoft.com/office/word/2010/wordprocessingShape" mc:Ignorable="w14 wp14">
   <w:body>
+    <w:p/>
+    <w:p/>
     <w:p>
       <w:pPr>
         <w:jc w:val="center"/>
@@ -11,9 +13,9 @@
           <w:b/>
           <w:sz w:val="28"/>
         </w:rPr>
-        <w:t>統治者在位期間のグローバルワイブル分析：</w:t>
+        <w:t>統治者在位期間のグローバル・ワイブル分析：</w:t>
         <w:br/>
-        <w:t>歴史的政治安定性の定量化に向けた信頼性工学的アプローチ</w:t>
+        <w:t>信頼性工学的手法による歴史的政治安定性の定量化</w:t>
       </w:r>
     </w:p>
     <w:p/>
@@ -23,7 +25,7 @@
       </w:pPr>
       <w:r>
         <w:rPr>
-          <w:sz w:val="22"/>
+          <w:sz w:val="24"/>
         </w:rPr>
         <w:t>[著者名]</w:t>
       </w:r>
@@ -34,7 +36,7 @@
       </w:pPr>
       <w:r>
         <w:rPr>
-          <w:sz w:val="22"/>
+          <w:sz w:val="24"/>
         </w:rPr>
         <w:t>[所属]</w:t>
       </w:r>
@@ -45,55 +47,14 @@
       </w:pPr>
       <w:r>
         <w:rPr>
-          <w:sz w:val="22"/>
+          <w:sz w:val="24"/>
         </w:rPr>
-        <w:t>責任著者: [氏名, メールアドレス]</w:t>
-      </w:r>
-    </w:p>
-    <w:p/>
-    <w:p>
-      <w:pPr>
-        <w:pStyle w:val="Heading1"/>
-      </w:pPr>
-      <w:r>
-        <w:t>要旨</w:t>
-      </w:r>
-    </w:p>
-    <w:p>
-      <w:pPr/>
-      <w:r>
-        <w:rPr>
-          <w:sz w:val="22"/>
-        </w:rPr>
-        <w:t>信頼性工学における機械・電子部品の故障時間モデリングの基盤であるワイブル分布は、Salehによるローマ皇帝の在位期間分析を通じて政治史に応用された。</w:t>
-      </w:r>
-      <w:r>
-        <w:rPr>
-          <w:sz w:val="18"/>
-          <w:vertAlign w:val="superscript"/>
-        </w:rPr>
-        <w:t>1</w:t>
-      </w:r>
-      <w:r>
-        <w:rPr>
-          <w:sz w:val="22"/>
-        </w:rPr>
-        <w:t xml:space="preserve"> 本研究では、このアプローチを5大陸31の主権政体に拡張し、約3,500年の記録された歴史と1,148件の個別在位期間を包括するグローバル比較分析を行った。最尤推定による2パラメータワイブル分布のフィッティングの結果、形状パラメータkは0.851（マムルーク朝）から2.721（米国大統領）の範囲を示し、クーデター多発体制（k &lt; 1、減少ハザード）と安定体制（k &gt; 1、増加ハザード）を識別する定量的「安定性指標」を提供することが明らかとなった。ワイブル、対数正規、ガンマ、指数分布のAIC・BICによる体系的モデル選択の結果、大多数の政体においてワイブル分布が競争力のあるフィット（ΔAIC &lt; 2）を提供することが確認された。サブ分析では、選挙制と世襲制の間に有意差が認められ、古代から近代にかけてkが単調増加し、現代においてその傾向が反転する世俗的トレンドが明らかとなった。kと暴力的継承率の有意な負の相関により内部整合性が実証された。</w:t>
+        <w:t>責任著者: [氏名、メールアドレス]</w:t>
       </w:r>
     </w:p>
     <w:p>
       <w:r>
-        <w:rPr>
-          <w:b/>
-          <w:sz w:val="22"/>
-        </w:rPr>
-        <w:t xml:space="preserve">キーワード: </w:t>
-      </w:r>
-      <w:r>
-        <w:rPr>
-          <w:sz w:val="22"/>
-        </w:rPr>
-        <w:t>ワイブル分布; 信頼性工学; 政治的安定性; 在位期間; 比較史; 生存分析; モデル選択; 暴力的継承</w:t>
+        <w:br w:type="page"/>
       </w:r>
     </w:p>
     <w:p>
@@ -101,107 +62,40 @@
         <w:pStyle w:val="Heading1"/>
       </w:pPr>
       <w:r>
-        <w:t>はじめに</w:t>
+        <w:rPr>
+          <w:color w:val="000000"/>
+        </w:rPr>
+        <w:t>要旨</w:t>
       </w:r>
     </w:p>
     <w:p>
-      <w:pPr/>
       <w:r>
         <w:rPr>
-          <w:sz w:val="22"/>
+          <w:b w:val="0"/>
+          <w:i w:val="0"/>
+          <w:sz w:val="24"/>
         </w:rPr>
-        <w:t>信頼性工学手法の歴史的・社会的現象への応用は、定量的歴史学における新たなフロンティアを構成する。信頼性工学は主に機械・電子部品の寿命解析のために開発されたものであり、時間の関数としての「故障」確率をモデル化するための数学的に厳密な枠組みを提供する。</w:t>
+        <w:t>ワイブル分布は、機械部品や電子機器の故障時間をモデル化する信頼性工学の基幹ツールであり、近年Saleh（2019）によるローマ皇帝の画期的研究を通じて政治史に応用された。本研究はこのアプローチをグローバル規模に拡張し、6大陸・3,000年以上の歴史にわたる31の政体における統治者在位期間にワイブル分布を当てはめた。ワイブル形状パラメータkは定量的な「政治安定性指標」として機能する：k &lt; 1はハザード減少（クーデター多発型）、k ≈ 1は一定ハザード（無記憶・ランダム交代）、k &gt; 1はハザード増加（安定的・老化型パターン）を示す。主解析では政体間に大きなばらつきが認められた（k範囲：0.851-2.721、中央値1.240）。継承メカニズム別のサブ解析では、選挙制（プールk = 1.019）が世襲制（プールk = 1.298）より有意に低い安定性を示した（二標本KS検定 p &lt; 0.0001）。年代別サブ解析では、古代（k = 0.890）から近代（k = 1.200）にかけてkの単調増加が認められ、現代（k = 0.996）で反転が見られた。これらの知見はワイブル形状パラメータが歴史的政治安定性の頑健かつ文化横断的な指標であることを示している。</w:t>
+      </w:r>
+    </w:p>
+    <w:p>
+      <w:r>
+        <w:rPr>
+          <w:b/>
+          <w:sz w:val="24"/>
+        </w:rPr>
+        <w:t xml:space="preserve">キーワード: </w:t>
       </w:r>
       <w:r>
         <w:rPr>
-          <w:sz w:val="18"/>
-          <w:vertAlign w:val="superscript"/>
+          <w:sz w:val="24"/>
         </w:rPr>
-        <w:t>2,3</w:t>
-      </w:r>
-      <w:r>
-        <w:rPr>
-          <w:sz w:val="22"/>
-        </w:rPr>
-        <w:t xml:space="preserve"> 1951年にWaloddi Weibullにより導入されたワイブル分布は、</w:t>
-      </w:r>
-      <w:r>
-        <w:rPr>
-          <w:sz w:val="18"/>
-          <w:vertAlign w:val="superscript"/>
-        </w:rPr>
-        <w:t>4</w:t>
-      </w:r>
-      <w:r>
-        <w:rPr>
-          <w:sz w:val="22"/>
-        </w:rPr>
-        <w:t xml:space="preserve"> その形状パラメータkを通じて、減少（k &lt; 1）、一定（k = 1）、増加（k &gt; 1）のハザード率をモデル化できる柔軟性から、この分野の標準ツールとなっている。</w:t>
+        <w:t>ワイブル分布; 信頼性工学; 政治安定性; 在位期間; 比較史学; 生存時間分析; バスタブ曲線</w:t>
       </w:r>
     </w:p>
     <w:p>
-      <w:pPr/>
       <w:r>
-        <w:rPr>
-          <w:sz w:val="22"/>
-        </w:rPr>
-        <w:t>機械的故障から政治的継承への概念的飛躍は、Salehにより先駆的に行われた。</w:t>
-      </w:r>
-      <w:r>
-        <w:rPr>
-          <w:sz w:val="18"/>
-          <w:vertAlign w:val="superscript"/>
-        </w:rPr>
-        <w:t>1</w:t>
-      </w:r>
-      <w:r>
-        <w:rPr>
-          <w:sz w:val="22"/>
-        </w:rPr>
-        <w:t xml:space="preserve"> Salehは69人のローマ皇帝の在位期間にワイブル分布をフィッティングし、2つのワイブル分布の混合モデルがローマ帝位継承の双峰性ハザード構造を捉えることを実証した。</w:t>
-      </w:r>
-    </w:p>
-    <w:p>
-      <w:pPr/>
-      <w:r>
-        <w:rPr>
-          <w:sz w:val="22"/>
-        </w:rPr>
-        <w:t>統治者在位期間を部品寿命と類似的に扱うことの理論的正当性は、美濃部達吉の「天皇機関説」に予想外の支持を見出す。</w:t>
-      </w:r>
-      <w:r>
-        <w:rPr>
-          <w:sz w:val="18"/>
-          <w:vertAlign w:val="superscript"/>
-        </w:rPr>
-        <w:t>5,6</w:t>
-      </w:r>
-      <w:r>
-        <w:rPr>
-          <w:sz w:val="22"/>
-        </w:rPr>
-        <w:t xml:space="preserve"> 美濃部は天皇を主権的個人としてではなく、国家機構の中の機能的構成要素として概念化した。</w:t>
-      </w:r>
-      <w:r>
-        <w:rPr>
-          <w:sz w:val="18"/>
-          <w:vertAlign w:val="superscript"/>
-        </w:rPr>
-        <w:t>7</w:t>
-      </w:r>
-      <w:r>
-        <w:rPr>
-          <w:sz w:val="22"/>
-        </w:rPr>
-      </w:r>
-    </w:p>
-    <w:p>
-      <w:pPr/>
-      <w:r>
-        <w:rPr>
-          <w:sz w:val="22"/>
-        </w:rPr>
-        <w:t>本研究の中心的仮説は、ワイブル形状パラメータkが堅牢で解釈可能かつ文化横断的に比較可能な政治的安定性の指標——ハザード関数の数学に基づいた「平和度指数」——を提供するということである。</w:t>
+        <w:br w:type="page"/>
       </w:r>
     </w:p>
     <w:p>
@@ -209,6 +103,60 @@
         <w:pStyle w:val="Heading1"/>
       </w:pPr>
       <w:r>
+        <w:rPr>
+          <w:color w:val="000000"/>
+        </w:rPr>
+        <w:t>はじめに</w:t>
+      </w:r>
+    </w:p>
+    <w:p>
+      <w:r>
+        <w:rPr>
+          <w:b w:val="0"/>
+          <w:i w:val="0"/>
+          <w:sz w:val="24"/>
+        </w:rPr>
+        <w:t>信頼性工学の手法を歴史的・社会的現象に応用することは、定量的歴史学の新たなフロンティアである。信頼性工学は主に機械部品・電子デバイス・複雑システムの故障時間を分析するために発展し、時間-イベントデータを理解するための数学的に厳密な枠組みを提供する（Lawless, 2003）。この枠組みの中心に位置するのが、1951年にWaloddi Weibullによって導入されたワイブル分布であり、工学における故障時間分布のモデリングの標準ツールとなっている（Weibull, 1951; Abernethy, 2004）。この分布の汎用性は形状パラメータkに由来する：k &lt; 1は初期故障（時間とともに減少する早期故障）、k = 1はランダム故障（指数分布と等価な一定ハザード）、k &gt; 1は摩耗故障（年齢とともに増加するハザード）に対応する。これら三つの体制は信頼性工学でよく知られた「バスタブ曲線」を構成する（O'Connor and Kleyner, 2012）。</w:t>
+      </w:r>
+    </w:p>
+    <w:p>
+      <w:r>
+        <w:rPr>
+          <w:b w:val="0"/>
+          <w:i w:val="0"/>
+          <w:sz w:val="24"/>
+        </w:rPr>
+        <w:t>機械的故障から政治的継承への概念的飛躍を先駆けたのがSaleh（2019）であり、69人のローマ皇帝の在位期間にワイブル分布を当てはめた。Salehはローマ帝国の在位期間分布がk = 0.93のワイブル分布に従うことを示し、ハザード率がわずかに減少するパターン——暴力的除去のリスクが統治初期に最も高い「クーデター多発型」体制と整合的なパターン——を明らかにした。</w:t>
+      </w:r>
+    </w:p>
+    <w:p>
+      <w:r>
+        <w:rPr>
+          <w:b w:val="0"/>
+          <w:i w:val="0"/>
+          <w:sz w:val="24"/>
+        </w:rPr>
+        <w:t>統治者の在位期間を部品の寿命と類推的に扱う理論的正当性は、憲法理論に予期せぬ支持を見出す。天皇機関説は、日本の著名な憲法学者・美濃部達吉が20世紀初頭に提唱したもので、天皇を超越的主権者ではなく国家の機関（きかん）として明示的に概念化した（美濃部, 1912, 1923）。この枠組みの下では、君主は統治の大きな機構の中で一つの構成要素として機能する——個々の構成要素が複雑システムの中で定められた役割を果たすという信頼性工学の観点と直接的に並行する概念化である。美濃部の理論は日本の憲法的文脈で発展し、1935年の天皇機関説事件で物議を醸しつつ弾圧されたが、その核心的洞察——統治者は固有の存在ではなく国家装置の機能的要素である——は、政治的継承に工学的故障モデルを適用する原理的根拠を提供する（Miller, 1965; Banno, 2001）。</w:t>
+      </w:r>
+    </w:p>
+    <w:p>
+      <w:r>
+        <w:rPr>
+          <w:b w:val="0"/>
+          <w:i w:val="0"/>
+          <w:sz w:val="24"/>
+        </w:rPr>
+        <w:t>Salehのアプローチの将来性にもかかわらず、既存の文献は単一の政体に限定されている。ワイブル分布がローマ帝国を超えて一般化できるか、また形状パラメータkが意味のある文化横断的な政治安定性指標として機能するかは未解決の問題である。政治的ダイナミクスに対する先行の定量的アプローチは、帝国の成長と衰退（Taagepera, 1979）、国家形成の長期的循環（Turchin, 2003; Turchin and Nefedov, 2009）、紛争の重大性におけるべき乗則（Clauset, 2018）、政治組織の文化横断的変異（Murdock, 1967; Olsson and Paik, 2016）を検討してきたが、統治者の在位期間にパラメトリック生存分析を体系的な政治安定性指標として適用したものはない。本研究はこのギャップに取り組み、ヨーロッパ、アジア、中東、アフリカ、アメリカにわたる31の政体の統治者在位期間に対して系統的なワイブル分析を実施し、3千年以上にわたる1,000件以上の個別の在位期間を包含する。さらに、継承メカニズム別（選挙制 vs 世襲制）および歴史的年代別（古代、中世、近世、近代、現代）の層別サブ解析を行い、政治安定性の構造的・時間的決定因子を探究する。</w:t>
+      </w:r>
+    </w:p>
+    <w:p>
+      <w:pPr>
+        <w:pStyle w:val="Heading1"/>
+      </w:pPr>
+      <w:r>
+        <w:rPr>
+          <w:color w:val="000000"/>
+        </w:rPr>
         <w:t>方法</w:t>
       </w:r>
     </w:p>
@@ -217,16 +165,20 @@
         <w:pStyle w:val="Heading2"/>
       </w:pPr>
       <w:r>
-        <w:t>データ収集と範囲</w:t>
+        <w:rPr>
+          <w:color w:val="000000"/>
+        </w:rPr>
+        <w:t>データ収集</w:t>
       </w:r>
     </w:p>
     <w:p>
-      <w:pPr/>
       <w:r>
         <w:rPr>
-          <w:sz w:val="22"/>
+          <w:b w:val="0"/>
+          <w:i w:val="0"/>
+          <w:sz w:val="24"/>
         </w:rPr>
-        <w:t>在位期間データは確立された歴史的資料から編纂し、各政体について複数の参考文献と照合して検証した。5つの地理的地域にわたる合計31の異なる政体、1,148件の個別在位期間が含まれる。データセット、変数定義、分析コードはhttps://github.com/bougtoir/sovereign-weibull-analysis で公開されている。</w:t>
+        <w:t>在位期間データは確立された歴史的資料から編纂し、各政体について複数の文献で照合した。合計31の政体が含まれ、1,071件の個別の在位期間を構成する。政体は6つの地理的・文化的カテゴリに分類された：ヨーロッパ（13政体：ローマ帝国、イングランド/英国、フランス、神聖ローマ帝国、デンマーク、スウェーデン、スコットランド、スペイン、ポルトガル、ポーランド、ロシア、ビザンツ帝国、教皇庁（1000年以降））、アジア（9政体：日本天皇、中国唐、中国明、中国清、朝鮮李氏朝鮮、高麗、ムガル帝国、クメール帝国、タイ・チャクリー朝）、中東（4政体：オスマン帝国、イスラム・カリフ制、マムルーク朝、ペルシア/イラン）、アフリカ（2政体：エチオピア、エジプト新王国）、アメリカ（1政体：アメリカ合衆国大統領）。在位期間は即位から退位（退位、崩御、または廃位）までの年数で計測した。</w:t>
       </w:r>
     </w:p>
     <w:p>
@@ -234,16 +186,83 @@
         <w:pStyle w:val="Heading2"/>
       </w:pPr>
       <w:r>
+        <w:rPr>
+          <w:color w:val="000000"/>
+        </w:rPr>
         <w:t>継承メカニズムの分類</w:t>
       </w:r>
     </w:p>
     <w:p>
-      <w:pPr/>
       <w:r>
         <w:rPr>
-          <w:sz w:val="22"/>
+          <w:b w:val="0"/>
+          <w:i w:val="0"/>
+          <w:sz w:val="24"/>
         </w:rPr>
-        <w:t>各政体は主要な継承メカニズムに基づき「選挙制」または「世襲制」に分類した。米国大統領は、憲法上の固定任期制が在位期間を機械的に制約するため、「任期制民主主義」として別カテゴリに分類した。</w:t>
+        <w:t>各政体は支配的な継承メカニズムに基づいて「選挙制」または「世襲制」に分類された。選挙制政体（N = 7）には、選挙、合議体による選出、または軍による推戴で統治者が選ばれたシステムが含まれる：ローマ帝国、ビザンツ帝国、神聖ローマ帝国、ポーランド（選挙王制期）、教皇庁、イスラム・カリフ制、マムルーク朝、およびアメリカ合衆国大統領（※任期制限付き民主制として別分類、後述）。世襲制政体（N = 23）には、王朝的血統が主要な継承メカニズムであるシステムが含まれる。</w:t>
+      </w:r>
+    </w:p>
+    <w:p>
+      <w:pPr>
+        <w:pStyle w:val="Heading2"/>
+      </w:pPr>
+      <w:r>
+        <w:rPr>
+          <w:color w:val="000000"/>
+        </w:rPr>
+        <w:t>年代分類</w:t>
+      </w:r>
+    </w:p>
+    <w:p>
+      <w:r>
+        <w:rPr>
+          <w:b w:val="0"/>
+          <w:i w:val="0"/>
+          <w:sz w:val="24"/>
+        </w:rPr>
+        <w:t>年代別サブ解析のために、個別の在位期間を5つの標準的な歴史的時代区分に割り当てた：古代（～476年、西ローマ帝国滅亡）、中世（476-1453年、コンスタンティノープル陥落）、近世（1453-1789年、フランス革命）、近代（1789-1945年、第二次世界大戦終結）、現代（1945年～現在）。割り当ては各政体の時間範囲内での各在位の推定開始年に基づいて比例的に行った。</w:t>
+      </w:r>
+    </w:p>
+    <w:p>
+      <w:pPr>
+        <w:pStyle w:val="Heading2"/>
+      </w:pPr>
+      <w:r>
+        <w:rPr>
+          <w:color w:val="000000"/>
+        </w:rPr>
+        <w:t>ワイブル分布の当てはめ</w:t>
+      </w:r>
+    </w:p>
+    <w:p>
+      <w:r>
+        <w:rPr>
+          <w:b w:val="0"/>
+          <w:i w:val="0"/>
+          <w:sz w:val="24"/>
+        </w:rPr>
+        <w:t>確率密度関数 f(t) = (k/lambda)(t/lambda)^(k-1) exp(-(t/lambda)^k) を持つ二母数ワイブル分布を、最尤推定法（MLE）により各データセットに当てはめた。形状パラメータkおよび尺度パラメータlambdaは、ワイブル確率プロットでの線形化回帰から得た初期値を用いたニュートン・ラプソン法で推定した。適合度はコルモゴロフ・スミルノフ（KS）検定およびワイブル確率プロットの決定係数（R二乗）で評価した。当てはめにはN &gt;= 5の最小サンプルサイズを要求した。</w:t>
+      </w:r>
+    </w:p>
+    <w:p>
+      <w:pPr>
+        <w:pStyle w:val="Heading2"/>
+      </w:pPr>
+      <w:r>
+        <w:rPr>
+          <w:color w:val="000000"/>
+        </w:rPr>
+        <w:t>ブートストラップ信頼区間</w:t>
+      </w:r>
+    </w:p>
+    <w:p>
+      <w:r>
+        <w:rPr>
+          <w:b w:val="0"/>
+          <w:i w:val="0"/>
+          <w:sz w:val="24"/>
+        </w:rPr>
+        <w:t>形状パラメータkの95%信頼区間は、500回の反復によるノンパラメトリック・ブートストラップ再標本で推定した。各反復で、観測された在位期間からサイズNのブートストラップ標本を復元抽出し、ワイブル形状パラメータを再推定した。ブートストラップ分布の2.5パーセンタイルと97.5パーセンタイルを信頼区間とした。</w:t>
       </w:r>
     </w:p>
     <w:p>
@@ -255,24 +274,11 @@
       </w:r>
     </w:p>
     <w:p>
-      <w:pPr/>
       <w:r>
         <w:rPr>
           <w:sz w:val="22"/>
         </w:rPr>
-        <w:t>ワイブル分布が最良のフィットを提供するかを評価するため、ワイブル、対数正規、ガンマ、指数の4つの候補分布について体系的モデル選択を実施した。モデル比較にはAIC（赤池情報量基準）とBIC（ベイズ情報量基準）を用いた。</w:t>
-      </w:r>
-      <w:r>
-        <w:rPr>
-          <w:sz w:val="18"/>
-          <w:vertAlign w:val="superscript"/>
-        </w:rPr>
-        <w:t>9</w:t>
-      </w:r>
-      <w:r>
-        <w:rPr>
-          <w:sz w:val="22"/>
-        </w:rPr>
+        <w:t>ワイブル分布が単に許容可能な当てはまりを提供するだけでなく、最良の当てはまりを提供するかを評価するため、正の右裾データに対する4つの候補分布（ワイブル、対数正規、ガンマ、指数）の体系的なモデル選択を実施した。すべての分布は位置パラメータをゼロに固定してMLEで当てはめた。モデル比較には赤池情報量規準（AIC）およびベイズ情報量規準（BIC）を用いた。ΔAIC &lt; 2は本質的に同等の当てはまりを示し、ΔAIC 2-10は中程度の証拠、ΔAIC &gt; 10は強い証拠を示す（Burnham and Anderson, 2002）。指数分布（1パラメータ）は無記憶な継承（k = 1）に対応するネスト帰無モデルとして機能する。</w:t>
       </w:r>
     </w:p>
     <w:p>
@@ -280,16 +286,15 @@
         <w:pStyle w:val="Heading2"/>
       </w:pPr>
       <w:r>
-        <w:t>最小標本サイズの考慮</w:t>
+        <w:t>最小サンプルサイズに関する考慮</w:t>
       </w:r>
     </w:p>
     <w:p>
-      <w:pPr/>
       <w:r>
         <w:rPr>
           <w:sz w:val="22"/>
         </w:rPr>
-        <w:t>標本サイズがN = 15未満の政体（アステカ帝国N = 9、タイ・チャクリー朝N = 10、清朝N = 11、インカ帝国N = 12）は信頼区間が広く、定性的解釈が困難である。これらの政体は表1に参考値として含めるが、安定性レジーム分類からは除外する。</w:t>
+        <w:t>サンプルサイズがN &lt; 15の政体（アステカ帝国 N = 9、タイ・チャクリー朝 N = 10、中国・清 N = 11、インカ帝国 N = 12）は広い信頼区間を生じ、信頼性の高い定性的解釈を排除する。これらの政体は表1に完全性のために含めるが、フラグを付け、定性的な体制分類からは除外する。また、kの95%信頼区間がk = 1の閾値を跨ぐ政体は、安定性体制分類が不確定であると注記する。</w:t>
       </w:r>
     </w:p>
     <w:p>
@@ -297,29 +302,20 @@
         <w:pStyle w:val="Heading2"/>
       </w:pPr>
       <w:r>
-        <w:t>内部整合性チェック</w:t>
+        <w:rPr>
+          <w:color w:val="000000"/>
+        </w:rPr>
+        <w:t>統計的比較</w:t>
       </w:r>
     </w:p>
     <w:p>
-      <w:pPr/>
       <w:r>
         <w:rPr>
-          <w:sz w:val="22"/>
+          <w:b w:val="0"/>
+          <w:i w:val="0"/>
+          <w:sz w:val="24"/>
         </w:rPr>
-        <w:t>ワイブル形状パラメータが政治的安定性の経験的に意味のあるパターンを捉えているかを評価するため、暴力的継承率と内戦数を独立した歴史資料から編纂した。</w:t>
-      </w:r>
-      <w:r>
-        <w:rPr>
-          <w:sz w:val="18"/>
-          <w:vertAlign w:val="superscript"/>
-        </w:rPr>
-        <w:t>11,12,13,14</w:t>
-      </w:r>
-      <w:r>
-        <w:rPr>
-          <w:sz w:val="22"/>
-        </w:rPr>
-        <w:t xml:space="preserve"> ワイブル形状パラメータと暴力的継承率の両方が同一の歴史的記録に基づくため、この分析は独立した外部検証ではなく内部整合性の実証として位置付ける。</w:t>
+        <w:t>サブグループ間（選挙制 vs 世襲制、年代間）の差は二標本コルモゴロフ・スミルノフ検定およびマン・ホイットニーU検定で評価した。形状パラメータの差に対するブートストラップ検定を1,000回の再標本で実施し、P(k_世襲 &gt; k_選挙)および差の95%信頼区間を算出した。カプラン・マイヤー生存曲線（Kaplan and Meier, 1958）をプール・サブグループの視覚的比較のために算出した。比例ハザードの仮定はCox（1972）の枠組みに従って評価した。全ての分析はPython 3（NumPy、SciPy、Matplotlib）で実施した。</w:t>
       </w:r>
     </w:p>
     <w:p>
@@ -327,6 +323,9 @@
         <w:pStyle w:val="Heading1"/>
       </w:pPr>
       <w:r>
+        <w:rPr>
+          <w:color w:val="000000"/>
+        </w:rPr>
         <w:t>結果</w:t>
       </w:r>
     </w:p>
@@ -335,16 +334,2515 @@
         <w:pStyle w:val="Heading2"/>
       </w:pPr>
       <w:r>
-        <w:t>主分析：31政体のグローバル比較</w:t>
+        <w:rPr>
+          <w:color w:val="000000"/>
+        </w:rPr>
+        <w:t>主解析：31政体のグローバル比較</w:t>
       </w:r>
     </w:p>
     <w:p>
-      <w:pPr/>
       <w:r>
         <w:rPr>
-          <w:sz w:val="22"/>
+          <w:b w:val="0"/>
+          <w:i w:val="0"/>
+          <w:sz w:val="24"/>
         </w:rPr>
-        <w:t>分析対象31政体の大多数でワイブル分布は適切なフィット（KS検定 p &gt; 0.05）を示した。形状パラメータkは0.851（マムルーク朝）から2.721（米国大統領）の範囲であった。信頼区間がk = 1を跨ぐ政体については、レジーム分類を慎重に解釈すべきである。</w:t>
+        <w:t>ワイブル分布は分析した31政体の大多数で適切な当てはまり（KS検定 p &gt; 0.05; 30/31政体で適合）を示した。表1に形状パラメータkの順にランク付けした完全な結果を示す。形状パラメータはk = 0.851（マムルーク朝）からk = 2.721（アメリカ合衆国大統領）の範囲で、中央値1.240、平均値1.330であった。図1にこれらの結果を世界地図上に示す。</w:t>
+      </w:r>
+    </w:p>
+    <w:p>
+      <w:r>
+        <w:rPr>
+          <w:b w:val="0"/>
+          <w:i w:val="0"/>
+          <w:sz w:val="24"/>
+        </w:rPr>
+        <w:t>三つの異なる安定性体制が浮かび上がった。第一に、マムルーク朝（k = 0.851）、ローマ帝国（k = 0.880）、ムガル帝国（k = 0.936）からなる「クーデター多発型」クラスター（k &lt; 1）であり、早期の廃位が最も一般的なハザード減少パターンを特徴とする。第二に、イスラム・カリフ制（k = 1.004）、ロシア（k = 1.015）、ビザンツ帝国（k = 1.113）、および大部分のヨーロッパ・アジアの君主制を含む「ランダム交代」クラスター（k ≈ 1.0-1.3）。第三に、日本天皇（k = 1.648）、デンマーク（k = 1.788）、スウェーデン（k = 1.897）、スコットランド（k = 1.937）、アメリカ合衆国大統領（k = 2.721）を含む「安定・老化型」クラスター（k &gt; 1.5）であり、工学における部品老化に類似した摩耗パターンを示す。 なお、31政体中14政体の95%信頼区間がk = 1を跨いでおり、これらの政体の安定性体制分類は統計的に決定的ではない。また、N &lt; 15の4政体（アステカ帝国 N = 9、タイ・チャクリー朝 N = 10、中国・清 N = 11、インカ帝国 N = 12）は信頼区間が広く、定性的解釈は慎重を要する。</w:t>
+      </w:r>
+    </w:p>
+    <w:p>
+      <w:pPr>
+        <w:pStyle w:val="Heading3"/>
+      </w:pPr>
+      <w:r>
+        <w:rPr>
+          <w:color w:val="000000"/>
+        </w:rPr>
+        <w:t>表1. 31政体のワイブル形状パラメータk</w:t>
+      </w:r>
+    </w:p>
+    <w:tbl>
+      <w:tblPr>
+        <w:tblStyle w:val="TableGrid"/>
+        <w:tblW w:type="auto" w:w="0"/>
+        <w:jc w:val="center"/>
+        <w:tblLook w:firstColumn="1" w:firstRow="1" w:lastColumn="0" w:lastRow="0" w:noHBand="0" w:noVBand="1" w:val="04A0"/>
+      </w:tblPr>
+      <w:tblGrid>
+        <w:gridCol w:w="1560"/>
+        <w:gridCol w:w="1560"/>
+        <w:gridCol w:w="1560"/>
+        <w:gridCol w:w="1560"/>
+        <w:gridCol w:w="1560"/>
+        <w:gridCol w:w="1560"/>
+      </w:tblGrid>
+      <w:tr>
+        <w:tc>
+          <w:tcPr>
+            <w:tcW w:type="dxa" w:w="1560"/>
+          </w:tcPr>
+          <w:p>
+            <w:r>
+              <w:rPr>
+                <w:b/>
+                <w:sz w:val="18"/>
+              </w:rPr>
+              <w:t>政体</w:t>
+            </w:r>
+          </w:p>
+        </w:tc>
+        <w:tc>
+          <w:tcPr>
+            <w:tcW w:type="dxa" w:w="1560"/>
+          </w:tcPr>
+          <w:p>
+            <w:r>
+              <w:rPr>
+                <w:b/>
+                <w:sz w:val="18"/>
+              </w:rPr>
+              <w:t>k</w:t>
+            </w:r>
+          </w:p>
+        </w:tc>
+        <w:tc>
+          <w:tcPr>
+            <w:tcW w:type="dxa" w:w="1560"/>
+          </w:tcPr>
+          <w:p>
+            <w:r>
+              <w:rPr>
+                <w:b/>
+                <w:sz w:val="18"/>
+              </w:rPr>
+              <w:t>95% CI</w:t>
+            </w:r>
+          </w:p>
+        </w:tc>
+        <w:tc>
+          <w:tcPr>
+            <w:tcW w:type="dxa" w:w="1560"/>
+          </w:tcPr>
+          <w:p>
+            <w:r>
+              <w:rPr>
+                <w:b/>
+                <w:sz w:val="18"/>
+              </w:rPr>
+              <w:t>N</w:t>
+            </w:r>
+          </w:p>
+        </w:tc>
+        <w:tc>
+          <w:tcPr>
+            <w:tcW w:type="dxa" w:w="1560"/>
+          </w:tcPr>
+          <w:p>
+            <w:r>
+              <w:rPr>
+                <w:b/>
+                <w:sz w:val="18"/>
+              </w:rPr>
+              <w:t>継承</w:t>
+            </w:r>
+          </w:p>
+        </w:tc>
+        <w:tc>
+          <w:tcPr>
+            <w:tcW w:type="dxa" w:w="1560"/>
+          </w:tcPr>
+          <w:p>
+            <w:r>
+              <w:rPr>
+                <w:b/>
+                <w:sz w:val="18"/>
+              </w:rPr>
+              <w:t>地域</w:t>
+            </w:r>
+          </w:p>
+        </w:tc>
+      </w:tr>
+      <w:tr>
+        <w:tc>
+          <w:tcPr>
+            <w:tcW w:type="dxa" w:w="1560"/>
+          </w:tcPr>
+          <w:p>
+            <w:r>
+              <w:rPr>
+                <w:sz w:val="18"/>
+              </w:rPr>
+              <w:t>マムルーク朝</w:t>
+            </w:r>
+          </w:p>
+        </w:tc>
+        <w:tc>
+          <w:tcPr>
+            <w:tcW w:type="dxa" w:w="1560"/>
+          </w:tcPr>
+          <w:p>
+            <w:r>
+              <w:rPr>
+                <w:sz w:val="18"/>
+              </w:rPr>
+              <w:t>0.851</w:t>
+            </w:r>
+          </w:p>
+        </w:tc>
+        <w:tc>
+          <w:tcPr>
+            <w:tcW w:type="dxa" w:w="1560"/>
+          </w:tcPr>
+          <w:p>
+            <w:r>
+              <w:rPr>
+                <w:sz w:val="18"/>
+              </w:rPr>
+              <w:t>[0.73, 1.13]</w:t>
+            </w:r>
+          </w:p>
+        </w:tc>
+        <w:tc>
+          <w:tcPr>
+            <w:tcW w:type="dxa" w:w="1560"/>
+          </w:tcPr>
+          <w:p>
+            <w:r>
+              <w:rPr>
+                <w:sz w:val="18"/>
+              </w:rPr>
+              <w:t>27</w:t>
+            </w:r>
+          </w:p>
+        </w:tc>
+        <w:tc>
+          <w:tcPr>
+            <w:tcW w:type="dxa" w:w="1560"/>
+          </w:tcPr>
+          <w:p>
+            <w:r>
+              <w:rPr>
+                <w:sz w:val="18"/>
+              </w:rPr>
+              <w:t>選挙制</w:t>
+            </w:r>
+          </w:p>
+        </w:tc>
+        <w:tc>
+          <w:tcPr>
+            <w:tcW w:type="dxa" w:w="1560"/>
+          </w:tcPr>
+          <w:p>
+            <w:r>
+              <w:rPr>
+                <w:sz w:val="18"/>
+              </w:rPr>
+              <w:t>中東</w:t>
+            </w:r>
+          </w:p>
+        </w:tc>
+      </w:tr>
+      <w:tr>
+        <w:tc>
+          <w:tcPr>
+            <w:tcW w:type="dxa" w:w="1560"/>
+          </w:tcPr>
+          <w:p>
+            <w:r>
+              <w:rPr>
+                <w:sz w:val="18"/>
+              </w:rPr>
+              <w:t>ローマ帝国</w:t>
+            </w:r>
+          </w:p>
+        </w:tc>
+        <w:tc>
+          <w:tcPr>
+            <w:tcW w:type="dxa" w:w="1560"/>
+          </w:tcPr>
+          <w:p>
+            <w:r>
+              <w:rPr>
+                <w:sz w:val="18"/>
+              </w:rPr>
+              <w:t>0.880</w:t>
+            </w:r>
+          </w:p>
+        </w:tc>
+        <w:tc>
+          <w:tcPr>
+            <w:tcW w:type="dxa" w:w="1560"/>
+          </w:tcPr>
+          <w:p>
+            <w:r>
+              <w:rPr>
+                <w:sz w:val="18"/>
+              </w:rPr>
+              <w:t>[0.78, 1.04]</w:t>
+            </w:r>
+          </w:p>
+        </w:tc>
+        <w:tc>
+          <w:tcPr>
+            <w:tcW w:type="dxa" w:w="1560"/>
+          </w:tcPr>
+          <w:p>
+            <w:r>
+              <w:rPr>
+                <w:sz w:val="18"/>
+              </w:rPr>
+              <w:t>55</w:t>
+            </w:r>
+          </w:p>
+        </w:tc>
+        <w:tc>
+          <w:tcPr>
+            <w:tcW w:type="dxa" w:w="1560"/>
+          </w:tcPr>
+          <w:p>
+            <w:r>
+              <w:rPr>
+                <w:sz w:val="18"/>
+              </w:rPr>
+              <w:t>選挙制</w:t>
+            </w:r>
+          </w:p>
+        </w:tc>
+        <w:tc>
+          <w:tcPr>
+            <w:tcW w:type="dxa" w:w="1560"/>
+          </w:tcPr>
+          <w:p>
+            <w:r>
+              <w:rPr>
+                <w:sz w:val="18"/>
+              </w:rPr>
+              <w:t>ヨーロッパ</w:t>
+            </w:r>
+          </w:p>
+        </w:tc>
+      </w:tr>
+      <w:tr>
+        <w:tc>
+          <w:tcPr>
+            <w:tcW w:type="dxa" w:w="1560"/>
+          </w:tcPr>
+          <w:p>
+            <w:r>
+              <w:rPr>
+                <w:sz w:val="18"/>
+              </w:rPr>
+              <w:t>ムガル帝国</w:t>
+            </w:r>
+          </w:p>
+        </w:tc>
+        <w:tc>
+          <w:tcPr>
+            <w:tcW w:type="dxa" w:w="1560"/>
+          </w:tcPr>
+          <w:p>
+            <w:r>
+              <w:rPr>
+                <w:sz w:val="18"/>
+              </w:rPr>
+              <w:t>0.936</w:t>
+            </w:r>
+          </w:p>
+        </w:tc>
+        <w:tc>
+          <w:tcPr>
+            <w:tcW w:type="dxa" w:w="1560"/>
+          </w:tcPr>
+          <w:p>
+            <w:r>
+              <w:rPr>
+                <w:sz w:val="18"/>
+              </w:rPr>
+              <w:t>[0.72, 1.50]</w:t>
+            </w:r>
+          </w:p>
+        </w:tc>
+        <w:tc>
+          <w:tcPr>
+            <w:tcW w:type="dxa" w:w="1560"/>
+          </w:tcPr>
+          <w:p>
+            <w:r>
+              <w:rPr>
+                <w:sz w:val="18"/>
+              </w:rPr>
+              <w:t>15</w:t>
+            </w:r>
+          </w:p>
+        </w:tc>
+        <w:tc>
+          <w:tcPr>
+            <w:tcW w:type="dxa" w:w="1560"/>
+          </w:tcPr>
+          <w:p>
+            <w:r>
+              <w:rPr>
+                <w:sz w:val="18"/>
+              </w:rPr>
+              <w:t>世襲制</w:t>
+            </w:r>
+          </w:p>
+        </w:tc>
+        <w:tc>
+          <w:tcPr>
+            <w:tcW w:type="dxa" w:w="1560"/>
+          </w:tcPr>
+          <w:p>
+            <w:r>
+              <w:rPr>
+                <w:sz w:val="18"/>
+              </w:rPr>
+              <w:t>アジア</w:t>
+            </w:r>
+          </w:p>
+        </w:tc>
+      </w:tr>
+      <w:tr>
+        <w:tc>
+          <w:tcPr>
+            <w:tcW w:type="dxa" w:w="1560"/>
+          </w:tcPr>
+          <w:p>
+            <w:r>
+              <w:rPr>
+                <w:sz w:val="18"/>
+              </w:rPr>
+              <w:t>イスラム・カリフ制</w:t>
+            </w:r>
+          </w:p>
+        </w:tc>
+        <w:tc>
+          <w:tcPr>
+            <w:tcW w:type="dxa" w:w="1560"/>
+          </w:tcPr>
+          <w:p>
+            <w:r>
+              <w:rPr>
+                <w:sz w:val="18"/>
+              </w:rPr>
+              <w:t>1.004</w:t>
+            </w:r>
+          </w:p>
+        </w:tc>
+        <w:tc>
+          <w:tcPr>
+            <w:tcW w:type="dxa" w:w="1560"/>
+          </w:tcPr>
+          <w:p>
+            <w:r>
+              <w:rPr>
+                <w:sz w:val="18"/>
+              </w:rPr>
+              <w:t>[0.87, 1.25]</w:t>
+            </w:r>
+          </w:p>
+        </w:tc>
+        <w:tc>
+          <w:tcPr>
+            <w:tcW w:type="dxa" w:w="1560"/>
+          </w:tcPr>
+          <w:p>
+            <w:r>
+              <w:rPr>
+                <w:sz w:val="18"/>
+              </w:rPr>
+              <w:t>55</w:t>
+            </w:r>
+          </w:p>
+        </w:tc>
+        <w:tc>
+          <w:tcPr>
+            <w:tcW w:type="dxa" w:w="1560"/>
+          </w:tcPr>
+          <w:p>
+            <w:r>
+              <w:rPr>
+                <w:sz w:val="18"/>
+              </w:rPr>
+              <w:t>選挙制</w:t>
+            </w:r>
+          </w:p>
+        </w:tc>
+        <w:tc>
+          <w:tcPr>
+            <w:tcW w:type="dxa" w:w="1560"/>
+          </w:tcPr>
+          <w:p>
+            <w:r>
+              <w:rPr>
+                <w:sz w:val="18"/>
+              </w:rPr>
+              <w:t>中東</w:t>
+            </w:r>
+          </w:p>
+        </w:tc>
+      </w:tr>
+      <w:tr>
+        <w:tc>
+          <w:tcPr>
+            <w:tcW w:type="dxa" w:w="1560"/>
+          </w:tcPr>
+          <w:p>
+            <w:r>
+              <w:rPr>
+                <w:sz w:val="18"/>
+              </w:rPr>
+              <w:t>ロシア</w:t>
+            </w:r>
+          </w:p>
+        </w:tc>
+        <w:tc>
+          <w:tcPr>
+            <w:tcW w:type="dxa" w:w="1560"/>
+          </w:tcPr>
+          <w:p>
+            <w:r>
+              <w:rPr>
+                <w:sz w:val="18"/>
+              </w:rPr>
+              <w:t>1.015</w:t>
+            </w:r>
+          </w:p>
+        </w:tc>
+        <w:tc>
+          <w:tcPr>
+            <w:tcW w:type="dxa" w:w="1560"/>
+          </w:tcPr>
+          <w:p>
+            <w:r>
+              <w:rPr>
+                <w:sz w:val="18"/>
+              </w:rPr>
+              <w:t>[0.80, 1.45]</w:t>
+            </w:r>
+          </w:p>
+        </w:tc>
+        <w:tc>
+          <w:tcPr>
+            <w:tcW w:type="dxa" w:w="1560"/>
+          </w:tcPr>
+          <w:p>
+            <w:r>
+              <w:rPr>
+                <w:sz w:val="18"/>
+              </w:rPr>
+              <w:t>25</w:t>
+            </w:r>
+          </w:p>
+        </w:tc>
+        <w:tc>
+          <w:tcPr>
+            <w:tcW w:type="dxa" w:w="1560"/>
+          </w:tcPr>
+          <w:p>
+            <w:r>
+              <w:rPr>
+                <w:sz w:val="18"/>
+              </w:rPr>
+              <w:t>世襲制</w:t>
+            </w:r>
+          </w:p>
+        </w:tc>
+        <w:tc>
+          <w:tcPr>
+            <w:tcW w:type="dxa" w:w="1560"/>
+          </w:tcPr>
+          <w:p>
+            <w:r>
+              <w:rPr>
+                <w:sz w:val="18"/>
+              </w:rPr>
+              <w:t>ヨーロッパ</w:t>
+            </w:r>
+          </w:p>
+        </w:tc>
+      </w:tr>
+      <w:tr>
+        <w:tc>
+          <w:tcPr>
+            <w:tcW w:type="dxa" w:w="1560"/>
+          </w:tcPr>
+          <w:p>
+            <w:r>
+              <w:rPr>
+                <w:sz w:val="18"/>
+              </w:rPr>
+              <w:t>ペルシア/イラン</w:t>
+            </w:r>
+          </w:p>
+        </w:tc>
+        <w:tc>
+          <w:tcPr>
+            <w:tcW w:type="dxa" w:w="1560"/>
+          </w:tcPr>
+          <w:p>
+            <w:r>
+              <w:rPr>
+                <w:sz w:val="18"/>
+              </w:rPr>
+              <w:t>1.079</w:t>
+            </w:r>
+          </w:p>
+        </w:tc>
+        <w:tc>
+          <w:tcPr>
+            <w:tcW w:type="dxa" w:w="1560"/>
+          </w:tcPr>
+          <w:p>
+            <w:r>
+              <w:rPr>
+                <w:sz w:val="18"/>
+              </w:rPr>
+              <w:t>[0.80, 1.59]</w:t>
+            </w:r>
+          </w:p>
+        </w:tc>
+        <w:tc>
+          <w:tcPr>
+            <w:tcW w:type="dxa" w:w="1560"/>
+          </w:tcPr>
+          <w:p>
+            <w:r>
+              <w:rPr>
+                <w:sz w:val="18"/>
+              </w:rPr>
+              <w:t>22</w:t>
+            </w:r>
+          </w:p>
+        </w:tc>
+        <w:tc>
+          <w:tcPr>
+            <w:tcW w:type="dxa" w:w="1560"/>
+          </w:tcPr>
+          <w:p>
+            <w:r>
+              <w:rPr>
+                <w:sz w:val="18"/>
+              </w:rPr>
+              <w:t>世襲制</w:t>
+            </w:r>
+          </w:p>
+        </w:tc>
+        <w:tc>
+          <w:tcPr>
+            <w:tcW w:type="dxa" w:w="1560"/>
+          </w:tcPr>
+          <w:p>
+            <w:r>
+              <w:rPr>
+                <w:sz w:val="18"/>
+              </w:rPr>
+              <w:t>中東</w:t>
+            </w:r>
+          </w:p>
+        </w:tc>
+      </w:tr>
+      <w:tr>
+        <w:tc>
+          <w:tcPr>
+            <w:tcW w:type="dxa" w:w="1560"/>
+          </w:tcPr>
+          <w:p>
+            <w:r>
+              <w:rPr>
+                <w:sz w:val="18"/>
+              </w:rPr>
+              <w:t>ビザンツ帝国</w:t>
+            </w:r>
+          </w:p>
+        </w:tc>
+        <w:tc>
+          <w:tcPr>
+            <w:tcW w:type="dxa" w:w="1560"/>
+          </w:tcPr>
+          <w:p>
+            <w:r>
+              <w:rPr>
+                <w:sz w:val="18"/>
+              </w:rPr>
+              <w:t>1.113</w:t>
+            </w:r>
+          </w:p>
+        </w:tc>
+        <w:tc>
+          <w:tcPr>
+            <w:tcW w:type="dxa" w:w="1560"/>
+          </w:tcPr>
+          <w:p>
+            <w:r>
+              <w:rPr>
+                <w:sz w:val="18"/>
+              </w:rPr>
+              <w:t>[0.99, 1.27]</w:t>
+            </w:r>
+          </w:p>
+        </w:tc>
+        <w:tc>
+          <w:tcPr>
+            <w:tcW w:type="dxa" w:w="1560"/>
+          </w:tcPr>
+          <w:p>
+            <w:r>
+              <w:rPr>
+                <w:sz w:val="18"/>
+              </w:rPr>
+              <w:t>71</w:t>
+            </w:r>
+          </w:p>
+        </w:tc>
+        <w:tc>
+          <w:tcPr>
+            <w:tcW w:type="dxa" w:w="1560"/>
+          </w:tcPr>
+          <w:p>
+            <w:r>
+              <w:rPr>
+                <w:sz w:val="18"/>
+              </w:rPr>
+              <w:t>選挙制</w:t>
+            </w:r>
+          </w:p>
+        </w:tc>
+        <w:tc>
+          <w:tcPr>
+            <w:tcW w:type="dxa" w:w="1560"/>
+          </w:tcPr>
+          <w:p>
+            <w:r>
+              <w:rPr>
+                <w:sz w:val="18"/>
+              </w:rPr>
+              <w:t>ヨーロッパ</w:t>
+            </w:r>
+          </w:p>
+        </w:tc>
+      </w:tr>
+      <w:tr>
+        <w:tc>
+          <w:tcPr>
+            <w:tcW w:type="dxa" w:w="1560"/>
+          </w:tcPr>
+          <w:p>
+            <w:r>
+              <w:rPr>
+                <w:sz w:val="18"/>
+              </w:rPr>
+              <w:t>エジプト新王国</w:t>
+            </w:r>
+          </w:p>
+        </w:tc>
+        <w:tc>
+          <w:tcPr>
+            <w:tcW w:type="dxa" w:w="1560"/>
+          </w:tcPr>
+          <w:p>
+            <w:r>
+              <w:rPr>
+                <w:sz w:val="18"/>
+              </w:rPr>
+              <w:t>1.132</w:t>
+            </w:r>
+          </w:p>
+        </w:tc>
+        <w:tc>
+          <w:tcPr>
+            <w:tcW w:type="dxa" w:w="1560"/>
+          </w:tcPr>
+          <w:p>
+            <w:r>
+              <w:rPr>
+                <w:sz w:val="18"/>
+              </w:rPr>
+              <w:t>[0.93, 1.44]</w:t>
+            </w:r>
+          </w:p>
+        </w:tc>
+        <w:tc>
+          <w:tcPr>
+            <w:tcW w:type="dxa" w:w="1560"/>
+          </w:tcPr>
+          <w:p>
+            <w:r>
+              <w:rPr>
+                <w:sz w:val="18"/>
+              </w:rPr>
+              <w:t>31</w:t>
+            </w:r>
+          </w:p>
+        </w:tc>
+        <w:tc>
+          <w:tcPr>
+            <w:tcW w:type="dxa" w:w="1560"/>
+          </w:tcPr>
+          <w:p>
+            <w:r>
+              <w:rPr>
+                <w:sz w:val="18"/>
+              </w:rPr>
+              <w:t>世襲制</w:t>
+            </w:r>
+          </w:p>
+        </w:tc>
+        <w:tc>
+          <w:tcPr>
+            <w:tcW w:type="dxa" w:w="1560"/>
+          </w:tcPr>
+          <w:p>
+            <w:r>
+              <w:rPr>
+                <w:sz w:val="18"/>
+              </w:rPr>
+              <w:t>アフリカ/中東</w:t>
+            </w:r>
+          </w:p>
+        </w:tc>
+      </w:tr>
+      <w:tr>
+        <w:tc>
+          <w:tcPr>
+            <w:tcW w:type="dxa" w:w="1560"/>
+          </w:tcPr>
+          <w:p>
+            <w:r>
+              <w:rPr>
+                <w:sz w:val="18"/>
+              </w:rPr>
+              <w:t>中国・清</w:t>
+            </w:r>
+          </w:p>
+        </w:tc>
+        <w:tc>
+          <w:tcPr>
+            <w:tcW w:type="dxa" w:w="1560"/>
+          </w:tcPr>
+          <w:p>
+            <w:r>
+              <w:rPr>
+                <w:sz w:val="18"/>
+              </w:rPr>
+              <w:t>1.140</w:t>
+            </w:r>
+          </w:p>
+        </w:tc>
+        <w:tc>
+          <w:tcPr>
+            <w:tcW w:type="dxa" w:w="1560"/>
+          </w:tcPr>
+          <w:p>
+            <w:r>
+              <w:rPr>
+                <w:sz w:val="18"/>
+              </w:rPr>
+              <w:t>[0.88, 2.09]</w:t>
+            </w:r>
+          </w:p>
+        </w:tc>
+        <w:tc>
+          <w:tcPr>
+            <w:tcW w:type="dxa" w:w="1560"/>
+          </w:tcPr>
+          <w:p>
+            <w:r>
+              <w:rPr>
+                <w:sz w:val="18"/>
+              </w:rPr>
+              <w:t>11</w:t>
+            </w:r>
+          </w:p>
+        </w:tc>
+        <w:tc>
+          <w:tcPr>
+            <w:tcW w:type="dxa" w:w="1560"/>
+          </w:tcPr>
+          <w:p>
+            <w:r>
+              <w:rPr>
+                <w:sz w:val="18"/>
+              </w:rPr>
+              <w:t>世襲制</w:t>
+            </w:r>
+          </w:p>
+        </w:tc>
+        <w:tc>
+          <w:tcPr>
+            <w:tcW w:type="dxa" w:w="1560"/>
+          </w:tcPr>
+          <w:p>
+            <w:r>
+              <w:rPr>
+                <w:sz w:val="18"/>
+              </w:rPr>
+              <w:t>アジア</w:t>
+            </w:r>
+          </w:p>
+        </w:tc>
+      </w:tr>
+      <w:tr>
+        <w:tc>
+          <w:tcPr>
+            <w:tcW w:type="dxa" w:w="1560"/>
+          </w:tcPr>
+          <w:p>
+            <w:r>
+              <w:rPr>
+                <w:sz w:val="18"/>
+              </w:rPr>
+              <w:t>中国・唐</w:t>
+            </w:r>
+          </w:p>
+        </w:tc>
+        <w:tc>
+          <w:tcPr>
+            <w:tcW w:type="dxa" w:w="1560"/>
+          </w:tcPr>
+          <w:p>
+            <w:r>
+              <w:rPr>
+                <w:sz w:val="18"/>
+              </w:rPr>
+              <w:t>1.140</w:t>
+            </w:r>
+          </w:p>
+        </w:tc>
+        <w:tc>
+          <w:tcPr>
+            <w:tcW w:type="dxa" w:w="1560"/>
+          </w:tcPr>
+          <w:p>
+            <w:r>
+              <w:rPr>
+                <w:sz w:val="18"/>
+              </w:rPr>
+              <w:t>[0.90, 1.69]</w:t>
+            </w:r>
+          </w:p>
+        </w:tc>
+        <w:tc>
+          <w:tcPr>
+            <w:tcW w:type="dxa" w:w="1560"/>
+          </w:tcPr>
+          <w:p>
+            <w:r>
+              <w:rPr>
+                <w:sz w:val="18"/>
+              </w:rPr>
+              <w:t>22</w:t>
+            </w:r>
+          </w:p>
+        </w:tc>
+        <w:tc>
+          <w:tcPr>
+            <w:tcW w:type="dxa" w:w="1560"/>
+          </w:tcPr>
+          <w:p>
+            <w:r>
+              <w:rPr>
+                <w:sz w:val="18"/>
+              </w:rPr>
+              <w:t>世襲制</w:t>
+            </w:r>
+          </w:p>
+        </w:tc>
+        <w:tc>
+          <w:tcPr>
+            <w:tcW w:type="dxa" w:w="1560"/>
+          </w:tcPr>
+          <w:p>
+            <w:r>
+              <w:rPr>
+                <w:sz w:val="18"/>
+              </w:rPr>
+              <w:t>アジア</w:t>
+            </w:r>
+          </w:p>
+        </w:tc>
+      </w:tr>
+      <w:tr>
+        <w:tc>
+          <w:tcPr>
+            <w:tcW w:type="dxa" w:w="1560"/>
+          </w:tcPr>
+          <w:p>
+            <w:r>
+              <w:rPr>
+                <w:sz w:val="18"/>
+              </w:rPr>
+              <w:t>エチオピア</w:t>
+            </w:r>
+          </w:p>
+        </w:tc>
+        <w:tc>
+          <w:tcPr>
+            <w:tcW w:type="dxa" w:w="1560"/>
+          </w:tcPr>
+          <w:p>
+            <w:r>
+              <w:rPr>
+                <w:sz w:val="18"/>
+              </w:rPr>
+              <w:t>1.150</w:t>
+            </w:r>
+          </w:p>
+        </w:tc>
+        <w:tc>
+          <w:tcPr>
+            <w:tcW w:type="dxa" w:w="1560"/>
+          </w:tcPr>
+          <w:p>
+            <w:r>
+              <w:rPr>
+                <w:sz w:val="18"/>
+              </w:rPr>
+              <w:t>[0.94, 1.53]</w:t>
+            </w:r>
+          </w:p>
+        </w:tc>
+        <w:tc>
+          <w:tcPr>
+            <w:tcW w:type="dxa" w:w="1560"/>
+          </w:tcPr>
+          <w:p>
+            <w:r>
+              <w:rPr>
+                <w:sz w:val="18"/>
+              </w:rPr>
+              <w:t>27</w:t>
+            </w:r>
+          </w:p>
+        </w:tc>
+        <w:tc>
+          <w:tcPr>
+            <w:tcW w:type="dxa" w:w="1560"/>
+          </w:tcPr>
+          <w:p>
+            <w:r>
+              <w:rPr>
+                <w:sz w:val="18"/>
+              </w:rPr>
+              <w:t>世襲制</w:t>
+            </w:r>
+          </w:p>
+        </w:tc>
+        <w:tc>
+          <w:tcPr>
+            <w:tcW w:type="dxa" w:w="1560"/>
+          </w:tcPr>
+          <w:p>
+            <w:r>
+              <w:rPr>
+                <w:sz w:val="18"/>
+              </w:rPr>
+              <w:t>アフリカ</w:t>
+            </w:r>
+          </w:p>
+        </w:tc>
+      </w:tr>
+      <w:tr>
+        <w:tc>
+          <w:tcPr>
+            <w:tcW w:type="dxa" w:w="1560"/>
+          </w:tcPr>
+          <w:p>
+            <w:r>
+              <w:rPr>
+                <w:sz w:val="18"/>
+              </w:rPr>
+              <w:t>教皇庁（1000年以降）</w:t>
+            </w:r>
+          </w:p>
+        </w:tc>
+        <w:tc>
+          <w:tcPr>
+            <w:tcW w:type="dxa" w:w="1560"/>
+          </w:tcPr>
+          <w:p>
+            <w:r>
+              <w:rPr>
+                <w:sz w:val="18"/>
+              </w:rPr>
+              <w:t>1.163</w:t>
+            </w:r>
+          </w:p>
+        </w:tc>
+        <w:tc>
+          <w:tcPr>
+            <w:tcW w:type="dxa" w:w="1560"/>
+          </w:tcPr>
+          <w:p>
+            <w:r>
+              <w:rPr>
+                <w:sz w:val="18"/>
+              </w:rPr>
+              <w:t>[1.04, 1.33]</w:t>
+            </w:r>
+          </w:p>
+        </w:tc>
+        <w:tc>
+          <w:tcPr>
+            <w:tcW w:type="dxa" w:w="1560"/>
+          </w:tcPr>
+          <w:p>
+            <w:r>
+              <w:rPr>
+                <w:sz w:val="18"/>
+              </w:rPr>
+              <w:t>121</w:t>
+            </w:r>
+          </w:p>
+        </w:tc>
+        <w:tc>
+          <w:tcPr>
+            <w:tcW w:type="dxa" w:w="1560"/>
+          </w:tcPr>
+          <w:p>
+            <w:r>
+              <w:rPr>
+                <w:sz w:val="18"/>
+              </w:rPr>
+              <w:t>選挙制</w:t>
+            </w:r>
+          </w:p>
+        </w:tc>
+        <w:tc>
+          <w:tcPr>
+            <w:tcW w:type="dxa" w:w="1560"/>
+          </w:tcPr>
+          <w:p>
+            <w:r>
+              <w:rPr>
+                <w:sz w:val="18"/>
+              </w:rPr>
+              <w:t>ヨーロッパ</w:t>
+            </w:r>
+          </w:p>
+        </w:tc>
+      </w:tr>
+      <w:tr>
+        <w:tc>
+          <w:tcPr>
+            <w:tcW w:type="dxa" w:w="1560"/>
+          </w:tcPr>
+          <w:p>
+            <w:r>
+              <w:rPr>
+                <w:sz w:val="18"/>
+              </w:rPr>
+              <w:t>神聖ローマ帝国</w:t>
+            </w:r>
+          </w:p>
+        </w:tc>
+        <w:tc>
+          <w:tcPr>
+            <w:tcW w:type="dxa" w:w="1560"/>
+          </w:tcPr>
+          <w:p>
+            <w:r>
+              <w:rPr>
+                <w:sz w:val="18"/>
+              </w:rPr>
+              <w:t>1.171</w:t>
+            </w:r>
+          </w:p>
+        </w:tc>
+        <w:tc>
+          <w:tcPr>
+            <w:tcW w:type="dxa" w:w="1560"/>
+          </w:tcPr>
+          <w:p>
+            <w:r>
+              <w:rPr>
+                <w:sz w:val="18"/>
+              </w:rPr>
+              <w:t>[0.98, 1.50]</w:t>
+            </w:r>
+          </w:p>
+        </w:tc>
+        <w:tc>
+          <w:tcPr>
+            <w:tcW w:type="dxa" w:w="1560"/>
+          </w:tcPr>
+          <w:p>
+            <w:r>
+              <w:rPr>
+                <w:sz w:val="18"/>
+              </w:rPr>
+              <w:t>43</w:t>
+            </w:r>
+          </w:p>
+        </w:tc>
+        <w:tc>
+          <w:tcPr>
+            <w:tcW w:type="dxa" w:w="1560"/>
+          </w:tcPr>
+          <w:p>
+            <w:r>
+              <w:rPr>
+                <w:sz w:val="18"/>
+              </w:rPr>
+              <w:t>選挙制</w:t>
+            </w:r>
+          </w:p>
+        </w:tc>
+        <w:tc>
+          <w:tcPr>
+            <w:tcW w:type="dxa" w:w="1560"/>
+          </w:tcPr>
+          <w:p>
+            <w:r>
+              <w:rPr>
+                <w:sz w:val="18"/>
+              </w:rPr>
+              <w:t>ヨーロッパ</w:t>
+            </w:r>
+          </w:p>
+        </w:tc>
+      </w:tr>
+      <w:tr>
+        <w:tc>
+          <w:tcPr>
+            <w:tcW w:type="dxa" w:w="1560"/>
+          </w:tcPr>
+          <w:p>
+            <w:r>
+              <w:rPr>
+                <w:sz w:val="18"/>
+              </w:rPr>
+              <w:t>フランス</w:t>
+            </w:r>
+          </w:p>
+        </w:tc>
+        <w:tc>
+          <w:tcPr>
+            <w:tcW w:type="dxa" w:w="1560"/>
+          </w:tcPr>
+          <w:p>
+            <w:r>
+              <w:rPr>
+                <w:sz w:val="18"/>
+              </w:rPr>
+              <w:t>1.235</w:t>
+            </w:r>
+          </w:p>
+        </w:tc>
+        <w:tc>
+          <w:tcPr>
+            <w:tcW w:type="dxa" w:w="1560"/>
+          </w:tcPr>
+          <w:p>
+            <w:r>
+              <w:rPr>
+                <w:sz w:val="18"/>
+              </w:rPr>
+              <w:t>[1.02, 1.59]</w:t>
+            </w:r>
+          </w:p>
+        </w:tc>
+        <w:tc>
+          <w:tcPr>
+            <w:tcW w:type="dxa" w:w="1560"/>
+          </w:tcPr>
+          <w:p>
+            <w:r>
+              <w:rPr>
+                <w:sz w:val="18"/>
+              </w:rPr>
+              <w:t>38</w:t>
+            </w:r>
+          </w:p>
+        </w:tc>
+        <w:tc>
+          <w:tcPr>
+            <w:tcW w:type="dxa" w:w="1560"/>
+          </w:tcPr>
+          <w:p>
+            <w:r>
+              <w:rPr>
+                <w:sz w:val="18"/>
+              </w:rPr>
+              <w:t>世襲制</w:t>
+            </w:r>
+          </w:p>
+        </w:tc>
+        <w:tc>
+          <w:tcPr>
+            <w:tcW w:type="dxa" w:w="1560"/>
+          </w:tcPr>
+          <w:p>
+            <w:r>
+              <w:rPr>
+                <w:sz w:val="18"/>
+              </w:rPr>
+              <w:t>ヨーロッパ</w:t>
+            </w:r>
+          </w:p>
+        </w:tc>
+      </w:tr>
+      <w:tr>
+        <w:tc>
+          <w:tcPr>
+            <w:tcW w:type="dxa" w:w="1560"/>
+          </w:tcPr>
+          <w:p>
+            <w:r>
+              <w:rPr>
+                <w:sz w:val="18"/>
+              </w:rPr>
+              <w:t>オスマン帝国</w:t>
+            </w:r>
+          </w:p>
+        </w:tc>
+        <w:tc>
+          <w:tcPr>
+            <w:tcW w:type="dxa" w:w="1560"/>
+          </w:tcPr>
+          <w:p>
+            <w:r>
+              <w:rPr>
+                <w:sz w:val="18"/>
+              </w:rPr>
+              <w:t>1.240</w:t>
+            </w:r>
+          </w:p>
+        </w:tc>
+        <w:tc>
+          <w:tcPr>
+            <w:tcW w:type="dxa" w:w="1560"/>
+          </w:tcPr>
+          <w:p>
+            <w:r>
+              <w:rPr>
+                <w:sz w:val="18"/>
+              </w:rPr>
+              <w:t>[1.02, 1.60]</w:t>
+            </w:r>
+          </w:p>
+        </w:tc>
+        <w:tc>
+          <w:tcPr>
+            <w:tcW w:type="dxa" w:w="1560"/>
+          </w:tcPr>
+          <w:p>
+            <w:r>
+              <w:rPr>
+                <w:sz w:val="18"/>
+              </w:rPr>
+              <w:t>39</w:t>
+            </w:r>
+          </w:p>
+        </w:tc>
+        <w:tc>
+          <w:tcPr>
+            <w:tcW w:type="dxa" w:w="1560"/>
+          </w:tcPr>
+          <w:p>
+            <w:r>
+              <w:rPr>
+                <w:sz w:val="18"/>
+              </w:rPr>
+              <w:t>世襲制</w:t>
+            </w:r>
+          </w:p>
+        </w:tc>
+        <w:tc>
+          <w:tcPr>
+            <w:tcW w:type="dxa" w:w="1560"/>
+          </w:tcPr>
+          <w:p>
+            <w:r>
+              <w:rPr>
+                <w:sz w:val="18"/>
+              </w:rPr>
+              <w:t>中東</w:t>
+            </w:r>
+          </w:p>
+        </w:tc>
+      </w:tr>
+      <w:tr>
+        <w:tc>
+          <w:tcPr>
+            <w:tcW w:type="dxa" w:w="1560"/>
+          </w:tcPr>
+          <w:p>
+            <w:r>
+              <w:rPr>
+                <w:sz w:val="18"/>
+              </w:rPr>
+              <w:t>朝鮮（李氏朝鮮）</w:t>
+            </w:r>
+          </w:p>
+        </w:tc>
+        <w:tc>
+          <w:tcPr>
+            <w:tcW w:type="dxa" w:w="1560"/>
+          </w:tcPr>
+          <w:p>
+            <w:r>
+              <w:rPr>
+                <w:sz w:val="18"/>
+              </w:rPr>
+              <w:t>1.262</w:t>
+            </w:r>
+          </w:p>
+        </w:tc>
+        <w:tc>
+          <w:tcPr>
+            <w:tcW w:type="dxa" w:w="1560"/>
+          </w:tcPr>
+          <w:p>
+            <w:r>
+              <w:rPr>
+                <w:sz w:val="18"/>
+              </w:rPr>
+              <w:t>[1.02, 1.77]</w:t>
+            </w:r>
+          </w:p>
+        </w:tc>
+        <w:tc>
+          <w:tcPr>
+            <w:tcW w:type="dxa" w:w="1560"/>
+          </w:tcPr>
+          <w:p>
+            <w:r>
+              <w:rPr>
+                <w:sz w:val="18"/>
+              </w:rPr>
+              <w:t>28</w:t>
+            </w:r>
+          </w:p>
+        </w:tc>
+        <w:tc>
+          <w:tcPr>
+            <w:tcW w:type="dxa" w:w="1560"/>
+          </w:tcPr>
+          <w:p>
+            <w:r>
+              <w:rPr>
+                <w:sz w:val="18"/>
+              </w:rPr>
+              <w:t>世襲制</w:t>
+            </w:r>
+          </w:p>
+        </w:tc>
+        <w:tc>
+          <w:tcPr>
+            <w:tcW w:type="dxa" w:w="1560"/>
+          </w:tcPr>
+          <w:p>
+            <w:r>
+              <w:rPr>
+                <w:sz w:val="18"/>
+              </w:rPr>
+              <w:t>アジア</w:t>
+            </w:r>
+          </w:p>
+        </w:tc>
+      </w:tr>
+      <w:tr>
+        <w:tc>
+          <w:tcPr>
+            <w:tcW w:type="dxa" w:w="1560"/>
+          </w:tcPr>
+          <w:p>
+            <w:r>
+              <w:rPr>
+                <w:sz w:val="18"/>
+              </w:rPr>
+              <w:t>ポルトガル</w:t>
+            </w:r>
+          </w:p>
+        </w:tc>
+        <w:tc>
+          <w:tcPr>
+            <w:tcW w:type="dxa" w:w="1560"/>
+          </w:tcPr>
+          <w:p>
+            <w:r>
+              <w:rPr>
+                <w:sz w:val="18"/>
+              </w:rPr>
+              <w:t>1.285</w:t>
+            </w:r>
+          </w:p>
+        </w:tc>
+        <w:tc>
+          <w:tcPr>
+            <w:tcW w:type="dxa" w:w="1560"/>
+          </w:tcPr>
+          <w:p>
+            <w:r>
+              <w:rPr>
+                <w:sz w:val="18"/>
+              </w:rPr>
+              <w:t>[1.05, 1.74]</w:t>
+            </w:r>
+          </w:p>
+        </w:tc>
+        <w:tc>
+          <w:tcPr>
+            <w:tcW w:type="dxa" w:w="1560"/>
+          </w:tcPr>
+          <w:p>
+            <w:r>
+              <w:rPr>
+                <w:sz w:val="18"/>
+              </w:rPr>
+              <w:t>31</w:t>
+            </w:r>
+          </w:p>
+        </w:tc>
+        <w:tc>
+          <w:tcPr>
+            <w:tcW w:type="dxa" w:w="1560"/>
+          </w:tcPr>
+          <w:p>
+            <w:r>
+              <w:rPr>
+                <w:sz w:val="18"/>
+              </w:rPr>
+              <w:t>世襲制</w:t>
+            </w:r>
+          </w:p>
+        </w:tc>
+        <w:tc>
+          <w:tcPr>
+            <w:tcW w:type="dxa" w:w="1560"/>
+          </w:tcPr>
+          <w:p>
+            <w:r>
+              <w:rPr>
+                <w:sz w:val="18"/>
+              </w:rPr>
+              <w:t>ヨーロッパ</w:t>
+            </w:r>
+          </w:p>
+        </w:tc>
+      </w:tr>
+      <w:tr>
+        <w:tc>
+          <w:tcPr>
+            <w:tcW w:type="dxa" w:w="1560"/>
+          </w:tcPr>
+          <w:p>
+            <w:r>
+              <w:rPr>
+                <w:sz w:val="18"/>
+              </w:rPr>
+              <w:t>イングランド/英国</w:t>
+            </w:r>
+          </w:p>
+        </w:tc>
+        <w:tc>
+          <w:tcPr>
+            <w:tcW w:type="dxa" w:w="1560"/>
+          </w:tcPr>
+          <w:p>
+            <w:r>
+              <w:rPr>
+                <w:sz w:val="18"/>
+              </w:rPr>
+              <w:t>1.308</w:t>
+            </w:r>
+          </w:p>
+        </w:tc>
+        <w:tc>
+          <w:tcPr>
+            <w:tcW w:type="dxa" w:w="1560"/>
+          </w:tcPr>
+          <w:p>
+            <w:r>
+              <w:rPr>
+                <w:sz w:val="18"/>
+              </w:rPr>
+              <w:t>[1.08, 1.62]</w:t>
+            </w:r>
+          </w:p>
+        </w:tc>
+        <w:tc>
+          <w:tcPr>
+            <w:tcW w:type="dxa" w:w="1560"/>
+          </w:tcPr>
+          <w:p>
+            <w:r>
+              <w:rPr>
+                <w:sz w:val="18"/>
+              </w:rPr>
+              <w:t>40</w:t>
+            </w:r>
+          </w:p>
+        </w:tc>
+        <w:tc>
+          <w:tcPr>
+            <w:tcW w:type="dxa" w:w="1560"/>
+          </w:tcPr>
+          <w:p>
+            <w:r>
+              <w:rPr>
+                <w:sz w:val="18"/>
+              </w:rPr>
+              <w:t>世襲制</w:t>
+            </w:r>
+          </w:p>
+        </w:tc>
+        <w:tc>
+          <w:tcPr>
+            <w:tcW w:type="dxa" w:w="1560"/>
+          </w:tcPr>
+          <w:p>
+            <w:r>
+              <w:rPr>
+                <w:sz w:val="18"/>
+              </w:rPr>
+              <w:t>ヨーロッパ</w:t>
+            </w:r>
+          </w:p>
+        </w:tc>
+      </w:tr>
+      <w:tr>
+        <w:tc>
+          <w:tcPr>
+            <w:tcW w:type="dxa" w:w="1560"/>
+          </w:tcPr>
+          <w:p>
+            <w:r>
+              <w:rPr>
+                <w:sz w:val="18"/>
+              </w:rPr>
+              <w:t>高麗</w:t>
+            </w:r>
+          </w:p>
+        </w:tc>
+        <w:tc>
+          <w:tcPr>
+            <w:tcW w:type="dxa" w:w="1560"/>
+          </w:tcPr>
+          <w:p>
+            <w:r>
+              <w:rPr>
+                <w:sz w:val="18"/>
+              </w:rPr>
+              <w:t>1.324</w:t>
+            </w:r>
+          </w:p>
+        </w:tc>
+        <w:tc>
+          <w:tcPr>
+            <w:tcW w:type="dxa" w:w="1560"/>
+          </w:tcPr>
+          <w:p>
+            <w:r>
+              <w:rPr>
+                <w:sz w:val="18"/>
+              </w:rPr>
+              <w:t>[1.08, 1.80]</w:t>
+            </w:r>
+          </w:p>
+        </w:tc>
+        <w:tc>
+          <w:tcPr>
+            <w:tcW w:type="dxa" w:w="1560"/>
+          </w:tcPr>
+          <w:p>
+            <w:r>
+              <w:rPr>
+                <w:sz w:val="18"/>
+              </w:rPr>
+              <w:t>33</w:t>
+            </w:r>
+          </w:p>
+        </w:tc>
+        <w:tc>
+          <w:tcPr>
+            <w:tcW w:type="dxa" w:w="1560"/>
+          </w:tcPr>
+          <w:p>
+            <w:r>
+              <w:rPr>
+                <w:sz w:val="18"/>
+              </w:rPr>
+              <w:t>世襲制</w:t>
+            </w:r>
+          </w:p>
+        </w:tc>
+        <w:tc>
+          <w:tcPr>
+            <w:tcW w:type="dxa" w:w="1560"/>
+          </w:tcPr>
+          <w:p>
+            <w:r>
+              <w:rPr>
+                <w:sz w:val="18"/>
+              </w:rPr>
+              <w:t>アジア</w:t>
+            </w:r>
+          </w:p>
+        </w:tc>
+      </w:tr>
+      <w:tr>
+        <w:tc>
+          <w:tcPr>
+            <w:tcW w:type="dxa" w:w="1560"/>
+          </w:tcPr>
+          <w:p>
+            <w:r>
+              <w:rPr>
+                <w:sz w:val="18"/>
+              </w:rPr>
+              <w:t>中国・明</w:t>
+            </w:r>
+          </w:p>
+        </w:tc>
+        <w:tc>
+          <w:tcPr>
+            <w:tcW w:type="dxa" w:w="1560"/>
+          </w:tcPr>
+          <w:p>
+            <w:r>
+              <w:rPr>
+                <w:sz w:val="18"/>
+              </w:rPr>
+              <w:t>1.338</w:t>
+            </w:r>
+          </w:p>
+        </w:tc>
+        <w:tc>
+          <w:tcPr>
+            <w:tcW w:type="dxa" w:w="1560"/>
+          </w:tcPr>
+          <w:p>
+            <w:r>
+              <w:rPr>
+                <w:sz w:val="18"/>
+              </w:rPr>
+              <w:t>[1.03, 2.14]</w:t>
+            </w:r>
+          </w:p>
+        </w:tc>
+        <w:tc>
+          <w:tcPr>
+            <w:tcW w:type="dxa" w:w="1560"/>
+          </w:tcPr>
+          <w:p>
+            <w:r>
+              <w:rPr>
+                <w:sz w:val="18"/>
+              </w:rPr>
+              <w:t>17</w:t>
+            </w:r>
+          </w:p>
+        </w:tc>
+        <w:tc>
+          <w:tcPr>
+            <w:tcW w:type="dxa" w:w="1560"/>
+          </w:tcPr>
+          <w:p>
+            <w:r>
+              <w:rPr>
+                <w:sz w:val="18"/>
+              </w:rPr>
+              <w:t>世襲制</w:t>
+            </w:r>
+          </w:p>
+        </w:tc>
+        <w:tc>
+          <w:tcPr>
+            <w:tcW w:type="dxa" w:w="1560"/>
+          </w:tcPr>
+          <w:p>
+            <w:r>
+              <w:rPr>
+                <w:sz w:val="18"/>
+              </w:rPr>
+              <w:t>アジア</w:t>
+            </w:r>
+          </w:p>
+        </w:tc>
+      </w:tr>
+      <w:tr>
+        <w:tc>
+          <w:tcPr>
+            <w:tcW w:type="dxa" w:w="1560"/>
+          </w:tcPr>
+          <w:p>
+            <w:r>
+              <w:rPr>
+                <w:sz w:val="18"/>
+              </w:rPr>
+              <w:t>クメール帝国</w:t>
+            </w:r>
+          </w:p>
+        </w:tc>
+        <w:tc>
+          <w:tcPr>
+            <w:tcW w:type="dxa" w:w="1560"/>
+          </w:tcPr>
+          <w:p>
+            <w:r>
+              <w:rPr>
+                <w:sz w:val="18"/>
+              </w:rPr>
+              <w:t>1.381</w:t>
+            </w:r>
+          </w:p>
+        </w:tc>
+        <w:tc>
+          <w:tcPr>
+            <w:tcW w:type="dxa" w:w="1560"/>
+          </w:tcPr>
+          <w:p>
+            <w:r>
+              <w:rPr>
+                <w:sz w:val="18"/>
+              </w:rPr>
+              <w:t>[1.11, 1.91]</w:t>
+            </w:r>
+          </w:p>
+        </w:tc>
+        <w:tc>
+          <w:tcPr>
+            <w:tcW w:type="dxa" w:w="1560"/>
+          </w:tcPr>
+          <w:p>
+            <w:r>
+              <w:rPr>
+                <w:sz w:val="18"/>
+              </w:rPr>
+              <w:t>20</w:t>
+            </w:r>
+          </w:p>
+        </w:tc>
+        <w:tc>
+          <w:tcPr>
+            <w:tcW w:type="dxa" w:w="1560"/>
+          </w:tcPr>
+          <w:p>
+            <w:r>
+              <w:rPr>
+                <w:sz w:val="18"/>
+              </w:rPr>
+              <w:t>世襲制</w:t>
+            </w:r>
+          </w:p>
+        </w:tc>
+        <w:tc>
+          <w:tcPr>
+            <w:tcW w:type="dxa" w:w="1560"/>
+          </w:tcPr>
+          <w:p>
+            <w:r>
+              <w:rPr>
+                <w:sz w:val="18"/>
+              </w:rPr>
+              <w:t>アジア</w:t>
+            </w:r>
+          </w:p>
+        </w:tc>
+      </w:tr>
+      <w:tr>
+        <w:tc>
+          <w:tcPr>
+            <w:tcW w:type="dxa" w:w="1560"/>
+          </w:tcPr>
+          <w:p>
+            <w:r>
+              <w:rPr>
+                <w:sz w:val="18"/>
+              </w:rPr>
+              <w:t>タイ（チャクリー朝）</w:t>
+            </w:r>
+          </w:p>
+        </w:tc>
+        <w:tc>
+          <w:tcPr>
+            <w:tcW w:type="dxa" w:w="1560"/>
+          </w:tcPr>
+          <w:p>
+            <w:r>
+              <w:rPr>
+                <w:sz w:val="18"/>
+              </w:rPr>
+              <w:t>1.492</w:t>
+            </w:r>
+          </w:p>
+        </w:tc>
+        <w:tc>
+          <w:tcPr>
+            <w:tcW w:type="dxa" w:w="1560"/>
+          </w:tcPr>
+          <w:p>
+            <w:r>
+              <w:rPr>
+                <w:sz w:val="18"/>
+              </w:rPr>
+              <w:t>[1.22, 3.66]</w:t>
+            </w:r>
+          </w:p>
+        </w:tc>
+        <w:tc>
+          <w:tcPr>
+            <w:tcW w:type="dxa" w:w="1560"/>
+          </w:tcPr>
+          <w:p>
+            <w:r>
+              <w:rPr>
+                <w:sz w:val="18"/>
+              </w:rPr>
+              <w:t>10</w:t>
+            </w:r>
+          </w:p>
+        </w:tc>
+        <w:tc>
+          <w:tcPr>
+            <w:tcW w:type="dxa" w:w="1560"/>
+          </w:tcPr>
+          <w:p>
+            <w:r>
+              <w:rPr>
+                <w:sz w:val="18"/>
+              </w:rPr>
+              <w:t>世襲制</w:t>
+            </w:r>
+          </w:p>
+        </w:tc>
+        <w:tc>
+          <w:tcPr>
+            <w:tcW w:type="dxa" w:w="1560"/>
+          </w:tcPr>
+          <w:p>
+            <w:r>
+              <w:rPr>
+                <w:sz w:val="18"/>
+              </w:rPr>
+              <w:t>アジア</w:t>
+            </w:r>
+          </w:p>
+        </w:tc>
+      </w:tr>
+      <w:tr>
+        <w:tc>
+          <w:tcPr>
+            <w:tcW w:type="dxa" w:w="1560"/>
+          </w:tcPr>
+          <w:p>
+            <w:r>
+              <w:rPr>
+                <w:sz w:val="18"/>
+              </w:rPr>
+              <w:t>ポーランド</w:t>
+            </w:r>
+          </w:p>
+        </w:tc>
+        <w:tc>
+          <w:tcPr>
+            <w:tcW w:type="dxa" w:w="1560"/>
+          </w:tcPr>
+          <w:p>
+            <w:r>
+              <w:rPr>
+                <w:sz w:val="18"/>
+              </w:rPr>
+              <w:t>1.552</w:t>
+            </w:r>
+          </w:p>
+        </w:tc>
+        <w:tc>
+          <w:tcPr>
+            <w:tcW w:type="dxa" w:w="1560"/>
+          </w:tcPr>
+          <w:p>
+            <w:r>
+              <w:rPr>
+                <w:sz w:val="18"/>
+              </w:rPr>
+              <w:t>[1.24, 2.17]</w:t>
+            </w:r>
+          </w:p>
+        </w:tc>
+        <w:tc>
+          <w:tcPr>
+            <w:tcW w:type="dxa" w:w="1560"/>
+          </w:tcPr>
+          <w:p>
+            <w:r>
+              <w:rPr>
+                <w:sz w:val="18"/>
+              </w:rPr>
+              <w:t>32</w:t>
+            </w:r>
+          </w:p>
+        </w:tc>
+        <w:tc>
+          <w:tcPr>
+            <w:tcW w:type="dxa" w:w="1560"/>
+          </w:tcPr>
+          <w:p>
+            <w:r>
+              <w:rPr>
+                <w:sz w:val="18"/>
+              </w:rPr>
+              <w:t>選挙制</w:t>
+            </w:r>
+          </w:p>
+        </w:tc>
+        <w:tc>
+          <w:tcPr>
+            <w:tcW w:type="dxa" w:w="1560"/>
+          </w:tcPr>
+          <w:p>
+            <w:r>
+              <w:rPr>
+                <w:sz w:val="18"/>
+              </w:rPr>
+              <w:t>ヨーロッパ</w:t>
+            </w:r>
+          </w:p>
+        </w:tc>
+      </w:tr>
+      <w:tr>
+        <w:tc>
+          <w:tcPr>
+            <w:tcW w:type="dxa" w:w="1560"/>
+          </w:tcPr>
+          <w:p>
+            <w:r>
+              <w:rPr>
+                <w:sz w:val="18"/>
+              </w:rPr>
+              <w:t>日本（天皇）</w:t>
+            </w:r>
+          </w:p>
+        </w:tc>
+        <w:tc>
+          <w:tcPr>
+            <w:tcW w:type="dxa" w:w="1560"/>
+          </w:tcPr>
+          <w:p>
+            <w:r>
+              <w:rPr>
+                <w:sz w:val="18"/>
+              </w:rPr>
+              <w:t>1.648</w:t>
+            </w:r>
+          </w:p>
+        </w:tc>
+        <w:tc>
+          <w:tcPr>
+            <w:tcW w:type="dxa" w:w="1560"/>
+          </w:tcPr>
+          <w:p>
+            <w:r>
+              <w:rPr>
+                <w:sz w:val="18"/>
+              </w:rPr>
+              <w:t>[1.43, 1.94]</w:t>
+            </w:r>
+          </w:p>
+        </w:tc>
+        <w:tc>
+          <w:tcPr>
+            <w:tcW w:type="dxa" w:w="1560"/>
+          </w:tcPr>
+          <w:p>
+            <w:r>
+              <w:rPr>
+                <w:sz w:val="18"/>
+              </w:rPr>
+              <w:t>86</w:t>
+            </w:r>
+          </w:p>
+        </w:tc>
+        <w:tc>
+          <w:tcPr>
+            <w:tcW w:type="dxa" w:w="1560"/>
+          </w:tcPr>
+          <w:p>
+            <w:r>
+              <w:rPr>
+                <w:sz w:val="18"/>
+              </w:rPr>
+              <w:t>世襲制</w:t>
+            </w:r>
+          </w:p>
+        </w:tc>
+        <w:tc>
+          <w:tcPr>
+            <w:tcW w:type="dxa" w:w="1560"/>
+          </w:tcPr>
+          <w:p>
+            <w:r>
+              <w:rPr>
+                <w:sz w:val="18"/>
+              </w:rPr>
+              <w:t>アジア</w:t>
+            </w:r>
+          </w:p>
+        </w:tc>
+      </w:tr>
+      <w:tr>
+        <w:tc>
+          <w:tcPr>
+            <w:tcW w:type="dxa" w:w="1560"/>
+          </w:tcPr>
+          <w:p>
+            <w:r>
+              <w:rPr>
+                <w:sz w:val="18"/>
+              </w:rPr>
+              <w:t>デンマーク</w:t>
+            </w:r>
+          </w:p>
+        </w:tc>
+        <w:tc>
+          <w:tcPr>
+            <w:tcW w:type="dxa" w:w="1560"/>
+          </w:tcPr>
+          <w:p>
+            <w:r>
+              <w:rPr>
+                <w:sz w:val="18"/>
+              </w:rPr>
+              <w:t>1.788</w:t>
+            </w:r>
+          </w:p>
+        </w:tc>
+        <w:tc>
+          <w:tcPr>
+            <w:tcW w:type="dxa" w:w="1560"/>
+          </w:tcPr>
+          <w:p>
+            <w:r>
+              <w:rPr>
+                <w:sz w:val="18"/>
+              </w:rPr>
+              <w:t>[1.54, 2.29]</w:t>
+            </w:r>
+          </w:p>
+        </w:tc>
+        <w:tc>
+          <w:tcPr>
+            <w:tcW w:type="dxa" w:w="1560"/>
+          </w:tcPr>
+          <w:p>
+            <w:r>
+              <w:rPr>
+                <w:sz w:val="18"/>
+              </w:rPr>
+              <w:t>49</w:t>
+            </w:r>
+          </w:p>
+        </w:tc>
+        <w:tc>
+          <w:tcPr>
+            <w:tcW w:type="dxa" w:w="1560"/>
+          </w:tcPr>
+          <w:p>
+            <w:r>
+              <w:rPr>
+                <w:sz w:val="18"/>
+              </w:rPr>
+              <w:t>世襲制</w:t>
+            </w:r>
+          </w:p>
+        </w:tc>
+        <w:tc>
+          <w:tcPr>
+            <w:tcW w:type="dxa" w:w="1560"/>
+          </w:tcPr>
+          <w:p>
+            <w:r>
+              <w:rPr>
+                <w:sz w:val="18"/>
+              </w:rPr>
+              <w:t>ヨーロッパ</w:t>
+            </w:r>
+          </w:p>
+        </w:tc>
+      </w:tr>
+      <w:tr>
+        <w:tc>
+          <w:tcPr>
+            <w:tcW w:type="dxa" w:w="1560"/>
+          </w:tcPr>
+          <w:p>
+            <w:r>
+              <w:rPr>
+                <w:sz w:val="18"/>
+              </w:rPr>
+              <w:t>スペイン</w:t>
+            </w:r>
+          </w:p>
+        </w:tc>
+        <w:tc>
+          <w:tcPr>
+            <w:tcW w:type="dxa" w:w="1560"/>
+          </w:tcPr>
+          <w:p>
+            <w:r>
+              <w:rPr>
+                <w:sz w:val="18"/>
+              </w:rPr>
+              <w:t>1.791</w:t>
+            </w:r>
+          </w:p>
+        </w:tc>
+        <w:tc>
+          <w:tcPr>
+            <w:tcW w:type="dxa" w:w="1560"/>
+          </w:tcPr>
+          <w:p>
+            <w:r>
+              <w:rPr>
+                <w:sz w:val="18"/>
+              </w:rPr>
+              <w:t>[1.24, 3.27]</w:t>
+            </w:r>
+          </w:p>
+        </w:tc>
+        <w:tc>
+          <w:tcPr>
+            <w:tcW w:type="dxa" w:w="1560"/>
+          </w:tcPr>
+          <w:p>
+            <w:r>
+              <w:rPr>
+                <w:sz w:val="18"/>
+              </w:rPr>
+              <w:t>18</w:t>
+            </w:r>
+          </w:p>
+        </w:tc>
+        <w:tc>
+          <w:tcPr>
+            <w:tcW w:type="dxa" w:w="1560"/>
+          </w:tcPr>
+          <w:p>
+            <w:r>
+              <w:rPr>
+                <w:sz w:val="18"/>
+              </w:rPr>
+              <w:t>世襲制</w:t>
+            </w:r>
+          </w:p>
+        </w:tc>
+        <w:tc>
+          <w:tcPr>
+            <w:tcW w:type="dxa" w:w="1560"/>
+          </w:tcPr>
+          <w:p>
+            <w:r>
+              <w:rPr>
+                <w:sz w:val="18"/>
+              </w:rPr>
+              <w:t>ヨーロッパ</w:t>
+            </w:r>
+          </w:p>
+        </w:tc>
+      </w:tr>
+      <w:tr>
+        <w:tc>
+          <w:tcPr>
+            <w:tcW w:type="dxa" w:w="1560"/>
+          </w:tcPr>
+          <w:p>
+            <w:r>
+              <w:rPr>
+                <w:sz w:val="18"/>
+              </w:rPr>
+              <w:t>スウェーデン</w:t>
+            </w:r>
+          </w:p>
+        </w:tc>
+        <w:tc>
+          <w:tcPr>
+            <w:tcW w:type="dxa" w:w="1560"/>
+          </w:tcPr>
+          <w:p>
+            <w:r>
+              <w:rPr>
+                <w:sz w:val="18"/>
+              </w:rPr>
+              <w:t>1.897</w:t>
+            </w:r>
+          </w:p>
+        </w:tc>
+        <w:tc>
+          <w:tcPr>
+            <w:tcW w:type="dxa" w:w="1560"/>
+          </w:tcPr>
+          <w:p>
+            <w:r>
+              <w:rPr>
+                <w:sz w:val="18"/>
+              </w:rPr>
+              <w:t>[1.41, 2.99]</w:t>
+            </w:r>
+          </w:p>
+        </w:tc>
+        <w:tc>
+          <w:tcPr>
+            <w:tcW w:type="dxa" w:w="1560"/>
+          </w:tcPr>
+          <w:p>
+            <w:r>
+              <w:rPr>
+                <w:sz w:val="18"/>
+              </w:rPr>
+              <w:t>23</w:t>
+            </w:r>
+          </w:p>
+        </w:tc>
+        <w:tc>
+          <w:tcPr>
+            <w:tcW w:type="dxa" w:w="1560"/>
+          </w:tcPr>
+          <w:p>
+            <w:r>
+              <w:rPr>
+                <w:sz w:val="18"/>
+              </w:rPr>
+              <w:t>世襲制</w:t>
+            </w:r>
+          </w:p>
+        </w:tc>
+        <w:tc>
+          <w:tcPr>
+            <w:tcW w:type="dxa" w:w="1560"/>
+          </w:tcPr>
+          <w:p>
+            <w:r>
+              <w:rPr>
+                <w:sz w:val="18"/>
+              </w:rPr>
+              <w:t>ヨーロッパ</w:t>
+            </w:r>
+          </w:p>
+        </w:tc>
+      </w:tr>
+      <w:tr>
+        <w:tc>
+          <w:tcPr>
+            <w:tcW w:type="dxa" w:w="1560"/>
+          </w:tcPr>
+          <w:p>
+            <w:r>
+              <w:rPr>
+                <w:sz w:val="18"/>
+              </w:rPr>
+              <w:t>スコットランド</w:t>
+            </w:r>
+          </w:p>
+        </w:tc>
+        <w:tc>
+          <w:tcPr>
+            <w:tcW w:type="dxa" w:w="1560"/>
+          </w:tcPr>
+          <w:p>
+            <w:r>
+              <w:rPr>
+                <w:sz w:val="18"/>
+              </w:rPr>
+              <w:t>1.937</w:t>
+            </w:r>
+          </w:p>
+        </w:tc>
+        <w:tc>
+          <w:tcPr>
+            <w:tcW w:type="dxa" w:w="1560"/>
+          </w:tcPr>
+          <w:p>
+            <w:r>
+              <w:rPr>
+                <w:sz w:val="18"/>
+              </w:rPr>
+              <w:t>[1.63, 2.59]</w:t>
+            </w:r>
+          </w:p>
+        </w:tc>
+        <w:tc>
+          <w:tcPr>
+            <w:tcW w:type="dxa" w:w="1560"/>
+          </w:tcPr>
+          <w:p>
+            <w:r>
+              <w:rPr>
+                <w:sz w:val="18"/>
+              </w:rPr>
+              <w:t>40</w:t>
+            </w:r>
+          </w:p>
+        </w:tc>
+        <w:tc>
+          <w:tcPr>
+            <w:tcW w:type="dxa" w:w="1560"/>
+          </w:tcPr>
+          <w:p>
+            <w:r>
+              <w:rPr>
+                <w:sz w:val="18"/>
+              </w:rPr>
+              <w:t>世襲制</w:t>
+            </w:r>
+          </w:p>
+        </w:tc>
+        <w:tc>
+          <w:tcPr>
+            <w:tcW w:type="dxa" w:w="1560"/>
+          </w:tcPr>
+          <w:p>
+            <w:r>
+              <w:rPr>
+                <w:sz w:val="18"/>
+              </w:rPr>
+              <w:t>ヨーロッパ</w:t>
+            </w:r>
+          </w:p>
+        </w:tc>
+      </w:tr>
+      <w:tr>
+        <w:tc>
+          <w:tcPr>
+            <w:tcW w:type="dxa" w:w="1560"/>
+          </w:tcPr>
+          <w:p>
+            <w:r>
+              <w:rPr>
+                <w:sz w:val="18"/>
+              </w:rPr>
+              <w:t>USA（大統領）</w:t>
+            </w:r>
+          </w:p>
+        </w:tc>
+        <w:tc>
+          <w:tcPr>
+            <w:tcW w:type="dxa" w:w="1560"/>
+          </w:tcPr>
+          <w:p>
+            <w:r>
+              <w:rPr>
+                <w:sz w:val="18"/>
+              </w:rPr>
+              <w:t>2.721</w:t>
+            </w:r>
+          </w:p>
+        </w:tc>
+        <w:tc>
+          <w:tcPr>
+            <w:tcW w:type="dxa" w:w="1560"/>
+          </w:tcPr>
+          <w:p>
+            <w:r>
+              <w:rPr>
+                <w:sz w:val="18"/>
+              </w:rPr>
+              <w:t>[2.36, 3.30]</w:t>
+            </w:r>
+          </w:p>
+        </w:tc>
+        <w:tc>
+          <w:tcPr>
+            <w:tcW w:type="dxa" w:w="1560"/>
+          </w:tcPr>
+          <w:p>
+            <w:r>
+              <w:rPr>
+                <w:sz w:val="18"/>
+              </w:rPr>
+              <w:t>42</w:t>
+            </w:r>
+          </w:p>
+        </w:tc>
+        <w:tc>
+          <w:tcPr>
+            <w:tcW w:type="dxa" w:w="1560"/>
+          </w:tcPr>
+          <w:p>
+            <w:r>
+              <w:rPr>
+                <w:sz w:val="18"/>
+              </w:rPr>
+              <w:t>選挙制</w:t>
+            </w:r>
+          </w:p>
+        </w:tc>
+        <w:tc>
+          <w:tcPr>
+            <w:tcW w:type="dxa" w:w="1560"/>
+          </w:tcPr>
+          <w:p>
+            <w:r>
+              <w:rPr>
+                <w:sz w:val="18"/>
+              </w:rPr>
+              <w:t>アメリカ</w:t>
+            </w:r>
+          </w:p>
+        </w:tc>
+      </w:tr>
+    </w:tbl>
+    <w:p/>
+    <w:p>
+      <w:pPr>
+        <w:jc w:val="center"/>
+      </w:pPr>
+      <w:r>
+        <w:drawing>
+          <wp:inline xmlns:a="http://schemas.openxmlformats.org/drawingml/2006/main" xmlns:pic="http://schemas.openxmlformats.org/drawingml/2006/picture">
+            <wp:extent cx="5486400" cy="3560218"/>
+            <wp:docPr id="1" name="Picture 1"/>
+            <wp:cNvGraphicFramePr>
+              <a:graphicFrameLocks noChangeAspect="1"/>
+            </wp:cNvGraphicFramePr>
+            <a:graphic>
+              <a:graphicData uri="http://schemas.openxmlformats.org/drawingml/2006/picture">
+                <pic:pic>
+                  <pic:nvPicPr>
+                    <pic:cNvPr id="0" name="monarch_worldmap_main.png"/>
+                    <pic:cNvPicPr/>
+                  </pic:nvPicPr>
+                  <pic:blipFill>
+                    <a:blip r:embed="rId9"/>
+                    <a:stretch>
+                      <a:fillRect/>
+                    </a:stretch>
+                  </pic:blipFill>
+                  <pic:spPr>
+                    <a:xfrm>
+                      <a:off x="0" y="0"/>
+                      <a:ext cx="5486400" cy="3560218"/>
+                    </a:xfrm>
+                    <a:prstGeom prst="rect"/>
+                  </pic:spPr>
+                </pic:pic>
+              </a:graphicData>
+            </a:graphic>
+          </wp:inline>
+        </w:drawing>
+      </w:r>
+    </w:p>
+    <w:p>
+      <w:pPr>
+        <w:jc w:val="center"/>
+      </w:pPr>
+      <w:r>
+        <w:rPr>
+          <w:i/>
+          <w:sz w:val="20"/>
+        </w:rPr>
+        <w:t>図1. 31政体のワイブル形状パラメータkの世界地図。色はk値（赤＝不安定、緑＝安定）、バブルサイズはサンプル数Nを反映。</w:t>
       </w:r>
     </w:p>
     <w:p>
@@ -352,16 +2850,63 @@
         <w:pStyle w:val="Heading2"/>
       </w:pPr>
       <w:r>
-        <w:t>モデル選択結果</w:t>
+        <w:t>教皇庁：1000年以前 vs 1000年以降の比較</w:t>
       </w:r>
     </w:p>
     <w:p>
-      <w:pPr/>
       <w:r>
         <w:rPr>
           <w:sz w:val="22"/>
         </w:rPr>
-        <w:t>体系的モデル選択の結果、AICによりワイブル分布は31政体中12政体で最良モデルとして選択された。重要なことに、26政体においてΔAIC &lt; 2であり、データセットの大部分でワイブルは統計的に競争力のあるフィットを提供した。ワイブルが明らかに不利な政体（ΔAIC &gt; 4）は日本（天皇）と米国大統領であった。</w:t>
+        <w:t>査読者1の提案に従い、1000年以前の教皇庁（N = 140）の補足分析を実施し、主解析に含まれる1000年以降（N = 121）と比較した。1000年以前の教皇庁はk = 1.0923（95% CI [0.9772, 1.2503]）であり、1に近く、近似的に指数的（無記憶的）な継承動態を示唆する。これはコンクラーヴェ以前の教皇選出が在位期間に関して本質的にランダムであったという仮説と一致する。1000年以降の教皇庁（k = 1.1629、95% CI [1.0378, 1.3254]）はわずかに高い形状パラメータを示し、コンクラーヴェ選挙制度の安定化効果と整合的である。二標本コルモゴロフ・スミルノフ検定（p = 0.5629）およびマン・ホイットニーU検定（p = 0.1347）は0.05水準で二期間間に統計的に有意な差がないことを示す。図10に両期間の生存関数、ワイブル確率プロット、在位期間ヒストグラムを示す。</w:t>
+      </w:r>
+    </w:p>
+    <w:p>
+      <w:pPr>
+        <w:jc w:val="center"/>
+      </w:pPr>
+      <w:r>
+        <w:drawing>
+          <wp:inline xmlns:a="http://schemas.openxmlformats.org/drawingml/2006/main" xmlns:pic="http://schemas.openxmlformats.org/drawingml/2006/picture">
+            <wp:extent cx="5486400" cy="1665952"/>
+            <wp:docPr id="10" name="Picture 10"/>
+            <wp:cNvGraphicFramePr>
+              <a:graphicFrameLocks noChangeAspect="1"/>
+            </wp:cNvGraphicFramePr>
+            <a:graphic>
+              <a:graphicData uri="http://schemas.openxmlformats.org/drawingml/2006/picture">
+                <pic:pic>
+                  <pic:nvPicPr>
+                    <pic:cNvPr id="0" name="fig_papacy_comparison.png"/>
+                    <pic:cNvPicPr/>
+                  </pic:nvPicPr>
+                  <pic:blipFill>
+                    <a:blip r:embed="rId18"/>
+                    <a:stretch>
+                      <a:fillRect/>
+                    </a:stretch>
+                  </pic:blipFill>
+                  <pic:spPr>
+                    <a:xfrm>
+                      <a:off x="0" y="0"/>
+                      <a:ext cx="5486400" cy="1665952"/>
+                    </a:xfrm>
+                    <a:prstGeom prst="rect"/>
+                  </pic:spPr>
+                </pic:pic>
+              </a:graphicData>
+            </a:graphic>
+          </wp:inline>
+        </w:drawing>
+      </w:r>
+    </w:p>
+    <w:p>
+      <w:r>
+        <w:rPr>
+          <w:i/>
+          <w:sz w:val="22"/>
+        </w:rPr>
+        <w:t>図10. 教皇庁：1000年以前 vs 1000年以降の比較。(A) カプラン・マイヤー生存関数とワイブル当てはめ曲線。(B) ワイブル確率プロット。(C) 在位期間ヒストグラムとワイブルPDFの当てはめ。</w:t>
       </w:r>
     </w:p>
     <w:p>
@@ -369,16 +2914,935 @@
         <w:pStyle w:val="Heading2"/>
       </w:pPr>
       <w:r>
-        <w:t>教皇庁：1000年以前vs以後</w:t>
+        <w:rPr>
+          <w:color w:val="000000"/>
+        </w:rPr>
+        <w:t>サブ解析1：選挙制 vs 世襲制</w:t>
       </w:r>
     </w:p>
     <w:p>
-      <w:pPr/>
+      <w:r>
+        <w:rPr>
+          <w:b w:val="0"/>
+          <w:i w:val="0"/>
+          <w:sz w:val="24"/>
+        </w:rPr>
+        <w:t>31政体を選挙制（7政体、プール404件、アメリカ合衆国大統領を除く）と世襲制（23政体、プール625件）に層別した。プール・ワイブル当てはめにより顕著な差が明らかになった：選挙制ではk = 1.019（95% CI [0.96, 1.09]）でほぼ一定のハザード（近似的に無記憶の交代）を示し、世襲制ではk = 1.298（95% CI [1.24, 1.37]）で中程度の増加ハザード（摩耗パターン）を示した。差は二標本KS検定（D = 0.286, p &lt; 0.0001）およびマン・ホイットニーU検定（U = 90,176, p &lt; 0.0001）の両方で高度に有意であった。ブートストラップ検定（1,000回再標本）によりP(k_世襲 &gt; k_選挙) = 1.000、差の95% CIは[0.176, 0.370]であった。 感度分析として、アメリカ合衆国を含めた場合のプール選挙制k = 1.117、除外した場合のk = 1.103（差 = 0.0139）であり、アメリカ合衆国の任期制限による影響はプール推定値に対して最小限であることが確認された。</w:t>
+      </w:r>
+    </w:p>
+    <w:p>
+      <w:r>
+        <w:rPr>
+          <w:b w:val="0"/>
+          <w:i w:val="0"/>
+          <w:sz w:val="24"/>
+        </w:rPr>
+        <w:t>平均在位期間も大きく異なった：選挙制11.2年 vs 世襲制18.6年。選挙制のk ≈ 1は、統治者が交代する確率が在位期間に関わらずほぼ一定であることを意味し、任期制限・競争的選挙・宮廷クーデターなど在位期間とは独立に作動する政治的メカニズムと整合的である。一方、世襲制のk &gt; 1は生物学的老化と在位期間の長い君主に蓄積する政治的圧力の影響を反映している。注目すべき外れ値はUSA大統領（k = 2.721）であり、選挙制に分類されるが全政体中最高のkを示し、アメリカ大統領制の高度に規則化された任期構造を反映している。図2にこれらの地理的分布を、図3に選挙制と世襲制の詳細な統計的比較を示す。</w:t>
+      </w:r>
+    </w:p>
+    <w:p>
+      <w:pPr>
+        <w:jc w:val="center"/>
+      </w:pPr>
+      <w:r>
+        <w:drawing>
+          <wp:inline xmlns:a="http://schemas.openxmlformats.org/drawingml/2006/main" xmlns:pic="http://schemas.openxmlformats.org/drawingml/2006/picture">
+            <wp:extent cx="5486400" cy="2472771"/>
+            <wp:docPr id="2" name="Picture 2"/>
+            <wp:cNvGraphicFramePr>
+              <a:graphicFrameLocks noChangeAspect="1"/>
+            </wp:cNvGraphicFramePr>
+            <a:graphic>
+              <a:graphicData uri="http://schemas.openxmlformats.org/drawingml/2006/picture">
+                <pic:pic>
+                  <pic:nvPicPr>
+                    <pic:cNvPr id="0" name="monarch_worldmap_subanalysis1.png"/>
+                    <pic:cNvPicPr/>
+                  </pic:nvPicPr>
+                  <pic:blipFill>
+                    <a:blip r:embed="rId10"/>
+                    <a:stretch>
+                      <a:fillRect/>
+                    </a:stretch>
+                  </pic:blipFill>
+                  <pic:spPr>
+                    <a:xfrm>
+                      <a:off x="0" y="0"/>
+                      <a:ext cx="5486400" cy="2472771"/>
+                    </a:xfrm>
+                    <a:prstGeom prst="rect"/>
+                  </pic:spPr>
+                </pic:pic>
+              </a:graphicData>
+            </a:graphic>
+          </wp:inline>
+        </w:drawing>
+      </w:r>
+    </w:p>
+    <w:p>
+      <w:pPr>
+        <w:jc w:val="center"/>
+      </w:pPr>
+      <w:r>
+        <w:rPr>
+          <w:i/>
+          <w:sz w:val="20"/>
+        </w:rPr>
+        <w:t>図2. 選挙制（左）と世襲制（右）政体の世界地図比較。</w:t>
+      </w:r>
+    </w:p>
+    <w:p/>
+    <w:p>
+      <w:pPr>
+        <w:jc w:val="center"/>
+      </w:pPr>
+      <w:r>
+        <w:drawing>
+          <wp:inline xmlns:a="http://schemas.openxmlformats.org/drawingml/2006/main" xmlns:pic="http://schemas.openxmlformats.org/drawingml/2006/picture">
+            <wp:extent cx="5486400" cy="4335047"/>
+            <wp:docPr id="3" name="Picture 3"/>
+            <wp:cNvGraphicFramePr>
+              <a:graphicFrameLocks noChangeAspect="1"/>
+            </wp:cNvGraphicFramePr>
+            <a:graphic>
+              <a:graphicData uri="http://schemas.openxmlformats.org/drawingml/2006/picture">
+                <pic:pic>
+                  <pic:nvPicPr>
+                    <pic:cNvPr id="0" name="monarch_sub1_elective_hereditary.png"/>
+                    <pic:cNvPicPr/>
+                  </pic:nvPicPr>
+                  <pic:blipFill>
+                    <a:blip r:embed="rId11"/>
+                    <a:stretch>
+                      <a:fillRect/>
+                    </a:stretch>
+                  </pic:blipFill>
+                  <pic:spPr>
+                    <a:xfrm>
+                      <a:off x="0" y="0"/>
+                      <a:ext cx="5486400" cy="4335047"/>
+                    </a:xfrm>
+                    <a:prstGeom prst="rect"/>
+                  </pic:spPr>
+                </pic:pic>
+              </a:graphicData>
+            </a:graphic>
+          </wp:inline>
+        </w:drawing>
+      </w:r>
+    </w:p>
+    <w:p>
+      <w:pPr>
+        <w:jc w:val="center"/>
+      </w:pPr>
+      <w:r>
+        <w:rPr>
+          <w:i/>
+          <w:sz w:val="20"/>
+        </w:rPr>
+        <w:t>図3. サブ解析1：選挙制 vs 世襲制の詳細比較。左上：政体別k値。右上：箱ひげ図。左下：プール生存曲線。右下：ハザード関数。</w:t>
+      </w:r>
+    </w:p>
+    <w:p/>
+    <w:p>
+      <w:pPr>
+        <w:pStyle w:val="Heading2"/>
+      </w:pPr>
+      <w:r>
+        <w:rPr>
+          <w:color w:val="000000"/>
+        </w:rPr>
+        <w:t>サブ解析2：年代別層別分析</w:t>
+      </w:r>
+    </w:p>
+    <w:p>
+      <w:r>
+        <w:rPr>
+          <w:b w:val="0"/>
+          <w:i w:val="0"/>
+          <w:sz w:val="24"/>
+        </w:rPr>
+        <w:t>表2に年代別の結果を示す。明確な時間的傾向が浮かび上がった：プール形状パラメータは古代（k = 0.890, N = 93）から中世（k = 1.163, N = 531）、近世（k = 1.182, N = 289）、近代（k = 1.200, N = 131）にかけて単調増加し、現代（k = 0.996, N = 27）で反転した。このパターンは、政治安定性の長期的増加傾向（kの増加）が1945年以降の時代で部分的に反転したことを示唆し、脱植民地化、民主化、伝統的君主制の衰退を反映している可能性がある。</w:t>
+      </w:r>
+    </w:p>
+    <w:p>
+      <w:r>
+        <w:rPr>
+          <w:b w:val="0"/>
+          <w:i w:val="0"/>
+          <w:sz w:val="24"/>
+        </w:rPr>
+        <w:t>古代はローマ帝国（k = 0.880）に支配され、クーデター多発型のハザード減少パターンを示した。中世は最大のサンプル（N = 531、19政体）を有し、ハザード増加の端緒が見られた。近世・近代ではこの傾向が継続し、近世の日本天皇（k = 2.864）や近代のフランス（k = 3.066）など特に高いk値が見られた。現代のk ≈ 1への回帰は小サンプル（N = 27、8政体）に基づくため慎重な解釈が必要であり、近代と現代を統合した感度分析ではk = 1.147（95% CI [1.06, 1.25]）であった。図4に年代別層別分析の結果を、図5に地理的地域、継承メカニズム、歴史的年代のkの箱ひげ図比較を示す。</w:t>
+      </w:r>
+    </w:p>
+    <w:p>
+      <w:pPr>
+        <w:pStyle w:val="Heading3"/>
+      </w:pPr>
+      <w:r>
+        <w:rPr>
+          <w:color w:val="000000"/>
+        </w:rPr>
+        <w:t>表2. 歴史的年代別のワイブル形状パラメータk</w:t>
+      </w:r>
+    </w:p>
+    <w:tbl>
+      <w:tblPr>
+        <w:tblStyle w:val="TableGrid"/>
+        <w:tblW w:type="auto" w:w="0"/>
+        <w:jc w:val="center"/>
+        <w:tblLook w:firstColumn="1" w:firstRow="1" w:lastColumn="0" w:lastRow="0" w:noHBand="0" w:noVBand="1" w:val="04A0"/>
+      </w:tblPr>
+      <w:tblGrid>
+        <w:gridCol w:w="1337"/>
+        <w:gridCol w:w="1337"/>
+        <w:gridCol w:w="1337"/>
+        <w:gridCol w:w="1337"/>
+        <w:gridCol w:w="1337"/>
+        <w:gridCol w:w="1337"/>
+        <w:gridCol w:w="1337"/>
+      </w:tblGrid>
+      <w:tr>
+        <w:tc>
+          <w:tcPr>
+            <w:tcW w:type="dxa" w:w="1337"/>
+          </w:tcPr>
+          <w:p>
+            <w:r>
+              <w:rPr>
+                <w:b/>
+                <w:sz w:val="18"/>
+              </w:rPr>
+              <w:t>年代</w:t>
+            </w:r>
+          </w:p>
+        </w:tc>
+        <w:tc>
+          <w:tcPr>
+            <w:tcW w:type="dxa" w:w="1337"/>
+          </w:tcPr>
+          <w:p>
+            <w:r>
+              <w:rPr>
+                <w:b/>
+                <w:sz w:val="18"/>
+              </w:rPr>
+              <w:t>期間</w:t>
+            </w:r>
+          </w:p>
+        </w:tc>
+        <w:tc>
+          <w:tcPr>
+            <w:tcW w:type="dxa" w:w="1337"/>
+          </w:tcPr>
+          <w:p>
+            <w:r>
+              <w:rPr>
+                <w:b/>
+                <w:sz w:val="18"/>
+              </w:rPr>
+              <w:t>k</w:t>
+            </w:r>
+          </w:p>
+        </w:tc>
+        <w:tc>
+          <w:tcPr>
+            <w:tcW w:type="dxa" w:w="1337"/>
+          </w:tcPr>
+          <w:p>
+            <w:r>
+              <w:rPr>
+                <w:b/>
+                <w:sz w:val="18"/>
+              </w:rPr>
+              <w:t>95% CI</w:t>
+            </w:r>
+          </w:p>
+        </w:tc>
+        <w:tc>
+          <w:tcPr>
+            <w:tcW w:type="dxa" w:w="1337"/>
+          </w:tcPr>
+          <w:p>
+            <w:r>
+              <w:rPr>
+                <w:b/>
+                <w:sz w:val="18"/>
+              </w:rPr>
+              <w:t>N</w:t>
+            </w:r>
+          </w:p>
+        </w:tc>
+        <w:tc>
+          <w:tcPr>
+            <w:tcW w:type="dxa" w:w="1337"/>
+          </w:tcPr>
+          <w:p>
+            <w:r>
+              <w:rPr>
+                <w:b/>
+                <w:sz w:val="18"/>
+              </w:rPr>
+              <w:t>平均在位(年)</w:t>
+            </w:r>
+          </w:p>
+        </w:tc>
+        <w:tc>
+          <w:tcPr>
+            <w:tcW w:type="dxa" w:w="1337"/>
+          </w:tcPr>
+          <w:p>
+            <w:r>
+              <w:rPr>
+                <w:b/>
+                <w:sz w:val="18"/>
+              </w:rPr>
+              <w:t>KS p</w:t>
+            </w:r>
+          </w:p>
+        </w:tc>
+      </w:tr>
+      <w:tr>
+        <w:tc>
+          <w:tcPr>
+            <w:tcW w:type="dxa" w:w="1337"/>
+          </w:tcPr>
+          <w:p>
+            <w:r>
+              <w:rPr>
+                <w:sz w:val="18"/>
+              </w:rPr>
+              <w:t>古代</w:t>
+            </w:r>
+          </w:p>
+        </w:tc>
+        <w:tc>
+          <w:tcPr>
+            <w:tcW w:type="dxa" w:w="1337"/>
+          </w:tcPr>
+          <w:p>
+            <w:r>
+              <w:rPr>
+                <w:sz w:val="18"/>
+              </w:rPr>
+              <w:t>～476年</w:t>
+            </w:r>
+          </w:p>
+        </w:tc>
+        <w:tc>
+          <w:tcPr>
+            <w:tcW w:type="dxa" w:w="1337"/>
+          </w:tcPr>
+          <w:p>
+            <w:r>
+              <w:rPr>
+                <w:sz w:val="18"/>
+              </w:rPr>
+              <w:t>0.890</w:t>
+            </w:r>
+          </w:p>
+        </w:tc>
+        <w:tc>
+          <w:tcPr>
+            <w:tcW w:type="dxa" w:w="1337"/>
+          </w:tcPr>
+          <w:p>
+            <w:r>
+              <w:rPr>
+                <w:sz w:val="18"/>
+              </w:rPr>
+              <w:t>[0.80, 1.05]</w:t>
+            </w:r>
+          </w:p>
+        </w:tc>
+        <w:tc>
+          <w:tcPr>
+            <w:tcW w:type="dxa" w:w="1337"/>
+          </w:tcPr>
+          <w:p>
+            <w:r>
+              <w:rPr>
+                <w:sz w:val="18"/>
+              </w:rPr>
+              <w:t>93</w:t>
+            </w:r>
+          </w:p>
+        </w:tc>
+        <w:tc>
+          <w:tcPr>
+            <w:tcW w:type="dxa" w:w="1337"/>
+          </w:tcPr>
+          <w:p>
+            <w:r>
+              <w:rPr>
+                <w:sz w:val="18"/>
+              </w:rPr>
+              <w:t>12.4</w:t>
+            </w:r>
+          </w:p>
+        </w:tc>
+        <w:tc>
+          <w:tcPr>
+            <w:tcW w:type="dxa" w:w="1337"/>
+          </w:tcPr>
+          <w:p>
+            <w:r>
+              <w:rPr>
+                <w:sz w:val="18"/>
+              </w:rPr>
+              <w:t>0.392</w:t>
+            </w:r>
+          </w:p>
+        </w:tc>
+      </w:tr>
+      <w:tr>
+        <w:tc>
+          <w:tcPr>
+            <w:tcW w:type="dxa" w:w="1337"/>
+          </w:tcPr>
+          <w:p>
+            <w:r>
+              <w:rPr>
+                <w:sz w:val="18"/>
+              </w:rPr>
+              <w:t>中世</w:t>
+            </w:r>
+          </w:p>
+        </w:tc>
+        <w:tc>
+          <w:tcPr>
+            <w:tcW w:type="dxa" w:w="1337"/>
+          </w:tcPr>
+          <w:p>
+            <w:r>
+              <w:rPr>
+                <w:sz w:val="18"/>
+              </w:rPr>
+              <w:t>476-1453</w:t>
+            </w:r>
+          </w:p>
+        </w:tc>
+        <w:tc>
+          <w:tcPr>
+            <w:tcW w:type="dxa" w:w="1337"/>
+          </w:tcPr>
+          <w:p>
+            <w:r>
+              <w:rPr>
+                <w:sz w:val="18"/>
+              </w:rPr>
+              <w:t>1.163</w:t>
+            </w:r>
+          </w:p>
+        </w:tc>
+        <w:tc>
+          <w:tcPr>
+            <w:tcW w:type="dxa" w:w="1337"/>
+          </w:tcPr>
+          <w:p>
+            <w:r>
+              <w:rPr>
+                <w:sz w:val="18"/>
+              </w:rPr>
+              <w:t>[1.10, 1.24]</w:t>
+            </w:r>
+          </w:p>
+        </w:tc>
+        <w:tc>
+          <w:tcPr>
+            <w:tcW w:type="dxa" w:w="1337"/>
+          </w:tcPr>
+          <w:p>
+            <w:r>
+              <w:rPr>
+                <w:sz w:val="18"/>
+              </w:rPr>
+              <w:t>531</w:t>
+            </w:r>
+          </w:p>
+        </w:tc>
+        <w:tc>
+          <w:tcPr>
+            <w:tcW w:type="dxa" w:w="1337"/>
+          </w:tcPr>
+          <w:p>
+            <w:r>
+              <w:rPr>
+                <w:sz w:val="18"/>
+              </w:rPr>
+              <w:t>14.5</w:t>
+            </w:r>
+          </w:p>
+        </w:tc>
+        <w:tc>
+          <w:tcPr>
+            <w:tcW w:type="dxa" w:w="1337"/>
+          </w:tcPr>
+          <w:p>
+            <w:r>
+              <w:rPr>
+                <w:sz w:val="18"/>
+              </w:rPr>
+              <w:t>0.071</w:t>
+            </w:r>
+          </w:p>
+        </w:tc>
+      </w:tr>
+      <w:tr>
+        <w:tc>
+          <w:tcPr>
+            <w:tcW w:type="dxa" w:w="1337"/>
+          </w:tcPr>
+          <w:p>
+            <w:r>
+              <w:rPr>
+                <w:sz w:val="18"/>
+              </w:rPr>
+              <w:t>近世</w:t>
+            </w:r>
+          </w:p>
+        </w:tc>
+        <w:tc>
+          <w:tcPr>
+            <w:tcW w:type="dxa" w:w="1337"/>
+          </w:tcPr>
+          <w:p>
+            <w:r>
+              <w:rPr>
+                <w:sz w:val="18"/>
+              </w:rPr>
+              <w:t>1453-1789</w:t>
+            </w:r>
+          </w:p>
+        </w:tc>
+        <w:tc>
+          <w:tcPr>
+            <w:tcW w:type="dxa" w:w="1337"/>
+          </w:tcPr>
+          <w:p>
+            <w:r>
+              <w:rPr>
+                <w:sz w:val="18"/>
+              </w:rPr>
+              <w:t>1.182</w:t>
+            </w:r>
+          </w:p>
+        </w:tc>
+        <w:tc>
+          <w:tcPr>
+            <w:tcW w:type="dxa" w:w="1337"/>
+          </w:tcPr>
+          <w:p>
+            <w:r>
+              <w:rPr>
+                <w:sz w:val="18"/>
+              </w:rPr>
+              <w:t>[1.09, 1.29]</w:t>
+            </w:r>
+          </w:p>
+        </w:tc>
+        <w:tc>
+          <w:tcPr>
+            <w:tcW w:type="dxa" w:w="1337"/>
+          </w:tcPr>
+          <w:p>
+            <w:r>
+              <w:rPr>
+                <w:sz w:val="18"/>
+              </w:rPr>
+              <w:t>289</w:t>
+            </w:r>
+          </w:p>
+        </w:tc>
+        <w:tc>
+          <w:tcPr>
+            <w:tcW w:type="dxa" w:w="1337"/>
+          </w:tcPr>
+          <w:p>
+            <w:r>
+              <w:rPr>
+                <w:sz w:val="18"/>
+              </w:rPr>
+              <w:t>17.8</w:t>
+            </w:r>
+          </w:p>
+        </w:tc>
+        <w:tc>
+          <w:tcPr>
+            <w:tcW w:type="dxa" w:w="1337"/>
+          </w:tcPr>
+          <w:p>
+            <w:r>
+              <w:rPr>
+                <w:sz w:val="18"/>
+              </w:rPr>
+              <w:t>0.242</w:t>
+            </w:r>
+          </w:p>
+        </w:tc>
+      </w:tr>
+      <w:tr>
+        <w:tc>
+          <w:tcPr>
+            <w:tcW w:type="dxa" w:w="1337"/>
+          </w:tcPr>
+          <w:p>
+            <w:r>
+              <w:rPr>
+                <w:sz w:val="18"/>
+              </w:rPr>
+              <w:t>近代</w:t>
+            </w:r>
+          </w:p>
+        </w:tc>
+        <w:tc>
+          <w:tcPr>
+            <w:tcW w:type="dxa" w:w="1337"/>
+          </w:tcPr>
+          <w:p>
+            <w:r>
+              <w:rPr>
+                <w:sz w:val="18"/>
+              </w:rPr>
+              <w:t>1789-1945</w:t>
+            </w:r>
+          </w:p>
+        </w:tc>
+        <w:tc>
+          <w:tcPr>
+            <w:tcW w:type="dxa" w:w="1337"/>
+          </w:tcPr>
+          <w:p>
+            <w:r>
+              <w:rPr>
+                <w:sz w:val="18"/>
+              </w:rPr>
+              <w:t>1.200</w:t>
+            </w:r>
+          </w:p>
+        </w:tc>
+        <w:tc>
+          <w:tcPr>
+            <w:tcW w:type="dxa" w:w="1337"/>
+          </w:tcPr>
+          <w:p>
+            <w:r>
+              <w:rPr>
+                <w:sz w:val="18"/>
+              </w:rPr>
+              <w:t>[1.10, 1.34]</w:t>
+            </w:r>
+          </w:p>
+        </w:tc>
+        <w:tc>
+          <w:tcPr>
+            <w:tcW w:type="dxa" w:w="1337"/>
+          </w:tcPr>
+          <w:p>
+            <w:r>
+              <w:rPr>
+                <w:sz w:val="18"/>
+              </w:rPr>
+              <w:t>131</w:t>
+            </w:r>
+          </w:p>
+        </w:tc>
+        <w:tc>
+          <w:tcPr>
+            <w:tcW w:type="dxa" w:w="1337"/>
+          </w:tcPr>
+          <w:p>
+            <w:r>
+              <w:rPr>
+                <w:sz w:val="18"/>
+              </w:rPr>
+              <w:t>15.9</w:t>
+            </w:r>
+          </w:p>
+        </w:tc>
+        <w:tc>
+          <w:tcPr>
+            <w:tcW w:type="dxa" w:w="1337"/>
+          </w:tcPr>
+          <w:p>
+            <w:r>
+              <w:rPr>
+                <w:sz w:val="18"/>
+              </w:rPr>
+              <w:t>0.158</w:t>
+            </w:r>
+          </w:p>
+        </w:tc>
+      </w:tr>
+      <w:tr>
+        <w:tc>
+          <w:tcPr>
+            <w:tcW w:type="dxa" w:w="1337"/>
+          </w:tcPr>
+          <w:p>
+            <w:r>
+              <w:rPr>
+                <w:sz w:val="18"/>
+              </w:rPr>
+              <w:t>現代</w:t>
+            </w:r>
+          </w:p>
+        </w:tc>
+        <w:tc>
+          <w:tcPr>
+            <w:tcW w:type="dxa" w:w="1337"/>
+          </w:tcPr>
+          <w:p>
+            <w:r>
+              <w:rPr>
+                <w:sz w:val="18"/>
+              </w:rPr>
+              <w:t>1945～</w:t>
+            </w:r>
+          </w:p>
+        </w:tc>
+        <w:tc>
+          <w:tcPr>
+            <w:tcW w:type="dxa" w:w="1337"/>
+          </w:tcPr>
+          <w:p>
+            <w:r>
+              <w:rPr>
+                <w:sz w:val="18"/>
+              </w:rPr>
+              <w:t>0.996</w:t>
+            </w:r>
+          </w:p>
+        </w:tc>
+        <w:tc>
+          <w:tcPr>
+            <w:tcW w:type="dxa" w:w="1337"/>
+          </w:tcPr>
+          <w:p>
+            <w:r>
+              <w:rPr>
+                <w:sz w:val="18"/>
+              </w:rPr>
+              <w:t>[0.89, 1.23]</w:t>
+            </w:r>
+          </w:p>
+        </w:tc>
+        <w:tc>
+          <w:tcPr>
+            <w:tcW w:type="dxa" w:w="1337"/>
+          </w:tcPr>
+          <w:p>
+            <w:r>
+              <w:rPr>
+                <w:sz w:val="18"/>
+              </w:rPr>
+              <w:t>27</w:t>
+            </w:r>
+          </w:p>
+        </w:tc>
+        <w:tc>
+          <w:tcPr>
+            <w:tcW w:type="dxa" w:w="1337"/>
+          </w:tcPr>
+          <w:p>
+            <w:r>
+              <w:rPr>
+                <w:sz w:val="18"/>
+              </w:rPr>
+              <w:t>18.6</w:t>
+            </w:r>
+          </w:p>
+        </w:tc>
+        <w:tc>
+          <w:tcPr>
+            <w:tcW w:type="dxa" w:w="1337"/>
+          </w:tcPr>
+          <w:p>
+            <w:r>
+              <w:rPr>
+                <w:sz w:val="18"/>
+              </w:rPr>
+              <w:t>0.072</w:t>
+            </w:r>
+          </w:p>
+        </w:tc>
+      </w:tr>
+    </w:tbl>
+    <w:p/>
+    <w:p>
+      <w:pPr>
+        <w:jc w:val="center"/>
+      </w:pPr>
+      <w:r>
+        <w:drawing>
+          <wp:inline xmlns:a="http://schemas.openxmlformats.org/drawingml/2006/main" xmlns:pic="http://schemas.openxmlformats.org/drawingml/2006/picture">
+            <wp:extent cx="5486400" cy="4811507"/>
+            <wp:docPr id="4" name="Picture 4"/>
+            <wp:cNvGraphicFramePr>
+              <a:graphicFrameLocks noChangeAspect="1"/>
+            </wp:cNvGraphicFramePr>
+            <a:graphic>
+              <a:graphicData uri="http://schemas.openxmlformats.org/drawingml/2006/picture">
+                <pic:pic>
+                  <pic:nvPicPr>
+                    <pic:cNvPr id="0" name="monarch_sub2_era.png"/>
+                    <pic:cNvPicPr/>
+                  </pic:nvPicPr>
+                  <pic:blipFill>
+                    <a:blip r:embed="rId12"/>
+                    <a:stretch>
+                      <a:fillRect/>
+                    </a:stretch>
+                  </pic:blipFill>
+                  <pic:spPr>
+                    <a:xfrm>
+                      <a:off x="0" y="0"/>
+                      <a:ext cx="5486400" cy="4811507"/>
+                    </a:xfrm>
+                    <a:prstGeom prst="rect"/>
+                  </pic:spPr>
+                </pic:pic>
+              </a:graphicData>
+            </a:graphic>
+          </wp:inline>
+        </w:drawing>
+      </w:r>
+    </w:p>
+    <w:p>
+      <w:pPr>
+        <w:jc w:val="center"/>
+      </w:pPr>
+      <w:r>
+        <w:rPr>
+          <w:i/>
+          <w:sz w:val="20"/>
+        </w:rPr>
+        <w:t>図4. サブ解析2：年代別層別分析。上段：タイムライン・バブルチャート。中段左：年代別k値箱ひげ図。中段右：プール生存曲線。下段左：リッジプロット。下段右：ハザード関数。</w:t>
+      </w:r>
+    </w:p>
+    <w:p/>
+    <w:p>
+      <w:pPr>
+        <w:jc w:val="center"/>
+      </w:pPr>
+      <w:r>
+        <w:drawing>
+          <wp:inline xmlns:a="http://schemas.openxmlformats.org/drawingml/2006/main" xmlns:pic="http://schemas.openxmlformats.org/drawingml/2006/picture">
+            <wp:extent cx="5486400" cy="1973032"/>
+            <wp:docPr id="5" name="Picture 5"/>
+            <wp:cNvGraphicFramePr>
+              <a:graphicFrameLocks noChangeAspect="1"/>
+            </wp:cNvGraphicFramePr>
+            <a:graphic>
+              <a:graphicData uri="http://schemas.openxmlformats.org/drawingml/2006/picture">
+                <pic:pic>
+                  <pic:nvPicPr>
+                    <pic:cNvPr id="0" name="monarch_boxplots.png"/>
+                    <pic:cNvPicPr/>
+                  </pic:nvPicPr>
+                  <pic:blipFill>
+                    <a:blip r:embed="rId13"/>
+                    <a:stretch>
+                      <a:fillRect/>
+                    </a:stretch>
+                  </pic:blipFill>
+                  <pic:spPr>
+                    <a:xfrm>
+                      <a:off x="0" y="0"/>
+                      <a:ext cx="5486400" cy="1973032"/>
+                    </a:xfrm>
+                    <a:prstGeom prst="rect"/>
+                  </pic:spPr>
+                </pic:pic>
+              </a:graphicData>
+            </a:graphic>
+          </wp:inline>
+        </w:drawing>
+      </w:r>
+    </w:p>
+    <w:p>
+      <w:pPr>
+        <w:jc w:val="center"/>
+      </w:pPr>
+      <w:r>
+        <w:rPr>
+          <w:i/>
+          <w:sz w:val="20"/>
+        </w:rPr>
+        <w:t>図5. ワイブル形状パラメータkの箱ひげ図比較：地理的地域別（左）、継承メカニズム別（中央）、歴史的年代別（右）。個別政体の値をスキャッタープロットとして重畳。</w:t>
+      </w:r>
+    </w:p>
+    <w:p/>
+    <w:p>
+      <w:pPr>
+        <w:pStyle w:val="Heading2"/>
+      </w:pPr>
+      <w:r>
+        <w:t>モデル選択の結果</w:t>
+      </w:r>
+    </w:p>
+    <w:p>
       <w:r>
         <w:rPr>
           <w:sz w:val="22"/>
         </w:rPr>
-        <w:t>1000年以前の教皇庁データ（N = 140）の分析結果、k = 1.092（95% CI [0.98, 1.25]）であり、指数分布の基準値k = 1に近い値を示した。これはコンクラーベ制度以前の教皇継承がほぼメモリレス（ランダム）であったことを示唆する。</w:t>
+        <w:t>31政体すべてに対してワイブル、対数正規、ガンマ、指数分布の体系的モデル選択を実施した。AICにより、ワイブル分布は12/31政体で最良モデルであり、対数正規が6、ガンマが3、指数が10政体で最良であった。重要なことに、ワイブルは26/31政体でΔAIC &lt; 2以内であり、データセットの大多数で統計的に競争力のある当てはまりを提供することが確認された。ワイブルが明確に劣位となった政体（ΔAIC &gt; 4）は日本天皇（ΔAIC = 17.4、対数正規が優位）およびアメリカ合衆国大統領（ΔAIC = 9.6、対数正規が優位）であった。日本天皇については在位期間の重い右裾（50年を超える天皇が複数存在）が対数正規分布のより重い裾でよく捕捉される。アメリカ合衆国大統領については任期制限による離散的構造が対数正規でより自然に記述される。これらの結果はワイブル分布が文化横断的比較のための妥当な分析的枠組みを提供することを確認しつつ、普遍的に最良の当てはまりモデルではないことを認める。形状パラメータkの解釈上の利点（バスタブ曲線の枠組みを介したハザード動態への直接的対応）は、代替分布がわずかに良い統計的当てはまりを達成する場合でも、主要指標としてのkの使用を正当化する。図9にすべての政体と分布のΔAIC・ΔBIC値を示す。</w:t>
+      </w:r>
+    </w:p>
+    <w:p>
+      <w:pPr>
+        <w:jc w:val="center"/>
+      </w:pPr>
+      <w:r>
+        <w:drawing>
+          <wp:inline xmlns:a="http://schemas.openxmlformats.org/drawingml/2006/main" xmlns:pic="http://schemas.openxmlformats.org/drawingml/2006/picture">
+            <wp:extent cx="5486400" cy="3760937"/>
+            <wp:docPr id="9" name="Picture 9"/>
+            <wp:cNvGraphicFramePr>
+              <a:graphicFrameLocks noChangeAspect="1"/>
+            </wp:cNvGraphicFramePr>
+            <a:graphic>
+              <a:graphicData uri="http://schemas.openxmlformats.org/drawingml/2006/picture">
+                <pic:pic>
+                  <pic:nvPicPr>
+                    <pic:cNvPr id="0" name="fig_model_selection.png"/>
+                    <pic:cNvPicPr/>
+                  </pic:nvPicPr>
+                  <pic:blipFill>
+                    <a:blip r:embed="rId17"/>
+                    <a:stretch>
+                      <a:fillRect/>
+                    </a:stretch>
+                  </pic:blipFill>
+                  <pic:spPr>
+                    <a:xfrm>
+                      <a:off x="0" y="0"/>
+                      <a:ext cx="5486400" cy="3760937"/>
+                    </a:xfrm>
+                    <a:prstGeom prst="rect"/>
+                  </pic:spPr>
+                </pic:pic>
+              </a:graphicData>
+            </a:graphic>
+          </wp:inline>
+        </w:drawing>
+      </w:r>
+    </w:p>
+    <w:p>
+      <w:r>
+        <w:rPr>
+          <w:i/>
+          <w:sz w:val="22"/>
+        </w:rPr>
+        <w:t>図9. モデル選択比較。各政体について最良モデルに対するΔAIC（左）とΔBIC（右）。塗り潰し丸は最良モデル、白抜き四角は競争的代替モデル（ΔAIC &lt; 2）を示す。</w:t>
+      </w:r>
+    </w:p>
+    <w:p>
+      <w:r>
+        <w:rPr>
+          <w:sz w:val="22"/>
+        </w:rPr>
+        <w:t>補足図S1に全31政体のカプラン・マイヤー経験的生存曲線と当てはめたワイブル、対数正規、ガンマ分布のオーバーレイを示す。</w:t>
       </w:r>
     </w:p>
     <w:p>
@@ -386,16 +3850,3209 @@
         <w:pStyle w:val="Heading2"/>
       </w:pPr>
       <w:r>
-        <w:t>選挙制vs世襲制</w:t>
+        <w:rPr>
+          <w:color w:val="000000"/>
+        </w:rPr>
+        <w:t>内部整合性の検証：暴力的継承・内戦との相関</w:t>
       </w:r>
     </w:p>
     <w:p>
-      <w:pPr/>
+      <w:r>
+        <w:rPr>
+          <w:b w:val="0"/>
+          <w:i w:val="0"/>
+          <w:sz w:val="24"/>
+        </w:rPr>
+        <w:t>ワイブル形状パラメータkの解釈を評価するため、政治指導者のArchigosデータセット（Goemans et al., 2009）を利用可能な範囲で活用し、一次的な歴史資料で補完して、各政体の暴力的継承率（暗殺、クーデター、戦死による王位交代の割合）および主要な内戦の頻度をkと対比した。表3に主要な政体の暴力的継承率を示す。kと暴力的継承率の間にはスピアマン順位相関で有意な負の相関が認められた（rho = -0.638, p = 0.0002）。k &lt; 1の政体群の暴力的継承率平均は59.6%であったのに対し、k &gt; 1.3の政体群では20.5%であった。kと内戦頻度の相関も有意であった（rho = -0.528, p = 0.003）。 ワイブル形状パラメータと暴力的継承率はいずれも同一の歴史的記録から導出されるため（在位期間の境界を決定するイベントが継承の暴力性の分類にも影響する）、この分析は独立した外部検証ではなく内部整合性の実証として位置づけられる。</w:t>
+      </w:r>
+    </w:p>
+    <w:p>
+      <w:r>
+        <w:rPr>
+          <w:b w:val="0"/>
+          <w:i w:val="0"/>
+          <w:sz w:val="24"/>
+        </w:rPr>
+        <w:t>個別の政体について検証すると、マムルーク朝（k = 0.851）は暴力的継承率63.0%で、軍事奴隷制に特有の不安定な権力移行を反映している。ローマ帝国（k = 0.880）は暴力的継承率56.4%で、3世紀の軍人皇帝時代の慢性的暴力を含む。対照的に、デンマーク（k = 1.788）は暴力的継承率8.7%、スウェーデン（k = 1.897）は13.0%であり、北欧の秩序ある継承伝統と整合的である。注目すべき例外として、スコットランド（k = 1.937だが暴力的継承率30.5%）は、暴力が存在しても時間的に均等に分散している場合にkが高くなりうることを示す。図6にkと暴力的継承率の散布図を示す。</w:t>
+      </w:r>
+    </w:p>
+    <w:p>
+      <w:pPr>
+        <w:pStyle w:val="Heading3"/>
+      </w:pPr>
+      <w:r>
+        <w:rPr>
+          <w:color w:val="000000"/>
+        </w:rPr>
+        <w:t>表3. 政体別の暴力的継承率と内戦頻度</w:t>
+      </w:r>
+    </w:p>
+    <w:tbl>
+      <w:tblPr>
+        <w:tblStyle w:val="TableGrid"/>
+        <w:tblW w:type="auto" w:w="0"/>
+        <w:jc w:val="center"/>
+        <w:tblLook w:firstColumn="1" w:firstRow="1" w:lastColumn="0" w:lastRow="0" w:noHBand="0" w:noVBand="1" w:val="04A0"/>
+      </w:tblPr>
+      <w:tblGrid>
+        <w:gridCol w:w="2340"/>
+        <w:gridCol w:w="2340"/>
+        <w:gridCol w:w="2340"/>
+        <w:gridCol w:w="2340"/>
+      </w:tblGrid>
+      <w:tr>
+        <w:tc>
+          <w:tcPr>
+            <w:tcW w:type="dxa" w:w="2340"/>
+          </w:tcPr>
+          <w:p>
+            <w:r>
+              <w:rPr>
+                <w:b/>
+                <w:sz w:val="18"/>
+              </w:rPr>
+              <w:t>政体</w:t>
+            </w:r>
+          </w:p>
+        </w:tc>
+        <w:tc>
+          <w:tcPr>
+            <w:tcW w:type="dxa" w:w="2340"/>
+          </w:tcPr>
+          <w:p>
+            <w:r>
+              <w:rPr>
+                <w:b/>
+                <w:sz w:val="18"/>
+              </w:rPr>
+              <w:t>k</w:t>
+            </w:r>
+          </w:p>
+        </w:tc>
+        <w:tc>
+          <w:tcPr>
+            <w:tcW w:type="dxa" w:w="2340"/>
+          </w:tcPr>
+          <w:p>
+            <w:r>
+              <w:rPr>
+                <w:b/>
+                <w:sz w:val="18"/>
+              </w:rPr>
+              <w:t>暴力的継承率</w:t>
+            </w:r>
+          </w:p>
+        </w:tc>
+        <w:tc>
+          <w:tcPr>
+            <w:tcW w:type="dxa" w:w="2340"/>
+          </w:tcPr>
+          <w:p>
+            <w:r>
+              <w:rPr>
+                <w:b/>
+                <w:sz w:val="18"/>
+              </w:rPr>
+              <w:t>主要内戦数</w:t>
+            </w:r>
+          </w:p>
+        </w:tc>
+      </w:tr>
+      <w:tr>
+        <w:tc>
+          <w:tcPr>
+            <w:tcW w:type="dxa" w:w="2340"/>
+          </w:tcPr>
+          <w:p>
+            <w:r>
+              <w:rPr>
+                <w:sz w:val="18"/>
+              </w:rPr>
+              <w:t>マムルーク朝</w:t>
+            </w:r>
+          </w:p>
+        </w:tc>
+        <w:tc>
+          <w:tcPr>
+            <w:tcW w:type="dxa" w:w="2340"/>
+          </w:tcPr>
+          <w:p>
+            <w:r>
+              <w:rPr>
+                <w:sz w:val="18"/>
+              </w:rPr>
+              <w:t>0.851</w:t>
+            </w:r>
+          </w:p>
+        </w:tc>
+        <w:tc>
+          <w:tcPr>
+            <w:tcW w:type="dxa" w:w="2340"/>
+          </w:tcPr>
+          <w:p>
+            <w:r>
+              <w:rPr>
+                <w:sz w:val="18"/>
+              </w:rPr>
+              <w:t>63.0%</w:t>
+            </w:r>
+          </w:p>
+        </w:tc>
+        <w:tc>
+          <w:tcPr>
+            <w:tcW w:type="dxa" w:w="2340"/>
+          </w:tcPr>
+          <w:p>
+            <w:r>
+              <w:rPr>
+                <w:sz w:val="18"/>
+              </w:rPr>
+              <w:t>5</w:t>
+            </w:r>
+          </w:p>
+        </w:tc>
+      </w:tr>
+      <w:tr>
+        <w:tc>
+          <w:tcPr>
+            <w:tcW w:type="dxa" w:w="2340"/>
+          </w:tcPr>
+          <w:p>
+            <w:r>
+              <w:rPr>
+                <w:sz w:val="18"/>
+              </w:rPr>
+              <w:t>ローマ帝国</w:t>
+            </w:r>
+          </w:p>
+        </w:tc>
+        <w:tc>
+          <w:tcPr>
+            <w:tcW w:type="dxa" w:w="2340"/>
+          </w:tcPr>
+          <w:p>
+            <w:r>
+              <w:rPr>
+                <w:sz w:val="18"/>
+              </w:rPr>
+              <w:t>0.880</w:t>
+            </w:r>
+          </w:p>
+        </w:tc>
+        <w:tc>
+          <w:tcPr>
+            <w:tcW w:type="dxa" w:w="2340"/>
+          </w:tcPr>
+          <w:p>
+            <w:r>
+              <w:rPr>
+                <w:sz w:val="18"/>
+              </w:rPr>
+              <w:t>56.4%</w:t>
+            </w:r>
+          </w:p>
+        </w:tc>
+        <w:tc>
+          <w:tcPr>
+            <w:tcW w:type="dxa" w:w="2340"/>
+          </w:tcPr>
+          <w:p>
+            <w:r>
+              <w:rPr>
+                <w:sz w:val="18"/>
+              </w:rPr>
+              <w:t>12</w:t>
+            </w:r>
+          </w:p>
+        </w:tc>
+      </w:tr>
+      <w:tr>
+        <w:tc>
+          <w:tcPr>
+            <w:tcW w:type="dxa" w:w="2340"/>
+          </w:tcPr>
+          <w:p>
+            <w:r>
+              <w:rPr>
+                <w:sz w:val="18"/>
+              </w:rPr>
+              <w:t>ムガル帝国</w:t>
+            </w:r>
+          </w:p>
+        </w:tc>
+        <w:tc>
+          <w:tcPr>
+            <w:tcW w:type="dxa" w:w="2340"/>
+          </w:tcPr>
+          <w:p>
+            <w:r>
+              <w:rPr>
+                <w:sz w:val="18"/>
+              </w:rPr>
+              <w:t>0.936</w:t>
+            </w:r>
+          </w:p>
+        </w:tc>
+        <w:tc>
+          <w:tcPr>
+            <w:tcW w:type="dxa" w:w="2340"/>
+          </w:tcPr>
+          <w:p>
+            <w:r>
+              <w:rPr>
+                <w:sz w:val="18"/>
+              </w:rPr>
+              <w:t>53.3%</w:t>
+            </w:r>
+          </w:p>
+        </w:tc>
+        <w:tc>
+          <w:tcPr>
+            <w:tcW w:type="dxa" w:w="2340"/>
+          </w:tcPr>
+          <w:p>
+            <w:r>
+              <w:rPr>
+                <w:sz w:val="18"/>
+              </w:rPr>
+              <w:t>6</w:t>
+            </w:r>
+          </w:p>
+        </w:tc>
+      </w:tr>
+      <w:tr>
+        <w:tc>
+          <w:tcPr>
+            <w:tcW w:type="dxa" w:w="2340"/>
+          </w:tcPr>
+          <w:p>
+            <w:r>
+              <w:rPr>
+                <w:sz w:val="18"/>
+              </w:rPr>
+              <w:t>ビザンツ帝国</w:t>
+            </w:r>
+          </w:p>
+        </w:tc>
+        <w:tc>
+          <w:tcPr>
+            <w:tcW w:type="dxa" w:w="2340"/>
+          </w:tcPr>
+          <w:p>
+            <w:r>
+              <w:rPr>
+                <w:sz w:val="18"/>
+              </w:rPr>
+              <w:t>1.113</w:t>
+            </w:r>
+          </w:p>
+        </w:tc>
+        <w:tc>
+          <w:tcPr>
+            <w:tcW w:type="dxa" w:w="2340"/>
+          </w:tcPr>
+          <w:p>
+            <w:r>
+              <w:rPr>
+                <w:sz w:val="18"/>
+              </w:rPr>
+              <w:t>35.2%</w:t>
+            </w:r>
+          </w:p>
+        </w:tc>
+        <w:tc>
+          <w:tcPr>
+            <w:tcW w:type="dxa" w:w="2340"/>
+          </w:tcPr>
+          <w:p>
+            <w:r>
+              <w:rPr>
+                <w:sz w:val="18"/>
+              </w:rPr>
+              <w:t>10</w:t>
+            </w:r>
+          </w:p>
+        </w:tc>
+      </w:tr>
+      <w:tr>
+        <w:tc>
+          <w:tcPr>
+            <w:tcW w:type="dxa" w:w="2340"/>
+          </w:tcPr>
+          <w:p>
+            <w:r>
+              <w:rPr>
+                <w:sz w:val="18"/>
+              </w:rPr>
+              <w:t>オスマン帝国</w:t>
+            </w:r>
+          </w:p>
+        </w:tc>
+        <w:tc>
+          <w:tcPr>
+            <w:tcW w:type="dxa" w:w="2340"/>
+          </w:tcPr>
+          <w:p>
+            <w:r>
+              <w:rPr>
+                <w:sz w:val="18"/>
+              </w:rPr>
+              <w:t>1.240</w:t>
+            </w:r>
+          </w:p>
+        </w:tc>
+        <w:tc>
+          <w:tcPr>
+            <w:tcW w:type="dxa" w:w="2340"/>
+          </w:tcPr>
+          <w:p>
+            <w:r>
+              <w:rPr>
+                <w:sz w:val="18"/>
+              </w:rPr>
+              <w:t>35.9%</w:t>
+            </w:r>
+          </w:p>
+        </w:tc>
+        <w:tc>
+          <w:tcPr>
+            <w:tcW w:type="dxa" w:w="2340"/>
+          </w:tcPr>
+          <w:p>
+            <w:r>
+              <w:rPr>
+                <w:sz w:val="18"/>
+              </w:rPr>
+              <w:t>4</w:t>
+            </w:r>
+          </w:p>
+        </w:tc>
+      </w:tr>
+      <w:tr>
+        <w:tc>
+          <w:tcPr>
+            <w:tcW w:type="dxa" w:w="2340"/>
+          </w:tcPr>
+          <w:p>
+            <w:r>
+              <w:rPr>
+                <w:sz w:val="18"/>
+              </w:rPr>
+              <w:t>イングランド/英国</w:t>
+            </w:r>
+          </w:p>
+        </w:tc>
+        <w:tc>
+          <w:tcPr>
+            <w:tcW w:type="dxa" w:w="2340"/>
+          </w:tcPr>
+          <w:p>
+            <w:r>
+              <w:rPr>
+                <w:sz w:val="18"/>
+              </w:rPr>
+              <w:t>1.308</w:t>
+            </w:r>
+          </w:p>
+        </w:tc>
+        <w:tc>
+          <w:tcPr>
+            <w:tcW w:type="dxa" w:w="2340"/>
+          </w:tcPr>
+          <w:p>
+            <w:r>
+              <w:rPr>
+                <w:sz w:val="18"/>
+              </w:rPr>
+              <w:t>19.0%</w:t>
+            </w:r>
+          </w:p>
+        </w:tc>
+        <w:tc>
+          <w:tcPr>
+            <w:tcW w:type="dxa" w:w="2340"/>
+          </w:tcPr>
+          <w:p>
+            <w:r>
+              <w:rPr>
+                <w:sz w:val="18"/>
+              </w:rPr>
+              <w:t>3</w:t>
+            </w:r>
+          </w:p>
+        </w:tc>
+      </w:tr>
+      <w:tr>
+        <w:tc>
+          <w:tcPr>
+            <w:tcW w:type="dxa" w:w="2340"/>
+          </w:tcPr>
+          <w:p>
+            <w:r>
+              <w:rPr>
+                <w:sz w:val="18"/>
+              </w:rPr>
+              <w:t>日本（天皇）</w:t>
+            </w:r>
+          </w:p>
+        </w:tc>
+        <w:tc>
+          <w:tcPr>
+            <w:tcW w:type="dxa" w:w="2340"/>
+          </w:tcPr>
+          <w:p>
+            <w:r>
+              <w:rPr>
+                <w:sz w:val="18"/>
+              </w:rPr>
+              <w:t>1.648</w:t>
+            </w:r>
+          </w:p>
+        </w:tc>
+        <w:tc>
+          <w:tcPr>
+            <w:tcW w:type="dxa" w:w="2340"/>
+          </w:tcPr>
+          <w:p>
+            <w:r>
+              <w:rPr>
+                <w:sz w:val="18"/>
+              </w:rPr>
+              <w:t>5.8%</w:t>
+            </w:r>
+          </w:p>
+        </w:tc>
+        <w:tc>
+          <w:tcPr>
+            <w:tcW w:type="dxa" w:w="2340"/>
+          </w:tcPr>
+          <w:p>
+            <w:r>
+              <w:rPr>
+                <w:sz w:val="18"/>
+              </w:rPr>
+              <w:t>7</w:t>
+            </w:r>
+          </w:p>
+        </w:tc>
+      </w:tr>
+      <w:tr>
+        <w:tc>
+          <w:tcPr>
+            <w:tcW w:type="dxa" w:w="2340"/>
+          </w:tcPr>
+          <w:p>
+            <w:r>
+              <w:rPr>
+                <w:sz w:val="18"/>
+              </w:rPr>
+              <w:t>デンマーク</w:t>
+            </w:r>
+          </w:p>
+        </w:tc>
+        <w:tc>
+          <w:tcPr>
+            <w:tcW w:type="dxa" w:w="2340"/>
+          </w:tcPr>
+          <w:p>
+            <w:r>
+              <w:rPr>
+                <w:sz w:val="18"/>
+              </w:rPr>
+              <w:t>1.788</w:t>
+            </w:r>
+          </w:p>
+        </w:tc>
+        <w:tc>
+          <w:tcPr>
+            <w:tcW w:type="dxa" w:w="2340"/>
+          </w:tcPr>
+          <w:p>
+            <w:r>
+              <w:rPr>
+                <w:sz w:val="18"/>
+              </w:rPr>
+              <w:t>8.7%</w:t>
+            </w:r>
+          </w:p>
+        </w:tc>
+        <w:tc>
+          <w:tcPr>
+            <w:tcW w:type="dxa" w:w="2340"/>
+          </w:tcPr>
+          <w:p>
+            <w:r>
+              <w:rPr>
+                <w:sz w:val="18"/>
+              </w:rPr>
+              <w:t>1</w:t>
+            </w:r>
+          </w:p>
+        </w:tc>
+      </w:tr>
+      <w:tr>
+        <w:tc>
+          <w:tcPr>
+            <w:tcW w:type="dxa" w:w="2340"/>
+          </w:tcPr>
+          <w:p>
+            <w:r>
+              <w:rPr>
+                <w:sz w:val="18"/>
+              </w:rPr>
+              <w:t>スコットランド</w:t>
+            </w:r>
+          </w:p>
+        </w:tc>
+        <w:tc>
+          <w:tcPr>
+            <w:tcW w:type="dxa" w:w="2340"/>
+          </w:tcPr>
+          <w:p>
+            <w:r>
+              <w:rPr>
+                <w:sz w:val="18"/>
+              </w:rPr>
+              <w:t>1.937</w:t>
+            </w:r>
+          </w:p>
+        </w:tc>
+        <w:tc>
+          <w:tcPr>
+            <w:tcW w:type="dxa" w:w="2340"/>
+          </w:tcPr>
+          <w:p>
+            <w:r>
+              <w:rPr>
+                <w:sz w:val="18"/>
+              </w:rPr>
+              <w:t>30.5%</w:t>
+            </w:r>
+          </w:p>
+        </w:tc>
+        <w:tc>
+          <w:tcPr>
+            <w:tcW w:type="dxa" w:w="2340"/>
+          </w:tcPr>
+          <w:p>
+            <w:r>
+              <w:rPr>
+                <w:sz w:val="18"/>
+              </w:rPr>
+              <w:t>4</w:t>
+            </w:r>
+          </w:p>
+        </w:tc>
+      </w:tr>
+      <w:tr>
+        <w:tc>
+          <w:tcPr>
+            <w:tcW w:type="dxa" w:w="2340"/>
+          </w:tcPr>
+          <w:p>
+            <w:r>
+              <w:rPr>
+                <w:sz w:val="18"/>
+              </w:rPr>
+              <w:t>USA（大統領）</w:t>
+            </w:r>
+          </w:p>
+        </w:tc>
+        <w:tc>
+          <w:tcPr>
+            <w:tcW w:type="dxa" w:w="2340"/>
+          </w:tcPr>
+          <w:p>
+            <w:r>
+              <w:rPr>
+                <w:sz w:val="18"/>
+              </w:rPr>
+              <w:t>2.721</w:t>
+            </w:r>
+          </w:p>
+        </w:tc>
+        <w:tc>
+          <w:tcPr>
+            <w:tcW w:type="dxa" w:w="2340"/>
+          </w:tcPr>
+          <w:p>
+            <w:r>
+              <w:rPr>
+                <w:sz w:val="18"/>
+              </w:rPr>
+              <w:t>8.7%</w:t>
+            </w:r>
+          </w:p>
+        </w:tc>
+        <w:tc>
+          <w:tcPr>
+            <w:tcW w:type="dxa" w:w="2340"/>
+          </w:tcPr>
+          <w:p>
+            <w:r>
+              <w:rPr>
+                <w:sz w:val="18"/>
+              </w:rPr>
+              <w:t>1</w:t>
+            </w:r>
+          </w:p>
+        </w:tc>
+      </w:tr>
+    </w:tbl>
+    <w:p/>
+    <w:p>
+      <w:pPr>
+        <w:jc w:val="center"/>
+      </w:pPr>
+      <w:r>
+        <w:drawing>
+          <wp:inline xmlns:a="http://schemas.openxmlformats.org/drawingml/2006/main" xmlns:pic="http://schemas.openxmlformats.org/drawingml/2006/picture">
+            <wp:extent cx="5486400" cy="1804845"/>
+            <wp:docPr id="6" name="Picture 6"/>
+            <wp:cNvGraphicFramePr>
+              <a:graphicFrameLocks noChangeAspect="1"/>
+            </wp:cNvGraphicFramePr>
+            <a:graphic>
+              <a:graphicData uri="http://schemas.openxmlformats.org/drawingml/2006/picture">
+                <pic:pic>
+                  <pic:nvPicPr>
+                    <pic:cNvPr id="0" name="monarch_historical_validation.png"/>
+                    <pic:cNvPicPr/>
+                  </pic:nvPicPr>
+                  <pic:blipFill>
+                    <a:blip r:embed="rId14"/>
+                    <a:stretch>
+                      <a:fillRect/>
+                    </a:stretch>
+                  </pic:blipFill>
+                  <pic:spPr>
+                    <a:xfrm>
+                      <a:off x="0" y="0"/>
+                      <a:ext cx="5486400" cy="1804845"/>
+                    </a:xfrm>
+                    <a:prstGeom prst="rect"/>
+                  </pic:spPr>
+                </pic:pic>
+              </a:graphicData>
+            </a:graphic>
+          </wp:inline>
+        </w:drawing>
+      </w:r>
+    </w:p>
+    <w:p>
+      <w:pPr>
+        <w:jc w:val="center"/>
+      </w:pPr>
+      <w:r>
+        <w:rPr>
+          <w:i/>
+          <w:sz w:val="20"/>
+        </w:rPr>
+        <w:t>図6. 内部整合性の検証：ワイブル形状パラメータkと暴力的継承率の相関（左上）、内戦頻度との相関（右上）、安定性グループ別の暴力的継承率比較（左下）、サマリーテーブル（右下）。</w:t>
+      </w:r>
+    </w:p>
+    <w:p/>
+    <w:p>
+      <w:pPr>
+        <w:pStyle w:val="Heading2"/>
+      </w:pPr>
+      <w:r>
+        <w:rPr>
+          <w:color w:val="000000"/>
+        </w:rPr>
+        <w:t>即位時年齢分布の分析</w:t>
+      </w:r>
+    </w:p>
+    <w:p>
+      <w:r>
+        <w:rPr>
+          <w:b w:val="0"/>
+          <w:i w:val="0"/>
+          <w:sz w:val="24"/>
+        </w:rPr>
+        <w:t>幼帝・傀儡統治者の影響を評価するため、データが利用可能な29政体について即位時年齢を集計した。表4に要約統計量を示す。政体間に大きなばらつきが存在した：中央即位年齢は13.0歳（中国・清）から56.5歳（教皇庁）の範囲であり、18歳未満の即位割合は0%（USA大統領、教皇庁）から59.3%（マムルーク朝）までの範囲であった。図7にこれらの分布を示す。</w:t>
+      </w:r>
+    </w:p>
+    <w:p>
+      <w:r>
+        <w:rPr>
+          <w:b w:val="0"/>
+          <w:i w:val="0"/>
+          <w:sz w:val="24"/>
+        </w:rPr>
+        <w:t>日本の天皇は特に顕著なパターンを示した：96件の即位のうち22件（22.9%）が10歳未満、49件（51.0%）が18歳未満で発生し、中央即位年齢はわずか17.0歳であった。これは藤原摂関政治、院政、幕府の各時代における幼帝の即位を反映している。中国の清朝は10歳未満の即位割合がさらに高く（50.0%、N = 10）、溥儀（2歳）、光緒帝（3歳）、順治帝（5歳）、同治帝（5歳）が摂政下で即位した。スコットランド（38.1%が10歳未満）も幼年即位が頻繁で、メアリー女王（生後6日）、ジェームズ5世（1歳）、ジェームズ6世（1歳）が含まれる。マムルーク朝は軍事奴隷制でありながら59.3%が18歳未満の即位で、有力なアミールの傀儡として幼年スルタンが擁立されたことを反映する。</w:t>
+      </w:r>
+    </w:p>
+    <w:p>
+      <w:r>
+        <w:rPr>
+          <w:b w:val="0"/>
+          <w:i w:val="0"/>
+          <w:sz w:val="24"/>
+        </w:rPr>
+        <w:t>重要なことに、ワイブル形状パラメータkと即位年齢指標の間に統計的に有意な相関は認められなかった：kと中央即位年齢（ピアソンr = +0.236, p = 0.217; スピアマンrho = -0.029, p = 0.881）、kと18歳未満即位率（r = -0.074, p = 0.704）、kと10歳未満即位率（r = +0.103, p = 0.595）。この体系的相関の不在は、個別の政体（日本、中国・清、スコットランド）では傀儡統治者のダイナミクスがk値に影響を与えうるものの、若年即位が全政体を通じて形状パラメータを一方向に体系的に偏向させることはないことを示唆する。即位年齢とkの関係は普遍的な交絡因子ではなく、政体固有の制度的配置によって媒介されている。</w:t>
+      </w:r>
+    </w:p>
+    <w:p>
+      <w:pPr>
+        <w:pStyle w:val="Heading3"/>
+      </w:pPr>
+      <w:r>
+        <w:rPr>
+          <w:color w:val="000000"/>
+        </w:rPr>
+        <w:t>表4. 政体別の即位時年齢要約統計量</w:t>
+      </w:r>
+    </w:p>
+    <w:tbl>
+      <w:tblPr>
+        <w:tblStyle w:val="TableGrid"/>
+        <w:tblW w:type="auto" w:w="0"/>
+        <w:jc w:val="center"/>
+        <w:tblLook w:firstColumn="1" w:firstRow="1" w:lastColumn="0" w:lastRow="0" w:noHBand="0" w:noVBand="1" w:val="04A0"/>
+      </w:tblPr>
+      <w:tblGrid>
+        <w:gridCol w:w="1337"/>
+        <w:gridCol w:w="1337"/>
+        <w:gridCol w:w="1337"/>
+        <w:gridCol w:w="1337"/>
+        <w:gridCol w:w="1337"/>
+        <w:gridCol w:w="1337"/>
+        <w:gridCol w:w="1337"/>
+      </w:tblGrid>
+      <w:tr>
+        <w:tc>
+          <w:tcPr>
+            <w:tcW w:type="dxa" w:w="1337"/>
+          </w:tcPr>
+          <w:p>
+            <w:r>
+              <w:rPr>
+                <w:b/>
+                <w:sz w:val="18"/>
+              </w:rPr>
+              <w:t>政体</w:t>
+            </w:r>
+          </w:p>
+        </w:tc>
+        <w:tc>
+          <w:tcPr>
+            <w:tcW w:type="dxa" w:w="1337"/>
+          </w:tcPr>
+          <w:p>
+            <w:r>
+              <w:rPr>
+                <w:b/>
+                <w:sz w:val="18"/>
+              </w:rPr>
+              <w:t>k</w:t>
+            </w:r>
+          </w:p>
+        </w:tc>
+        <w:tc>
+          <w:tcPr>
+            <w:tcW w:type="dxa" w:w="1337"/>
+          </w:tcPr>
+          <w:p>
+            <w:r>
+              <w:rPr>
+                <w:b/>
+                <w:sz w:val="18"/>
+              </w:rPr>
+              <w:t>N</w:t>
+            </w:r>
+          </w:p>
+        </w:tc>
+        <w:tc>
+          <w:tcPr>
+            <w:tcW w:type="dxa" w:w="1337"/>
+          </w:tcPr>
+          <w:p>
+            <w:r>
+              <w:rPr>
+                <w:b/>
+                <w:sz w:val="18"/>
+              </w:rPr>
+              <w:t>中央値(歳)</w:t>
+            </w:r>
+          </w:p>
+        </w:tc>
+        <w:tc>
+          <w:tcPr>
+            <w:tcW w:type="dxa" w:w="1337"/>
+          </w:tcPr>
+          <w:p>
+            <w:r>
+              <w:rPr>
+                <w:b/>
+                <w:sz w:val="18"/>
+              </w:rPr>
+              <w:t>平均値(歳)</w:t>
+            </w:r>
+          </w:p>
+        </w:tc>
+        <w:tc>
+          <w:tcPr>
+            <w:tcW w:type="dxa" w:w="1337"/>
+          </w:tcPr>
+          <w:p>
+            <w:r>
+              <w:rPr>
+                <w:b/>
+                <w:sz w:val="18"/>
+              </w:rPr>
+              <w:t>&lt;10歳(%)</w:t>
+            </w:r>
+          </w:p>
+        </w:tc>
+        <w:tc>
+          <w:tcPr>
+            <w:tcW w:type="dxa" w:w="1337"/>
+          </w:tcPr>
+          <w:p>
+            <w:r>
+              <w:rPr>
+                <w:b/>
+                <w:sz w:val="18"/>
+              </w:rPr>
+              <w:t>&lt;18歳(%)</w:t>
+            </w:r>
+          </w:p>
+        </w:tc>
+      </w:tr>
+      <w:tr>
+        <w:tc>
+          <w:tcPr>
+            <w:tcW w:type="dxa" w:w="1337"/>
+          </w:tcPr>
+          <w:p>
+            <w:r>
+              <w:rPr>
+                <w:sz w:val="18"/>
+              </w:rPr>
+              <w:t>USA（大統領）</w:t>
+            </w:r>
+          </w:p>
+        </w:tc>
+        <w:tc>
+          <w:tcPr>
+            <w:tcW w:type="dxa" w:w="1337"/>
+          </w:tcPr>
+          <w:p>
+            <w:r>
+              <w:rPr>
+                <w:sz w:val="18"/>
+              </w:rPr>
+              <w:t>2.721</w:t>
+            </w:r>
+          </w:p>
+        </w:tc>
+        <w:tc>
+          <w:tcPr>
+            <w:tcW w:type="dxa" w:w="1337"/>
+          </w:tcPr>
+          <w:p>
+            <w:r>
+              <w:rPr>
+                <w:sz w:val="18"/>
+              </w:rPr>
+              <w:t>46</w:t>
+            </w:r>
+          </w:p>
+        </w:tc>
+        <w:tc>
+          <w:tcPr>
+            <w:tcW w:type="dxa" w:w="1337"/>
+          </w:tcPr>
+          <w:p>
+            <w:r>
+              <w:rPr>
+                <w:sz w:val="18"/>
+              </w:rPr>
+              <w:t>55.0</w:t>
+            </w:r>
+          </w:p>
+        </w:tc>
+        <w:tc>
+          <w:tcPr>
+            <w:tcW w:type="dxa" w:w="1337"/>
+          </w:tcPr>
+          <w:p>
+            <w:r>
+              <w:rPr>
+                <w:sz w:val="18"/>
+              </w:rPr>
+              <w:t>55.5</w:t>
+            </w:r>
+          </w:p>
+        </w:tc>
+        <w:tc>
+          <w:tcPr>
+            <w:tcW w:type="dxa" w:w="1337"/>
+          </w:tcPr>
+          <w:p>
+            <w:r>
+              <w:rPr>
+                <w:sz w:val="18"/>
+              </w:rPr>
+              <w:t>0.0%</w:t>
+            </w:r>
+          </w:p>
+        </w:tc>
+        <w:tc>
+          <w:tcPr>
+            <w:tcW w:type="dxa" w:w="1337"/>
+          </w:tcPr>
+          <w:p>
+            <w:r>
+              <w:rPr>
+                <w:sz w:val="18"/>
+              </w:rPr>
+              <w:t>0.0%</w:t>
+            </w:r>
+          </w:p>
+        </w:tc>
+      </w:tr>
+      <w:tr>
+        <w:tc>
+          <w:tcPr>
+            <w:tcW w:type="dxa" w:w="1337"/>
+          </w:tcPr>
+          <w:p>
+            <w:r>
+              <w:rPr>
+                <w:sz w:val="18"/>
+              </w:rPr>
+              <w:t>教皇庁（1000年以降）</w:t>
+            </w:r>
+          </w:p>
+        </w:tc>
+        <w:tc>
+          <w:tcPr>
+            <w:tcW w:type="dxa" w:w="1337"/>
+          </w:tcPr>
+          <w:p>
+            <w:r>
+              <w:rPr>
+                <w:sz w:val="18"/>
+              </w:rPr>
+              <w:t>1.163</w:t>
+            </w:r>
+          </w:p>
+        </w:tc>
+        <w:tc>
+          <w:tcPr>
+            <w:tcW w:type="dxa" w:w="1337"/>
+          </w:tcPr>
+          <w:p>
+            <w:r>
+              <w:rPr>
+                <w:sz w:val="18"/>
+              </w:rPr>
+              <w:t>68</w:t>
+            </w:r>
+          </w:p>
+        </w:tc>
+        <w:tc>
+          <w:tcPr>
+            <w:tcW w:type="dxa" w:w="1337"/>
+          </w:tcPr>
+          <w:p>
+            <w:r>
+              <w:rPr>
+                <w:sz w:val="18"/>
+              </w:rPr>
+              <w:t>56.5</w:t>
+            </w:r>
+          </w:p>
+        </w:tc>
+        <w:tc>
+          <w:tcPr>
+            <w:tcW w:type="dxa" w:w="1337"/>
+          </w:tcPr>
+          <w:p>
+            <w:r>
+              <w:rPr>
+                <w:sz w:val="18"/>
+              </w:rPr>
+              <w:t>56.2</w:t>
+            </w:r>
+          </w:p>
+        </w:tc>
+        <w:tc>
+          <w:tcPr>
+            <w:tcW w:type="dxa" w:w="1337"/>
+          </w:tcPr>
+          <w:p>
+            <w:r>
+              <w:rPr>
+                <w:sz w:val="18"/>
+              </w:rPr>
+              <w:t>0.0%</w:t>
+            </w:r>
+          </w:p>
+        </w:tc>
+        <w:tc>
+          <w:tcPr>
+            <w:tcW w:type="dxa" w:w="1337"/>
+          </w:tcPr>
+          <w:p>
+            <w:r>
+              <w:rPr>
+                <w:sz w:val="18"/>
+              </w:rPr>
+              <w:t>0.0%</w:t>
+            </w:r>
+          </w:p>
+        </w:tc>
+      </w:tr>
+      <w:tr>
+        <w:tc>
+          <w:tcPr>
+            <w:tcW w:type="dxa" w:w="1337"/>
+          </w:tcPr>
+          <w:p>
+            <w:r>
+              <w:rPr>
+                <w:sz w:val="18"/>
+              </w:rPr>
+              <w:t>ローマ帝国</w:t>
+            </w:r>
+          </w:p>
+        </w:tc>
+        <w:tc>
+          <w:tcPr>
+            <w:tcW w:type="dxa" w:w="1337"/>
+          </w:tcPr>
+          <w:p>
+            <w:r>
+              <w:rPr>
+                <w:sz w:val="18"/>
+              </w:rPr>
+              <w:t>0.880</w:t>
+            </w:r>
+          </w:p>
+        </w:tc>
+        <w:tc>
+          <w:tcPr>
+            <w:tcW w:type="dxa" w:w="1337"/>
+          </w:tcPr>
+          <w:p>
+            <w:r>
+              <w:rPr>
+                <w:sz w:val="18"/>
+              </w:rPr>
+              <w:t>50</w:t>
+            </w:r>
+          </w:p>
+        </w:tc>
+        <w:tc>
+          <w:tcPr>
+            <w:tcW w:type="dxa" w:w="1337"/>
+          </w:tcPr>
+          <w:p>
+            <w:r>
+              <w:rPr>
+                <w:sz w:val="18"/>
+              </w:rPr>
+              <w:t>40.5</w:t>
+            </w:r>
+          </w:p>
+        </w:tc>
+        <w:tc>
+          <w:tcPr>
+            <w:tcW w:type="dxa" w:w="1337"/>
+          </w:tcPr>
+          <w:p>
+            <w:r>
+              <w:rPr>
+                <w:sz w:val="18"/>
+              </w:rPr>
+              <w:t>39.8</w:t>
+            </w:r>
+          </w:p>
+        </w:tc>
+        <w:tc>
+          <w:tcPr>
+            <w:tcW w:type="dxa" w:w="1337"/>
+          </w:tcPr>
+          <w:p>
+            <w:r>
+              <w:rPr>
+                <w:sz w:val="18"/>
+              </w:rPr>
+              <w:t>0.0%</w:t>
+            </w:r>
+          </w:p>
+        </w:tc>
+        <w:tc>
+          <w:tcPr>
+            <w:tcW w:type="dxa" w:w="1337"/>
+          </w:tcPr>
+          <w:p>
+            <w:r>
+              <w:rPr>
+                <w:sz w:val="18"/>
+              </w:rPr>
+              <w:t>14.0%</w:t>
+            </w:r>
+          </w:p>
+        </w:tc>
+      </w:tr>
+      <w:tr>
+        <w:tc>
+          <w:tcPr>
+            <w:tcW w:type="dxa" w:w="1337"/>
+          </w:tcPr>
+          <w:p>
+            <w:r>
+              <w:rPr>
+                <w:sz w:val="18"/>
+              </w:rPr>
+              <w:t>デンマーク</w:t>
+            </w:r>
+          </w:p>
+        </w:tc>
+        <w:tc>
+          <w:tcPr>
+            <w:tcW w:type="dxa" w:w="1337"/>
+          </w:tcPr>
+          <w:p>
+            <w:r>
+              <w:rPr>
+                <w:sz w:val="18"/>
+              </w:rPr>
+              <w:t>1.788</w:t>
+            </w:r>
+          </w:p>
+        </w:tc>
+        <w:tc>
+          <w:tcPr>
+            <w:tcW w:type="dxa" w:w="1337"/>
+          </w:tcPr>
+          <w:p>
+            <w:r>
+              <w:rPr>
+                <w:sz w:val="18"/>
+              </w:rPr>
+              <w:t>23</w:t>
+            </w:r>
+          </w:p>
+        </w:tc>
+        <w:tc>
+          <w:tcPr>
+            <w:tcW w:type="dxa" w:w="1337"/>
+          </w:tcPr>
+          <w:p>
+            <w:r>
+              <w:rPr>
+                <w:sz w:val="18"/>
+              </w:rPr>
+              <w:t>31.0</w:t>
+            </w:r>
+          </w:p>
+        </w:tc>
+        <w:tc>
+          <w:tcPr>
+            <w:tcW w:type="dxa" w:w="1337"/>
+          </w:tcPr>
+          <w:p>
+            <w:r>
+              <w:rPr>
+                <w:sz w:val="18"/>
+              </w:rPr>
+              <w:t>33.5</w:t>
+            </w:r>
+          </w:p>
+        </w:tc>
+        <w:tc>
+          <w:tcPr>
+            <w:tcW w:type="dxa" w:w="1337"/>
+          </w:tcPr>
+          <w:p>
+            <w:r>
+              <w:rPr>
+                <w:sz w:val="18"/>
+              </w:rPr>
+              <w:t>0.0%</w:t>
+            </w:r>
+          </w:p>
+        </w:tc>
+        <w:tc>
+          <w:tcPr>
+            <w:tcW w:type="dxa" w:w="1337"/>
+          </w:tcPr>
+          <w:p>
+            <w:r>
+              <w:rPr>
+                <w:sz w:val="18"/>
+              </w:rPr>
+              <w:t>13.0%</w:t>
+            </w:r>
+          </w:p>
+        </w:tc>
+      </w:tr>
+      <w:tr>
+        <w:tc>
+          <w:tcPr>
+            <w:tcW w:type="dxa" w:w="1337"/>
+          </w:tcPr>
+          <w:p>
+            <w:r>
+              <w:rPr>
+                <w:sz w:val="18"/>
+              </w:rPr>
+              <w:t>オスマン帝国</w:t>
+            </w:r>
+          </w:p>
+        </w:tc>
+        <w:tc>
+          <w:tcPr>
+            <w:tcW w:type="dxa" w:w="1337"/>
+          </w:tcPr>
+          <w:p>
+            <w:r>
+              <w:rPr>
+                <w:sz w:val="18"/>
+              </w:rPr>
+              <w:t>1.240</w:t>
+            </w:r>
+          </w:p>
+        </w:tc>
+        <w:tc>
+          <w:tcPr>
+            <w:tcW w:type="dxa" w:w="1337"/>
+          </w:tcPr>
+          <w:p>
+            <w:r>
+              <w:rPr>
+                <w:sz w:val="18"/>
+              </w:rPr>
+              <w:t>37</w:t>
+            </w:r>
+          </w:p>
+        </w:tc>
+        <w:tc>
+          <w:tcPr>
+            <w:tcW w:type="dxa" w:w="1337"/>
+          </w:tcPr>
+          <w:p>
+            <w:r>
+              <w:rPr>
+                <w:sz w:val="18"/>
+              </w:rPr>
+              <w:t>30.0</w:t>
+            </w:r>
+          </w:p>
+        </w:tc>
+        <w:tc>
+          <w:tcPr>
+            <w:tcW w:type="dxa" w:w="1337"/>
+          </w:tcPr>
+          <w:p>
+            <w:r>
+              <w:rPr>
+                <w:sz w:val="18"/>
+              </w:rPr>
+              <w:t>32.3</w:t>
+            </w:r>
+          </w:p>
+        </w:tc>
+        <w:tc>
+          <w:tcPr>
+            <w:tcW w:type="dxa" w:w="1337"/>
+          </w:tcPr>
+          <w:p>
+            <w:r>
+              <w:rPr>
+                <w:sz w:val="18"/>
+              </w:rPr>
+              <w:t>2.7%</w:t>
+            </w:r>
+          </w:p>
+        </w:tc>
+        <w:tc>
+          <w:tcPr>
+            <w:tcW w:type="dxa" w:w="1337"/>
+          </w:tcPr>
+          <w:p>
+            <w:r>
+              <w:rPr>
+                <w:sz w:val="18"/>
+              </w:rPr>
+              <w:t>18.9%</w:t>
+            </w:r>
+          </w:p>
+        </w:tc>
+      </w:tr>
+      <w:tr>
+        <w:tc>
+          <w:tcPr>
+            <w:tcW w:type="dxa" w:w="1337"/>
+          </w:tcPr>
+          <w:p>
+            <w:r>
+              <w:rPr>
+                <w:sz w:val="18"/>
+              </w:rPr>
+              <w:t>フランス</w:t>
+            </w:r>
+          </w:p>
+        </w:tc>
+        <w:tc>
+          <w:tcPr>
+            <w:tcW w:type="dxa" w:w="1337"/>
+          </w:tcPr>
+          <w:p>
+            <w:r>
+              <w:rPr>
+                <w:sz w:val="18"/>
+              </w:rPr>
+              <w:t>1.235</w:t>
+            </w:r>
+          </w:p>
+        </w:tc>
+        <w:tc>
+          <w:tcPr>
+            <w:tcW w:type="dxa" w:w="1337"/>
+          </w:tcPr>
+          <w:p>
+            <w:r>
+              <w:rPr>
+                <w:sz w:val="18"/>
+              </w:rPr>
+              <w:t>38</w:t>
+            </w:r>
+          </w:p>
+        </w:tc>
+        <w:tc>
+          <w:tcPr>
+            <w:tcW w:type="dxa" w:w="1337"/>
+          </w:tcPr>
+          <w:p>
+            <w:r>
+              <w:rPr>
+                <w:sz w:val="18"/>
+              </w:rPr>
+              <w:t>23.5</w:t>
+            </w:r>
+          </w:p>
+        </w:tc>
+        <w:tc>
+          <w:tcPr>
+            <w:tcW w:type="dxa" w:w="1337"/>
+          </w:tcPr>
+          <w:p>
+            <w:r>
+              <w:rPr>
+                <w:sz w:val="18"/>
+              </w:rPr>
+              <w:t>25.1</w:t>
+            </w:r>
+          </w:p>
+        </w:tc>
+        <w:tc>
+          <w:tcPr>
+            <w:tcW w:type="dxa" w:w="1337"/>
+          </w:tcPr>
+          <w:p>
+            <w:r>
+              <w:rPr>
+                <w:sz w:val="18"/>
+              </w:rPr>
+              <w:t>13.2%</w:t>
+            </w:r>
+          </w:p>
+        </w:tc>
+        <w:tc>
+          <w:tcPr>
+            <w:tcW w:type="dxa" w:w="1337"/>
+          </w:tcPr>
+          <w:p>
+            <w:r>
+              <w:rPr>
+                <w:sz w:val="18"/>
+              </w:rPr>
+              <w:t>34.2%</w:t>
+            </w:r>
+          </w:p>
+        </w:tc>
+      </w:tr>
+      <w:tr>
+        <w:tc>
+          <w:tcPr>
+            <w:tcW w:type="dxa" w:w="1337"/>
+          </w:tcPr>
+          <w:p>
+            <w:r>
+              <w:rPr>
+                <w:sz w:val="18"/>
+              </w:rPr>
+              <w:t>日本（天皇）</w:t>
+            </w:r>
+          </w:p>
+        </w:tc>
+        <w:tc>
+          <w:tcPr>
+            <w:tcW w:type="dxa" w:w="1337"/>
+          </w:tcPr>
+          <w:p>
+            <w:r>
+              <w:rPr>
+                <w:sz w:val="18"/>
+              </w:rPr>
+              <w:t>1.648</w:t>
+            </w:r>
+          </w:p>
+        </w:tc>
+        <w:tc>
+          <w:tcPr>
+            <w:tcW w:type="dxa" w:w="1337"/>
+          </w:tcPr>
+          <w:p>
+            <w:r>
+              <w:rPr>
+                <w:sz w:val="18"/>
+              </w:rPr>
+              <w:t>96</w:t>
+            </w:r>
+          </w:p>
+        </w:tc>
+        <w:tc>
+          <w:tcPr>
+            <w:tcW w:type="dxa" w:w="1337"/>
+          </w:tcPr>
+          <w:p>
+            <w:r>
+              <w:rPr>
+                <w:sz w:val="18"/>
+              </w:rPr>
+              <w:t>17.0</w:t>
+            </w:r>
+          </w:p>
+        </w:tc>
+        <w:tc>
+          <w:tcPr>
+            <w:tcW w:type="dxa" w:w="1337"/>
+          </w:tcPr>
+          <w:p>
+            <w:r>
+              <w:rPr>
+                <w:sz w:val="18"/>
+              </w:rPr>
+              <w:t>21.0</w:t>
+            </w:r>
+          </w:p>
+        </w:tc>
+        <w:tc>
+          <w:tcPr>
+            <w:tcW w:type="dxa" w:w="1337"/>
+          </w:tcPr>
+          <w:p>
+            <w:r>
+              <w:rPr>
+                <w:sz w:val="18"/>
+              </w:rPr>
+              <w:t>22.9%</w:t>
+            </w:r>
+          </w:p>
+        </w:tc>
+        <w:tc>
+          <w:tcPr>
+            <w:tcW w:type="dxa" w:w="1337"/>
+          </w:tcPr>
+          <w:p>
+            <w:r>
+              <w:rPr>
+                <w:sz w:val="18"/>
+              </w:rPr>
+              <w:t>51.0%</w:t>
+            </w:r>
+          </w:p>
+        </w:tc>
+      </w:tr>
+      <w:tr>
+        <w:tc>
+          <w:tcPr>
+            <w:tcW w:type="dxa" w:w="1337"/>
+          </w:tcPr>
+          <w:p>
+            <w:r>
+              <w:rPr>
+                <w:sz w:val="18"/>
+              </w:rPr>
+              <w:t>スコットランド</w:t>
+            </w:r>
+          </w:p>
+        </w:tc>
+        <w:tc>
+          <w:tcPr>
+            <w:tcW w:type="dxa" w:w="1337"/>
+          </w:tcPr>
+          <w:p>
+            <w:r>
+              <w:rPr>
+                <w:sz w:val="18"/>
+              </w:rPr>
+              <w:t>1.937</w:t>
+            </w:r>
+          </w:p>
+        </w:tc>
+        <w:tc>
+          <w:tcPr>
+            <w:tcW w:type="dxa" w:w="1337"/>
+          </w:tcPr>
+          <w:p>
+            <w:r>
+              <w:rPr>
+                <w:sz w:val="18"/>
+              </w:rPr>
+              <w:t>21</w:t>
+            </w:r>
+          </w:p>
+        </w:tc>
+        <w:tc>
+          <w:tcPr>
+            <w:tcW w:type="dxa" w:w="1337"/>
+          </w:tcPr>
+          <w:p>
+            <w:r>
+              <w:rPr>
+                <w:sz w:val="18"/>
+              </w:rPr>
+              <w:t>15.0</w:t>
+            </w:r>
+          </w:p>
+        </w:tc>
+        <w:tc>
+          <w:tcPr>
+            <w:tcW w:type="dxa" w:w="1337"/>
+          </w:tcPr>
+          <w:p>
+            <w:r>
+              <w:rPr>
+                <w:sz w:val="18"/>
+              </w:rPr>
+              <w:t>20.3</w:t>
+            </w:r>
+          </w:p>
+        </w:tc>
+        <w:tc>
+          <w:tcPr>
+            <w:tcW w:type="dxa" w:w="1337"/>
+          </w:tcPr>
+          <w:p>
+            <w:r>
+              <w:rPr>
+                <w:sz w:val="18"/>
+              </w:rPr>
+              <w:t>38.1%</w:t>
+            </w:r>
+          </w:p>
+        </w:tc>
+        <w:tc>
+          <w:tcPr>
+            <w:tcW w:type="dxa" w:w="1337"/>
+          </w:tcPr>
+          <w:p>
+            <w:r>
+              <w:rPr>
+                <w:sz w:val="18"/>
+              </w:rPr>
+              <w:t>57.1%</w:t>
+            </w:r>
+          </w:p>
+        </w:tc>
+      </w:tr>
+      <w:tr>
+        <w:tc>
+          <w:tcPr>
+            <w:tcW w:type="dxa" w:w="1337"/>
+          </w:tcPr>
+          <w:p>
+            <w:r>
+              <w:rPr>
+                <w:sz w:val="18"/>
+              </w:rPr>
+              <w:t>中国（清）</w:t>
+            </w:r>
+          </w:p>
+        </w:tc>
+        <w:tc>
+          <w:tcPr>
+            <w:tcW w:type="dxa" w:w="1337"/>
+          </w:tcPr>
+          <w:p>
+            <w:r>
+              <w:rPr>
+                <w:sz w:val="18"/>
+              </w:rPr>
+              <w:t>1.140</w:t>
+            </w:r>
+          </w:p>
+        </w:tc>
+        <w:tc>
+          <w:tcPr>
+            <w:tcW w:type="dxa" w:w="1337"/>
+          </w:tcPr>
+          <w:p>
+            <w:r>
+              <w:rPr>
+                <w:sz w:val="18"/>
+              </w:rPr>
+              <w:t>10</w:t>
+            </w:r>
+          </w:p>
+        </w:tc>
+        <w:tc>
+          <w:tcPr>
+            <w:tcW w:type="dxa" w:w="1337"/>
+          </w:tcPr>
+          <w:p>
+            <w:r>
+              <w:rPr>
+                <w:sz w:val="18"/>
+              </w:rPr>
+              <w:t>13.0</w:t>
+            </w:r>
+          </w:p>
+        </w:tc>
+        <w:tc>
+          <w:tcPr>
+            <w:tcW w:type="dxa" w:w="1337"/>
+          </w:tcPr>
+          <w:p>
+            <w:r>
+              <w:rPr>
+                <w:sz w:val="18"/>
+              </w:rPr>
+              <w:t>18.2</w:t>
+            </w:r>
+          </w:p>
+        </w:tc>
+        <w:tc>
+          <w:tcPr>
+            <w:tcW w:type="dxa" w:w="1337"/>
+          </w:tcPr>
+          <w:p>
+            <w:r>
+              <w:rPr>
+                <w:sz w:val="18"/>
+              </w:rPr>
+              <w:t>50.0%</w:t>
+            </w:r>
+          </w:p>
+        </w:tc>
+        <w:tc>
+          <w:tcPr>
+            <w:tcW w:type="dxa" w:w="1337"/>
+          </w:tcPr>
+          <w:p>
+            <w:r>
+              <w:rPr>
+                <w:sz w:val="18"/>
+              </w:rPr>
+              <w:t>50.0%</w:t>
+            </w:r>
+          </w:p>
+        </w:tc>
+      </w:tr>
+      <w:tr>
+        <w:tc>
+          <w:tcPr>
+            <w:tcW w:type="dxa" w:w="1337"/>
+          </w:tcPr>
+          <w:p>
+            <w:r>
+              <w:rPr>
+                <w:sz w:val="18"/>
+              </w:rPr>
+              <w:t>マムルーク朝</w:t>
+            </w:r>
+          </w:p>
+        </w:tc>
+        <w:tc>
+          <w:tcPr>
+            <w:tcW w:type="dxa" w:w="1337"/>
+          </w:tcPr>
+          <w:p>
+            <w:r>
+              <w:rPr>
+                <w:sz w:val="18"/>
+              </w:rPr>
+              <w:t>0.851</w:t>
+            </w:r>
+          </w:p>
+        </w:tc>
+        <w:tc>
+          <w:tcPr>
+            <w:tcW w:type="dxa" w:w="1337"/>
+          </w:tcPr>
+          <w:p>
+            <w:r>
+              <w:rPr>
+                <w:sz w:val="18"/>
+              </w:rPr>
+              <w:t>27</w:t>
+            </w:r>
+          </w:p>
+        </w:tc>
+        <w:tc>
+          <w:tcPr>
+            <w:tcW w:type="dxa" w:w="1337"/>
+          </w:tcPr>
+          <w:p>
+            <w:r>
+              <w:rPr>
+                <w:sz w:val="18"/>
+              </w:rPr>
+              <w:t>14.0</w:t>
+            </w:r>
+          </w:p>
+        </w:tc>
+        <w:tc>
+          <w:tcPr>
+            <w:tcW w:type="dxa" w:w="1337"/>
+          </w:tcPr>
+          <w:p>
+            <w:r>
+              <w:rPr>
+                <w:sz w:val="18"/>
+              </w:rPr>
+              <w:t>20.0</w:t>
+            </w:r>
+          </w:p>
+        </w:tc>
+        <w:tc>
+          <w:tcPr>
+            <w:tcW w:type="dxa" w:w="1337"/>
+          </w:tcPr>
+          <w:p>
+            <w:r>
+              <w:rPr>
+                <w:sz w:val="18"/>
+              </w:rPr>
+              <w:t>14.8%</w:t>
+            </w:r>
+          </w:p>
+        </w:tc>
+        <w:tc>
+          <w:tcPr>
+            <w:tcW w:type="dxa" w:w="1337"/>
+          </w:tcPr>
+          <w:p>
+            <w:r>
+              <w:rPr>
+                <w:sz w:val="18"/>
+              </w:rPr>
+              <w:t>59.3%</w:t>
+            </w:r>
+          </w:p>
+        </w:tc>
+      </w:tr>
+    </w:tbl>
+    <w:p/>
+    <w:p>
+      <w:pPr>
+        <w:jc w:val="center"/>
+      </w:pPr>
+      <w:r>
+        <w:drawing>
+          <wp:inline xmlns:a="http://schemas.openxmlformats.org/drawingml/2006/main" xmlns:pic="http://schemas.openxmlformats.org/drawingml/2006/picture">
+            <wp:extent cx="5486400" cy="4814455"/>
+            <wp:docPr id="7" name="Picture 7"/>
+            <wp:cNvGraphicFramePr>
+              <a:graphicFrameLocks noChangeAspect="1"/>
+            </wp:cNvGraphicFramePr>
+            <a:graphic>
+              <a:graphicData uri="http://schemas.openxmlformats.org/drawingml/2006/picture">
+                <pic:pic>
+                  <pic:nvPicPr>
+                    <pic:cNvPr id="0" name="monarch_accession_ages.png"/>
+                    <pic:cNvPicPr/>
+                  </pic:nvPicPr>
+                  <pic:blipFill>
+                    <a:blip r:embed="rId15"/>
+                    <a:stretch>
+                      <a:fillRect/>
+                    </a:stretch>
+                  </pic:blipFill>
+                  <pic:spPr>
+                    <a:xfrm>
+                      <a:off x="0" y="0"/>
+                      <a:ext cx="5486400" cy="4814455"/>
+                    </a:xfrm>
+                    <a:prstGeom prst="rect"/>
+                  </pic:spPr>
+                </pic:pic>
+              </a:graphicData>
+            </a:graphic>
+          </wp:inline>
+        </w:drawing>
+      </w:r>
+    </w:p>
+    <w:p>
+      <w:pPr>
+        <w:jc w:val="center"/>
+      </w:pPr>
+      <w:r>
+        <w:rPr>
+          <w:i/>
+          <w:sz w:val="20"/>
+        </w:rPr>
+        <w:t>図7. 即位時年齢の分布分析。(A) 政体別の即位年齢箱ひげ図。(B) kと中央即位年齢の散布図。(C) kと18歳未満即位率の散布図。(D) 政体別の年齢カテゴリ構成。</w:t>
+      </w:r>
+    </w:p>
+    <w:p/>
+    <w:p>
+      <w:pPr>
+        <w:pStyle w:val="Heading2"/>
+      </w:pPr>
+      <w:r>
+        <w:rPr>
+          <w:color w:val="000000"/>
+        </w:rPr>
+        <w:t>感度分析：幼帝の除外</w:t>
+      </w:r>
+    </w:p>
+    <w:p>
+      <w:r>
+        <w:rPr>
+          <w:b w:val="0"/>
+          <w:i w:val="0"/>
+          <w:sz w:val="24"/>
+        </w:rPr>
+        <w:t>幼帝がワイブル形状パラメータに与える影響を定量化するため、即位時年齢が10歳未満（一次分析）および18歳未満（二次分析）の統治者を除外してワイブル分布を再当てはめた。表5に主要な影響を受けた政体の結果を、図8に感度分析の結果を示す。</w:t>
+      </w:r>
+    </w:p>
+    <w:p>
+      <w:r>
+        <w:rPr>
+          <w:b w:val="0"/>
+          <w:i w:val="0"/>
+          <w:sz w:val="24"/>
+        </w:rPr>
+        <w:t>感度分析は注目すべき双方向パターンを明らかにした。一部の政体では、幼帝の除外によりkが大幅に低下した：日本の天皇はk = 1.648から1.346（10歳未満除外、delta k = -0.302）、さらに1.208（18歳未満除外、delta k = -0.440）に低下した。スコットランドは1.937から1.485（delta k = -0.452）、スウェーデンは1.897から1.415（delta k = -0.482）に低下した。これらの政体では、幼年統治者が傀儡として管理された継承により即位しており、人為的に規則的な（非ランダムな）在位期間を導入することでkを押し上げていた。</w:t>
+      </w:r>
+    </w:p>
+    <w:p>
+      <w:r>
+        <w:rPr>
+          <w:b w:val="0"/>
+          <w:i w:val="0"/>
+          <w:sz w:val="24"/>
+        </w:rPr>
+        <w:t>逆に、他の政体では幼帝の除外によりkが上昇した：フランスは1.235から1.606（delta k = +0.371）、神聖ローマ帝国は1.171から1.473（delta k = +0.302）、マムルーク朝は0.851から0.951（delta k = +0.100）に上昇した。これらのシステムでは、幼年統治者は政治的不安定の標的であり、その短く混沌とした在位が追加的な分散を導入してkを押し下げていた。マムルーク朝は示唆的である：59.3%の即位が18歳未満であったにもかかわらず、全ての幼年即位を除外してもk &lt; 1のままであり、システムの不安定性が幼年スルタンの人工物ではなく構造的なものであることを確認する。</w:t>
+      </w:r>
+    </w:p>
+    <w:p>
+      <w:r>
+        <w:rPr>
+          <w:b w:val="0"/>
+          <w:i w:val="0"/>
+          <w:sz w:val="24"/>
+        </w:rPr>
+        <w:t>重要なのは、日本の天皇のkが18歳未満の全即位を除外してもなお1.0を超えた（k = 1.208）ことであり、ハザード増加（摩耗型）パターンが純粋に傀儡の管理された移行の人工物ではなく真正であることを示す。ただし、変化の大きさ（delta k = -0.440）は相当であり、傀儡天皇のダイナミクスが推定形状パラメータに実質的な影響を与えていることを確認する。</w:t>
+      </w:r>
+    </w:p>
+    <w:p>
+      <w:pPr>
+        <w:pStyle w:val="Heading3"/>
+      </w:pPr>
+      <w:r>
+        <w:rPr>
+          <w:color w:val="000000"/>
+        </w:rPr>
+        <w:t>表5. 感度分析：幼帝除外後のワイブルk</w:t>
+      </w:r>
+    </w:p>
+    <w:tbl>
+      <w:tblPr>
+        <w:tblStyle w:val="TableGrid"/>
+        <w:tblW w:type="auto" w:w="0"/>
+        <w:jc w:val="center"/>
+        <w:tblLook w:firstColumn="1" w:firstRow="1" w:lastColumn="0" w:lastRow="0" w:noHBand="0" w:noVBand="1" w:val="04A0"/>
+      </w:tblPr>
+      <w:tblGrid>
+        <w:gridCol w:w="1040"/>
+        <w:gridCol w:w="1040"/>
+        <w:gridCol w:w="1040"/>
+        <w:gridCol w:w="1040"/>
+        <w:gridCol w:w="1040"/>
+        <w:gridCol w:w="1040"/>
+        <w:gridCol w:w="1040"/>
+        <w:gridCol w:w="1040"/>
+        <w:gridCol w:w="1040"/>
+      </w:tblGrid>
+      <w:tr>
+        <w:tc>
+          <w:tcPr>
+            <w:tcW w:type="dxa" w:w="1040"/>
+          </w:tcPr>
+          <w:p>
+            <w:r>
+              <w:rPr>
+                <w:b/>
+                <w:sz w:val="16"/>
+              </w:rPr>
+              <w:t>政体</w:t>
+            </w:r>
+          </w:p>
+        </w:tc>
+        <w:tc>
+          <w:tcPr>
+            <w:tcW w:type="dxa" w:w="1040"/>
+          </w:tcPr>
+          <w:p>
+            <w:r>
+              <w:rPr>
+                <w:b/>
+                <w:sz w:val="16"/>
+              </w:rPr>
+              <w:t>k(全)</w:t>
+            </w:r>
+          </w:p>
+        </w:tc>
+        <w:tc>
+          <w:tcPr>
+            <w:tcW w:type="dxa" w:w="1040"/>
+          </w:tcPr>
+          <w:p>
+            <w:r>
+              <w:rPr>
+                <w:b/>
+                <w:sz w:val="16"/>
+              </w:rPr>
+              <w:t>N</w:t>
+            </w:r>
+          </w:p>
+        </w:tc>
+        <w:tc>
+          <w:tcPr>
+            <w:tcW w:type="dxa" w:w="1040"/>
+          </w:tcPr>
+          <w:p>
+            <w:r>
+              <w:rPr>
+                <w:b/>
+                <w:sz w:val="16"/>
+              </w:rPr>
+              <w:t>k(no&lt;10)</w:t>
+            </w:r>
+          </w:p>
+        </w:tc>
+        <w:tc>
+          <w:tcPr>
+            <w:tcW w:type="dxa" w:w="1040"/>
+          </w:tcPr>
+          <w:p>
+            <w:r>
+              <w:rPr>
+                <w:b/>
+                <w:sz w:val="16"/>
+              </w:rPr>
+              <w:t>N</w:t>
+            </w:r>
+          </w:p>
+        </w:tc>
+        <w:tc>
+          <w:tcPr>
+            <w:tcW w:type="dxa" w:w="1040"/>
+          </w:tcPr>
+          <w:p>
+            <w:r>
+              <w:rPr>
+                <w:b/>
+                <w:sz w:val="16"/>
+              </w:rPr>
+              <w:t>delta k</w:t>
+            </w:r>
+          </w:p>
+        </w:tc>
+        <w:tc>
+          <w:tcPr>
+            <w:tcW w:type="dxa" w:w="1040"/>
+          </w:tcPr>
+          <w:p>
+            <w:r>
+              <w:rPr>
+                <w:b/>
+                <w:sz w:val="16"/>
+              </w:rPr>
+              <w:t>k(no&lt;18)</w:t>
+            </w:r>
+          </w:p>
+        </w:tc>
+        <w:tc>
+          <w:tcPr>
+            <w:tcW w:type="dxa" w:w="1040"/>
+          </w:tcPr>
+          <w:p>
+            <w:r>
+              <w:rPr>
+                <w:b/>
+                <w:sz w:val="16"/>
+              </w:rPr>
+              <w:t>N</w:t>
+            </w:r>
+          </w:p>
+        </w:tc>
+        <w:tc>
+          <w:tcPr>
+            <w:tcW w:type="dxa" w:w="1040"/>
+          </w:tcPr>
+          <w:p>
+            <w:r>
+              <w:rPr>
+                <w:b/>
+                <w:sz w:val="16"/>
+              </w:rPr>
+              <w:t>delta k</w:t>
+            </w:r>
+          </w:p>
+        </w:tc>
+      </w:tr>
+      <w:tr>
+        <w:tc>
+          <w:tcPr>
+            <w:tcW w:type="dxa" w:w="1040"/>
+          </w:tcPr>
+          <w:p>
+            <w:r>
+              <w:rPr>
+                <w:sz w:val="16"/>
+              </w:rPr>
+              <w:t>日本（天皇）</w:t>
+            </w:r>
+          </w:p>
+        </w:tc>
+        <w:tc>
+          <w:tcPr>
+            <w:tcW w:type="dxa" w:w="1040"/>
+          </w:tcPr>
+          <w:p>
+            <w:r>
+              <w:rPr>
+                <w:sz w:val="16"/>
+              </w:rPr>
+              <w:t>1.648</w:t>
+            </w:r>
+          </w:p>
+        </w:tc>
+        <w:tc>
+          <w:tcPr>
+            <w:tcW w:type="dxa" w:w="1040"/>
+          </w:tcPr>
+          <w:p>
+            <w:r>
+              <w:rPr>
+                <w:sz w:val="16"/>
+              </w:rPr>
+              <w:t>96</w:t>
+            </w:r>
+          </w:p>
+        </w:tc>
+        <w:tc>
+          <w:tcPr>
+            <w:tcW w:type="dxa" w:w="1040"/>
+          </w:tcPr>
+          <w:p>
+            <w:r>
+              <w:rPr>
+                <w:sz w:val="16"/>
+              </w:rPr>
+              <w:t>1.346</w:t>
+            </w:r>
+          </w:p>
+        </w:tc>
+        <w:tc>
+          <w:tcPr>
+            <w:tcW w:type="dxa" w:w="1040"/>
+          </w:tcPr>
+          <w:p>
+            <w:r>
+              <w:rPr>
+                <w:sz w:val="16"/>
+              </w:rPr>
+              <w:t>74</w:t>
+            </w:r>
+          </w:p>
+        </w:tc>
+        <w:tc>
+          <w:tcPr>
+            <w:tcW w:type="dxa" w:w="1040"/>
+          </w:tcPr>
+          <w:p>
+            <w:r>
+              <w:rPr>
+                <w:sz w:val="16"/>
+              </w:rPr>
+              <w:t>-0.302</w:t>
+            </w:r>
+          </w:p>
+        </w:tc>
+        <w:tc>
+          <w:tcPr>
+            <w:tcW w:type="dxa" w:w="1040"/>
+          </w:tcPr>
+          <w:p>
+            <w:r>
+              <w:rPr>
+                <w:sz w:val="16"/>
+              </w:rPr>
+              <w:t>1.208</w:t>
+            </w:r>
+          </w:p>
+        </w:tc>
+        <w:tc>
+          <w:tcPr>
+            <w:tcW w:type="dxa" w:w="1040"/>
+          </w:tcPr>
+          <w:p>
+            <w:r>
+              <w:rPr>
+                <w:sz w:val="16"/>
+              </w:rPr>
+              <w:t>47</w:t>
+            </w:r>
+          </w:p>
+        </w:tc>
+        <w:tc>
+          <w:tcPr>
+            <w:tcW w:type="dxa" w:w="1040"/>
+          </w:tcPr>
+          <w:p>
+            <w:r>
+              <w:rPr>
+                <w:sz w:val="16"/>
+              </w:rPr>
+              <w:t>-0.440</w:t>
+            </w:r>
+          </w:p>
+        </w:tc>
+      </w:tr>
+      <w:tr>
+        <w:tc>
+          <w:tcPr>
+            <w:tcW w:type="dxa" w:w="1040"/>
+          </w:tcPr>
+          <w:p>
+            <w:r>
+              <w:rPr>
+                <w:sz w:val="16"/>
+              </w:rPr>
+              <w:t>スコットランド</w:t>
+            </w:r>
+          </w:p>
+        </w:tc>
+        <w:tc>
+          <w:tcPr>
+            <w:tcW w:type="dxa" w:w="1040"/>
+          </w:tcPr>
+          <w:p>
+            <w:r>
+              <w:rPr>
+                <w:sz w:val="16"/>
+              </w:rPr>
+              <w:t>1.937</w:t>
+            </w:r>
+          </w:p>
+        </w:tc>
+        <w:tc>
+          <w:tcPr>
+            <w:tcW w:type="dxa" w:w="1040"/>
+          </w:tcPr>
+          <w:p>
+            <w:r>
+              <w:rPr>
+                <w:sz w:val="16"/>
+              </w:rPr>
+              <w:t>20</w:t>
+            </w:r>
+          </w:p>
+        </w:tc>
+        <w:tc>
+          <w:tcPr>
+            <w:tcW w:type="dxa" w:w="1040"/>
+          </w:tcPr>
+          <w:p>
+            <w:r>
+              <w:rPr>
+                <w:sz w:val="16"/>
+              </w:rPr>
+              <w:t>1.485</w:t>
+            </w:r>
+          </w:p>
+        </w:tc>
+        <w:tc>
+          <w:tcPr>
+            <w:tcW w:type="dxa" w:w="1040"/>
+          </w:tcPr>
+          <w:p>
+            <w:r>
+              <w:rPr>
+                <w:sz w:val="16"/>
+              </w:rPr>
+              <w:t>13</w:t>
+            </w:r>
+          </w:p>
+        </w:tc>
+        <w:tc>
+          <w:tcPr>
+            <w:tcW w:type="dxa" w:w="1040"/>
+          </w:tcPr>
+          <w:p>
+            <w:r>
+              <w:rPr>
+                <w:sz w:val="16"/>
+              </w:rPr>
+              <w:t>-0.452</w:t>
+            </w:r>
+          </w:p>
+        </w:tc>
+        <w:tc>
+          <w:tcPr>
+            <w:tcW w:type="dxa" w:w="1040"/>
+          </w:tcPr>
+          <w:p>
+            <w:r>
+              <w:rPr>
+                <w:sz w:val="16"/>
+              </w:rPr>
+              <w:t>1.269</w:t>
+            </w:r>
+          </w:p>
+        </w:tc>
+        <w:tc>
+          <w:tcPr>
+            <w:tcW w:type="dxa" w:w="1040"/>
+          </w:tcPr>
+          <w:p>
+            <w:r>
+              <w:rPr>
+                <w:sz w:val="16"/>
+              </w:rPr>
+              <w:t>9</w:t>
+            </w:r>
+          </w:p>
+        </w:tc>
+        <w:tc>
+          <w:tcPr>
+            <w:tcW w:type="dxa" w:w="1040"/>
+          </w:tcPr>
+          <w:p>
+            <w:r>
+              <w:rPr>
+                <w:sz w:val="16"/>
+              </w:rPr>
+              <w:t>-0.668</w:t>
+            </w:r>
+          </w:p>
+        </w:tc>
+      </w:tr>
+      <w:tr>
+        <w:tc>
+          <w:tcPr>
+            <w:tcW w:type="dxa" w:w="1040"/>
+          </w:tcPr>
+          <w:p>
+            <w:r>
+              <w:rPr>
+                <w:sz w:val="16"/>
+              </w:rPr>
+              <w:t>スウェーデン</w:t>
+            </w:r>
+          </w:p>
+        </w:tc>
+        <w:tc>
+          <w:tcPr>
+            <w:tcW w:type="dxa" w:w="1040"/>
+          </w:tcPr>
+          <w:p>
+            <w:r>
+              <w:rPr>
+                <w:sz w:val="16"/>
+              </w:rPr>
+              <w:t>1.897</w:t>
+            </w:r>
+          </w:p>
+        </w:tc>
+        <w:tc>
+          <w:tcPr>
+            <w:tcW w:type="dxa" w:w="1040"/>
+          </w:tcPr>
+          <w:p>
+            <w:r>
+              <w:rPr>
+                <w:sz w:val="16"/>
+              </w:rPr>
+              <w:t>23</w:t>
+            </w:r>
+          </w:p>
+        </w:tc>
+        <w:tc>
+          <w:tcPr>
+            <w:tcW w:type="dxa" w:w="1040"/>
+          </w:tcPr>
+          <w:p>
+            <w:r>
+              <w:rPr>
+                <w:sz w:val="16"/>
+              </w:rPr>
+              <w:t>1.415</w:t>
+            </w:r>
+          </w:p>
+        </w:tc>
+        <w:tc>
+          <w:tcPr>
+            <w:tcW w:type="dxa" w:w="1040"/>
+          </w:tcPr>
+          <w:p>
+            <w:r>
+              <w:rPr>
+                <w:sz w:val="16"/>
+              </w:rPr>
+              <w:t>21</w:t>
+            </w:r>
+          </w:p>
+        </w:tc>
+        <w:tc>
+          <w:tcPr>
+            <w:tcW w:type="dxa" w:w="1040"/>
+          </w:tcPr>
+          <w:p>
+            <w:r>
+              <w:rPr>
+                <w:sz w:val="16"/>
+              </w:rPr>
+              <w:t>-0.482</w:t>
+            </w:r>
+          </w:p>
+        </w:tc>
+        <w:tc>
+          <w:tcPr>
+            <w:tcW w:type="dxa" w:w="1040"/>
+          </w:tcPr>
+          <w:p>
+            <w:r>
+              <w:rPr>
+                <w:sz w:val="16"/>
+              </w:rPr>
+              <w:t>1.419</w:t>
+            </w:r>
+          </w:p>
+        </w:tc>
+        <w:tc>
+          <w:tcPr>
+            <w:tcW w:type="dxa" w:w="1040"/>
+          </w:tcPr>
+          <w:p>
+            <w:r>
+              <w:rPr>
+                <w:sz w:val="16"/>
+              </w:rPr>
+              <w:t>18</w:t>
+            </w:r>
+          </w:p>
+        </w:tc>
+        <w:tc>
+          <w:tcPr>
+            <w:tcW w:type="dxa" w:w="1040"/>
+          </w:tcPr>
+          <w:p>
+            <w:r>
+              <w:rPr>
+                <w:sz w:val="16"/>
+              </w:rPr>
+              <w:t>-0.478</w:t>
+            </w:r>
+          </w:p>
+        </w:tc>
+      </w:tr>
+      <w:tr>
+        <w:tc>
+          <w:tcPr>
+            <w:tcW w:type="dxa" w:w="1040"/>
+          </w:tcPr>
+          <w:p>
+            <w:r>
+              <w:rPr>
+                <w:sz w:val="16"/>
+              </w:rPr>
+              <w:t>フランス</w:t>
+            </w:r>
+          </w:p>
+        </w:tc>
+        <w:tc>
+          <w:tcPr>
+            <w:tcW w:type="dxa" w:w="1040"/>
+          </w:tcPr>
+          <w:p>
+            <w:r>
+              <w:rPr>
+                <w:sz w:val="16"/>
+              </w:rPr>
+              <w:t>1.235</w:t>
+            </w:r>
+          </w:p>
+        </w:tc>
+        <w:tc>
+          <w:tcPr>
+            <w:tcW w:type="dxa" w:w="1040"/>
+          </w:tcPr>
+          <w:p>
+            <w:r>
+              <w:rPr>
+                <w:sz w:val="16"/>
+              </w:rPr>
+              <w:t>37</w:t>
+            </w:r>
+          </w:p>
+        </w:tc>
+        <w:tc>
+          <w:tcPr>
+            <w:tcW w:type="dxa" w:w="1040"/>
+          </w:tcPr>
+          <w:p>
+            <w:r>
+              <w:rPr>
+                <w:sz w:val="16"/>
+              </w:rPr>
+              <w:t>1.606</w:t>
+            </w:r>
+          </w:p>
+        </w:tc>
+        <w:tc>
+          <w:tcPr>
+            <w:tcW w:type="dxa" w:w="1040"/>
+          </w:tcPr>
+          <w:p>
+            <w:r>
+              <w:rPr>
+                <w:sz w:val="16"/>
+              </w:rPr>
+              <w:t>33</w:t>
+            </w:r>
+          </w:p>
+        </w:tc>
+        <w:tc>
+          <w:tcPr>
+            <w:tcW w:type="dxa" w:w="1040"/>
+          </w:tcPr>
+          <w:p>
+            <w:r>
+              <w:rPr>
+                <w:sz w:val="16"/>
+              </w:rPr>
+              <w:t>+0.371</w:t>
+            </w:r>
+          </w:p>
+        </w:tc>
+        <w:tc>
+          <w:tcPr>
+            <w:tcW w:type="dxa" w:w="1040"/>
+          </w:tcPr>
+          <w:p>
+            <w:r>
+              <w:rPr>
+                <w:sz w:val="16"/>
+              </w:rPr>
+              <w:t>1.830</w:t>
+            </w:r>
+          </w:p>
+        </w:tc>
+        <w:tc>
+          <w:tcPr>
+            <w:tcW w:type="dxa" w:w="1040"/>
+          </w:tcPr>
+          <w:p>
+            <w:r>
+              <w:rPr>
+                <w:sz w:val="16"/>
+              </w:rPr>
+              <w:t>25</w:t>
+            </w:r>
+          </w:p>
+        </w:tc>
+        <w:tc>
+          <w:tcPr>
+            <w:tcW w:type="dxa" w:w="1040"/>
+          </w:tcPr>
+          <w:p>
+            <w:r>
+              <w:rPr>
+                <w:sz w:val="16"/>
+              </w:rPr>
+              <w:t>+0.595</w:t>
+            </w:r>
+          </w:p>
+        </w:tc>
+      </w:tr>
+      <w:tr>
+        <w:tc>
+          <w:tcPr>
+            <w:tcW w:type="dxa" w:w="1040"/>
+          </w:tcPr>
+          <w:p>
+            <w:r>
+              <w:rPr>
+                <w:sz w:val="16"/>
+              </w:rPr>
+              <w:t>神聖ローマ帝国</w:t>
+            </w:r>
+          </w:p>
+        </w:tc>
+        <w:tc>
+          <w:tcPr>
+            <w:tcW w:type="dxa" w:w="1040"/>
+          </w:tcPr>
+          <w:p>
+            <w:r>
+              <w:rPr>
+                <w:sz w:val="16"/>
+              </w:rPr>
+              <w:t>1.171</w:t>
+            </w:r>
+          </w:p>
+        </w:tc>
+        <w:tc>
+          <w:tcPr>
+            <w:tcW w:type="dxa" w:w="1040"/>
+          </w:tcPr>
+          <w:p>
+            <w:r>
+              <w:rPr>
+                <w:sz w:val="16"/>
+              </w:rPr>
+              <w:t>43</w:t>
+            </w:r>
+          </w:p>
+        </w:tc>
+        <w:tc>
+          <w:tcPr>
+            <w:tcW w:type="dxa" w:w="1040"/>
+          </w:tcPr>
+          <w:p>
+            <w:r>
+              <w:rPr>
+                <w:sz w:val="16"/>
+              </w:rPr>
+              <w:t>1.473</w:t>
+            </w:r>
+          </w:p>
+        </w:tc>
+        <w:tc>
+          <w:tcPr>
+            <w:tcW w:type="dxa" w:w="1040"/>
+          </w:tcPr>
+          <w:p>
+            <w:r>
+              <w:rPr>
+                <w:sz w:val="16"/>
+              </w:rPr>
+              <w:t>40</w:t>
+            </w:r>
+          </w:p>
+        </w:tc>
+        <w:tc>
+          <w:tcPr>
+            <w:tcW w:type="dxa" w:w="1040"/>
+          </w:tcPr>
+          <w:p>
+            <w:r>
+              <w:rPr>
+                <w:sz w:val="16"/>
+              </w:rPr>
+              <w:t>+0.302</w:t>
+            </w:r>
+          </w:p>
+        </w:tc>
+        <w:tc>
+          <w:tcPr>
+            <w:tcW w:type="dxa" w:w="1040"/>
+          </w:tcPr>
+          <w:p>
+            <w:r>
+              <w:rPr>
+                <w:sz w:val="16"/>
+              </w:rPr>
+              <w:t>1.585</w:t>
+            </w:r>
+          </w:p>
+        </w:tc>
+        <w:tc>
+          <w:tcPr>
+            <w:tcW w:type="dxa" w:w="1040"/>
+          </w:tcPr>
+          <w:p>
+            <w:r>
+              <w:rPr>
+                <w:sz w:val="16"/>
+              </w:rPr>
+              <w:t>36</w:t>
+            </w:r>
+          </w:p>
+        </w:tc>
+        <w:tc>
+          <w:tcPr>
+            <w:tcW w:type="dxa" w:w="1040"/>
+          </w:tcPr>
+          <w:p>
+            <w:r>
+              <w:rPr>
+                <w:sz w:val="16"/>
+              </w:rPr>
+              <w:t>+0.414</w:t>
+            </w:r>
+          </w:p>
+        </w:tc>
+      </w:tr>
+      <w:tr>
+        <w:tc>
+          <w:tcPr>
+            <w:tcW w:type="dxa" w:w="1040"/>
+          </w:tcPr>
+          <w:p>
+            <w:r>
+              <w:rPr>
+                <w:sz w:val="16"/>
+              </w:rPr>
+              <w:t>マムルーク朝</w:t>
+            </w:r>
+          </w:p>
+        </w:tc>
+        <w:tc>
+          <w:tcPr>
+            <w:tcW w:type="dxa" w:w="1040"/>
+          </w:tcPr>
+          <w:p>
+            <w:r>
+              <w:rPr>
+                <w:sz w:val="16"/>
+              </w:rPr>
+              <w:t>0.851</w:t>
+            </w:r>
+          </w:p>
+        </w:tc>
+        <w:tc>
+          <w:tcPr>
+            <w:tcW w:type="dxa" w:w="1040"/>
+          </w:tcPr>
+          <w:p>
+            <w:r>
+              <w:rPr>
+                <w:sz w:val="16"/>
+              </w:rPr>
+              <w:t>27</w:t>
+            </w:r>
+          </w:p>
+        </w:tc>
+        <w:tc>
+          <w:tcPr>
+            <w:tcW w:type="dxa" w:w="1040"/>
+          </w:tcPr>
+          <w:p>
+            <w:r>
+              <w:rPr>
+                <w:sz w:val="16"/>
+              </w:rPr>
+              <w:t>0.951</w:t>
+            </w:r>
+          </w:p>
+        </w:tc>
+        <w:tc>
+          <w:tcPr>
+            <w:tcW w:type="dxa" w:w="1040"/>
+          </w:tcPr>
+          <w:p>
+            <w:r>
+              <w:rPr>
+                <w:sz w:val="16"/>
+              </w:rPr>
+              <w:t>23</w:t>
+            </w:r>
+          </w:p>
+        </w:tc>
+        <w:tc>
+          <w:tcPr>
+            <w:tcW w:type="dxa" w:w="1040"/>
+          </w:tcPr>
+          <w:p>
+            <w:r>
+              <w:rPr>
+                <w:sz w:val="16"/>
+              </w:rPr>
+              <w:t>+0.100</w:t>
+            </w:r>
+          </w:p>
+        </w:tc>
+        <w:tc>
+          <w:tcPr>
+            <w:tcW w:type="dxa" w:w="1040"/>
+          </w:tcPr>
+          <w:p>
+            <w:r>
+              <w:rPr>
+                <w:sz w:val="16"/>
+              </w:rPr>
+              <w:t>1.072</w:t>
+            </w:r>
+          </w:p>
+        </w:tc>
+        <w:tc>
+          <w:tcPr>
+            <w:tcW w:type="dxa" w:w="1040"/>
+          </w:tcPr>
+          <w:p>
+            <w:r>
+              <w:rPr>
+                <w:sz w:val="16"/>
+              </w:rPr>
+              <w:t>11</w:t>
+            </w:r>
+          </w:p>
+        </w:tc>
+        <w:tc>
+          <w:tcPr>
+            <w:tcW w:type="dxa" w:w="1040"/>
+          </w:tcPr>
+          <w:p>
+            <w:r>
+              <w:rPr>
+                <w:sz w:val="16"/>
+              </w:rPr>
+              <w:t>+0.221</w:t>
+            </w:r>
+          </w:p>
+        </w:tc>
+      </w:tr>
+      <w:tr>
+        <w:tc>
+          <w:tcPr>
+            <w:tcW w:type="dxa" w:w="1040"/>
+          </w:tcPr>
+          <w:p>
+            <w:r>
+              <w:rPr>
+                <w:sz w:val="16"/>
+              </w:rPr>
+              <w:t>中国（清）</w:t>
+            </w:r>
+          </w:p>
+        </w:tc>
+        <w:tc>
+          <w:tcPr>
+            <w:tcW w:type="dxa" w:w="1040"/>
+          </w:tcPr>
+          <w:p>
+            <w:r>
+              <w:rPr>
+                <w:sz w:val="16"/>
+              </w:rPr>
+              <w:t>1.140</w:t>
+            </w:r>
+          </w:p>
+        </w:tc>
+        <w:tc>
+          <w:tcPr>
+            <w:tcW w:type="dxa" w:w="1040"/>
+          </w:tcPr>
+          <w:p>
+            <w:r>
+              <w:rPr>
+                <w:sz w:val="16"/>
+              </w:rPr>
+              <w:t>10</w:t>
+            </w:r>
+          </w:p>
+        </w:tc>
+        <w:tc>
+          <w:tcPr>
+            <w:tcW w:type="dxa" w:w="1040"/>
+          </w:tcPr>
+          <w:p>
+            <w:r>
+              <w:rPr>
+                <w:sz w:val="16"/>
+              </w:rPr>
+              <w:t>1.703</w:t>
+            </w:r>
+          </w:p>
+        </w:tc>
+        <w:tc>
+          <w:tcPr>
+            <w:tcW w:type="dxa" w:w="1040"/>
+          </w:tcPr>
+          <w:p>
+            <w:r>
+              <w:rPr>
+                <w:sz w:val="16"/>
+              </w:rPr>
+              <w:t>5</w:t>
+            </w:r>
+          </w:p>
+        </w:tc>
+        <w:tc>
+          <w:tcPr>
+            <w:tcW w:type="dxa" w:w="1040"/>
+          </w:tcPr>
+          <w:p>
+            <w:r>
+              <w:rPr>
+                <w:sz w:val="16"/>
+              </w:rPr>
+              <w:t>+0.563</w:t>
+            </w:r>
+          </w:p>
+        </w:tc>
+        <w:tc>
+          <w:tcPr>
+            <w:tcW w:type="dxa" w:w="1040"/>
+          </w:tcPr>
+          <w:p>
+            <w:r>
+              <w:rPr>
+                <w:sz w:val="16"/>
+              </w:rPr>
+              <w:t>1.703</w:t>
+            </w:r>
+          </w:p>
+        </w:tc>
+        <w:tc>
+          <w:tcPr>
+            <w:tcW w:type="dxa" w:w="1040"/>
+          </w:tcPr>
+          <w:p>
+            <w:r>
+              <w:rPr>
+                <w:sz w:val="16"/>
+              </w:rPr>
+              <w:t>5</w:t>
+            </w:r>
+          </w:p>
+        </w:tc>
+        <w:tc>
+          <w:tcPr>
+            <w:tcW w:type="dxa" w:w="1040"/>
+          </w:tcPr>
+          <w:p>
+            <w:r>
+              <w:rPr>
+                <w:sz w:val="16"/>
+              </w:rPr>
+              <w:t>+0.563</w:t>
+            </w:r>
+          </w:p>
+        </w:tc>
+      </w:tr>
+      <w:tr>
+        <w:tc>
+          <w:tcPr>
+            <w:tcW w:type="dxa" w:w="1040"/>
+          </w:tcPr>
+          <w:p>
+            <w:r>
+              <w:rPr>
+                <w:sz w:val="16"/>
+              </w:rPr>
+              <w:t>中国（明）</w:t>
+            </w:r>
+          </w:p>
+        </w:tc>
+        <w:tc>
+          <w:tcPr>
+            <w:tcW w:type="dxa" w:w="1040"/>
+          </w:tcPr>
+          <w:p>
+            <w:r>
+              <w:rPr>
+                <w:sz w:val="16"/>
+              </w:rPr>
+              <w:t>1.338</w:t>
+            </w:r>
+          </w:p>
+        </w:tc>
+        <w:tc>
+          <w:tcPr>
+            <w:tcW w:type="dxa" w:w="1040"/>
+          </w:tcPr>
+          <w:p>
+            <w:r>
+              <w:rPr>
+                <w:sz w:val="16"/>
+              </w:rPr>
+              <w:t>17</w:t>
+            </w:r>
+          </w:p>
+        </w:tc>
+        <w:tc>
+          <w:tcPr>
+            <w:tcW w:type="dxa" w:w="1040"/>
+          </w:tcPr>
+          <w:p>
+            <w:r>
+              <w:rPr>
+                <w:sz w:val="16"/>
+              </w:rPr>
+              <w:t>1.102</w:t>
+            </w:r>
+          </w:p>
+        </w:tc>
+        <w:tc>
+          <w:tcPr>
+            <w:tcW w:type="dxa" w:w="1040"/>
+          </w:tcPr>
+          <w:p>
+            <w:r>
+              <w:rPr>
+                <w:sz w:val="16"/>
+              </w:rPr>
+              <w:t>15</w:t>
+            </w:r>
+          </w:p>
+        </w:tc>
+        <w:tc>
+          <w:tcPr>
+            <w:tcW w:type="dxa" w:w="1040"/>
+          </w:tcPr>
+          <w:p>
+            <w:r>
+              <w:rPr>
+                <w:sz w:val="16"/>
+              </w:rPr>
+              <w:t>-0.236</w:t>
+            </w:r>
+          </w:p>
+        </w:tc>
+        <w:tc>
+          <w:tcPr>
+            <w:tcW w:type="dxa" w:w="1040"/>
+          </w:tcPr>
+          <w:p>
+            <w:r>
+              <w:rPr>
+                <w:sz w:val="16"/>
+              </w:rPr>
+              <w:t>0.938</w:t>
+            </w:r>
+          </w:p>
+        </w:tc>
+        <w:tc>
+          <w:tcPr>
+            <w:tcW w:type="dxa" w:w="1040"/>
+          </w:tcPr>
+          <w:p>
+            <w:r>
+              <w:rPr>
+                <w:sz w:val="16"/>
+              </w:rPr>
+              <w:t>9</w:t>
+            </w:r>
+          </w:p>
+        </w:tc>
+        <w:tc>
+          <w:tcPr>
+            <w:tcW w:type="dxa" w:w="1040"/>
+          </w:tcPr>
+          <w:p>
+            <w:r>
+              <w:rPr>
+                <w:sz w:val="16"/>
+              </w:rPr>
+              <w:t>-0.400</w:t>
+            </w:r>
+          </w:p>
+        </w:tc>
+      </w:tr>
+      <w:tr>
+        <w:tc>
+          <w:tcPr>
+            <w:tcW w:type="dxa" w:w="1040"/>
+          </w:tcPr>
+          <w:p>
+            <w:r>
+              <w:rPr>
+                <w:sz w:val="16"/>
+              </w:rPr>
+              <w:t>ポーランド</w:t>
+            </w:r>
+          </w:p>
+        </w:tc>
+        <w:tc>
+          <w:tcPr>
+            <w:tcW w:type="dxa" w:w="1040"/>
+          </w:tcPr>
+          <w:p>
+            <w:r>
+              <w:rPr>
+                <w:sz w:val="16"/>
+              </w:rPr>
+              <w:t>1.552</w:t>
+            </w:r>
+          </w:p>
+        </w:tc>
+        <w:tc>
+          <w:tcPr>
+            <w:tcW w:type="dxa" w:w="1040"/>
+          </w:tcPr>
+          <w:p>
+            <w:r>
+              <w:rPr>
+                <w:sz w:val="16"/>
+              </w:rPr>
+              <w:t>33</w:t>
+            </w:r>
+          </w:p>
+        </w:tc>
+        <w:tc>
+          <w:tcPr>
+            <w:tcW w:type="dxa" w:w="1040"/>
+          </w:tcPr>
+          <w:p>
+            <w:r>
+              <w:rPr>
+                <w:sz w:val="16"/>
+              </w:rPr>
+              <w:t>1.239</w:t>
+            </w:r>
+          </w:p>
+        </w:tc>
+        <w:tc>
+          <w:tcPr>
+            <w:tcW w:type="dxa" w:w="1040"/>
+          </w:tcPr>
+          <w:p>
+            <w:r>
+              <w:rPr>
+                <w:sz w:val="16"/>
+              </w:rPr>
+              <w:t>32</w:t>
+            </w:r>
+          </w:p>
+        </w:tc>
+        <w:tc>
+          <w:tcPr>
+            <w:tcW w:type="dxa" w:w="1040"/>
+          </w:tcPr>
+          <w:p>
+            <w:r>
+              <w:rPr>
+                <w:sz w:val="16"/>
+              </w:rPr>
+              <w:t>-0.313</w:t>
+            </w:r>
+          </w:p>
+        </w:tc>
+        <w:tc>
+          <w:tcPr>
+            <w:tcW w:type="dxa" w:w="1040"/>
+          </w:tcPr>
+          <w:p>
+            <w:r>
+              <w:rPr>
+                <w:sz w:val="16"/>
+              </w:rPr>
+              <w:t>1.267</w:t>
+            </w:r>
+          </w:p>
+        </w:tc>
+        <w:tc>
+          <w:tcPr>
+            <w:tcW w:type="dxa" w:w="1040"/>
+          </w:tcPr>
+          <w:p>
+            <w:r>
+              <w:rPr>
+                <w:sz w:val="16"/>
+              </w:rPr>
+              <w:t>28</w:t>
+            </w:r>
+          </w:p>
+        </w:tc>
+        <w:tc>
+          <w:tcPr>
+            <w:tcW w:type="dxa" w:w="1040"/>
+          </w:tcPr>
+          <w:p>
+            <w:r>
+              <w:rPr>
+                <w:sz w:val="16"/>
+              </w:rPr>
+              <w:t>-0.285</w:t>
+            </w:r>
+          </w:p>
+        </w:tc>
+      </w:tr>
+    </w:tbl>
+    <w:p>
+      <w:r>
+        <w:rPr>
+          <w:b w:val="0"/>
+          <w:i/>
+          <w:sz w:val="24"/>
+        </w:rPr>
+        <w:t>注：'no&lt;10'は即位年齢10歳未満を除外、'no&lt;18'は18歳未満を除外。Delta k = k(除外後) - k(全体)。負のdelta kは幼帝が元のkを押し上げていたこと（管理された傀儡の移行）を示し、正のdelta kは幼帝がkを押し下げていたこと（不安定の標的）を示す。</w:t>
+      </w:r>
+    </w:p>
+    <w:p/>
+    <w:p>
+      <w:pPr>
+        <w:jc w:val="center"/>
+      </w:pPr>
+      <w:r>
+        <w:drawing>
+          <wp:inline xmlns:a="http://schemas.openxmlformats.org/drawingml/2006/main" xmlns:pic="http://schemas.openxmlformats.org/drawingml/2006/picture">
+            <wp:extent cx="5486400" cy="2114869"/>
+            <wp:docPr id="8" name="Picture 8"/>
+            <wp:cNvGraphicFramePr>
+              <a:graphicFrameLocks noChangeAspect="1"/>
+            </wp:cNvGraphicFramePr>
+            <a:graphic>
+              <a:graphicData uri="http://schemas.openxmlformats.org/drawingml/2006/picture">
+                <pic:pic>
+                  <pic:nvPicPr>
+                    <pic:cNvPr id="0" name="monarch_sensitivity_child_rulers.png"/>
+                    <pic:cNvPicPr/>
+                  </pic:nvPicPr>
+                  <pic:blipFill>
+                    <a:blip r:embed="rId16"/>
+                    <a:stretch>
+                      <a:fillRect/>
+                    </a:stretch>
+                  </pic:blipFill>
+                  <pic:spPr>
+                    <a:xfrm>
+                      <a:off x="0" y="0"/>
+                      <a:ext cx="5486400" cy="2114869"/>
+                    </a:xfrm>
+                    <a:prstGeom prst="rect"/>
+                  </pic:spPr>
+                </pic:pic>
+              </a:graphicData>
+            </a:graphic>
+          </wp:inline>
+        </w:drawing>
+      </w:r>
+    </w:p>
+    <w:p>
+      <w:pPr>
+        <w:jc w:val="center"/>
+      </w:pPr>
+      <w:r>
+        <w:rPr>
+          <w:i/>
+          <w:sz w:val="20"/>
+        </w:rPr>
+        <w:t>図8. 幼帝除外の感度分析。(A) 全統治者のk vs 10歳未満除外後のk（破線＝変化なし）。(B) 全統治者のk vs 18歳未満除外後のk。(C) 主要政体のkの変化（delta k）：青＝10歳未満除外、橙＝18歳未満除外。負のdeltaは幼帝がkを押し上げていたことを示す。</w:t>
+      </w:r>
+    </w:p>
+    <w:p/>
+    <w:p>
       <w:r>
         <w:rPr>
           <w:sz w:val="22"/>
         </w:rPr>
-        <w:t>米国大統領を除外した選挙制政体のプールされた形状パラメータはk = 1.103であり、世襲制のk = 1.137とほぼ同等であった。</w:t>
+        <w:t>第六に、データセットには現代の議会制民主主義（例：西欧の首相）が含まれていない。議会制における首相の在任期間は根本的に異なる終了メカニズム（不信任投票、党首選、固定選挙周期）を伴い、別個の分析的扱いを要する。この不在は現代の統治システムの網羅性に非対称性を生じさせており、将来の研究で対処すべきである。</w:t>
       </w:r>
     </w:p>
     <w:p>
@@ -403,16 +7060,63 @@
         <w:pStyle w:val="Heading2"/>
       </w:pPr>
       <w:r>
-        <w:t>標本サイズと信頼区間の評価</w:t>
+        <w:t>サンプルサイズ評価</w:t>
       </w:r>
     </w:p>
     <w:p>
-      <w:pPr/>
       <w:r>
         <w:rPr>
           <w:sz w:val="22"/>
         </w:rPr>
-        <w:t>31政体中14政体の95%信頼区間がk = 1の閾値を跨いでおり、ポイント推定値のみでは減少ハザードと増加ハザードのレジームを信頼性をもって識別できないことが示された。</w:t>
+        <w:t>図12にワイブル形状パラメータkのサンプルサイズと信頼区間幅の関係を示す。予想通り、信頼区間幅は概ね1/sqrt(N)に比例して減少し、最小サンプルの4政体（N &lt; 15）は信頼区間幅が1.0を超える。31政体中14政体の95%信頼区間がk = 1を跨ぐ：Aztec Empire、China (Qing)、Inca Empire、Mughal Empire、China (Tang)、Persia/Iran、Russia、Ethiopia、Mamluk Sultanate、Egypt (New Kingdom)、Holy Roman Empire、Islamic Caliphate、Roman Empire、Byzantine Empire。これらの政体については、定性的な体制分類（クーデター多発型 vs 安定型）は慎重に解釈すべきであり、データは無記憶（指数的）過程との区別に不十分である。</w:t>
+      </w:r>
+    </w:p>
+    <w:p>
+      <w:pPr>
+        <w:jc w:val="center"/>
+      </w:pPr>
+      <w:r>
+        <w:drawing>
+          <wp:inline xmlns:a="http://schemas.openxmlformats.org/drawingml/2006/main" xmlns:pic="http://schemas.openxmlformats.org/drawingml/2006/picture">
+            <wp:extent cx="5486400" cy="2340408"/>
+            <wp:docPr id="11" name="Picture 11"/>
+            <wp:cNvGraphicFramePr>
+              <a:graphicFrameLocks noChangeAspect="1"/>
+            </wp:cNvGraphicFramePr>
+            <a:graphic>
+              <a:graphicData uri="http://schemas.openxmlformats.org/drawingml/2006/picture">
+                <pic:pic>
+                  <pic:nvPicPr>
+                    <pic:cNvPr id="0" name="fig_sample_size_analysis.png"/>
+                    <pic:cNvPicPr/>
+                  </pic:nvPicPr>
+                  <pic:blipFill>
+                    <a:blip r:embed="rId19"/>
+                    <a:stretch>
+                      <a:fillRect/>
+                    </a:stretch>
+                  </pic:blipFill>
+                  <pic:spPr>
+                    <a:xfrm>
+                      <a:off x="0" y="0"/>
+                      <a:ext cx="5486400" cy="2340408"/>
+                    </a:xfrm>
+                    <a:prstGeom prst="rect"/>
+                  </pic:spPr>
+                </pic:pic>
+              </a:graphicData>
+            </a:graphic>
+          </wp:inline>
+        </w:drawing>
+      </w:r>
+    </w:p>
+    <w:p>
+      <w:r>
+        <w:rPr>
+          <w:i/>
+          <w:sz w:val="22"/>
+        </w:rPr>
+        <w:t>図12. サンプルサイズ評価。(A) 全31政体のN vs 95%信頼区間幅（赤＝CIがk=1を跨ぐ、青＝跨がない）。N = 15の垂直破線は定性的解釈の最小閾値。(B) 政体別95%信頼区間のフォレストプロット。</w:t>
       </w:r>
     </w:p>
     <w:p>
@@ -420,47 +7124,205 @@
         <w:pStyle w:val="Heading1"/>
       </w:pPr>
       <w:r>
+        <w:rPr>
+          <w:color w:val="000000"/>
+        </w:rPr>
         <w:t>考察</w:t>
       </w:r>
     </w:p>
     <w:p>
-      <w:pPr/>
+      <w:r>
+        <w:rPr>
+          <w:b w:val="0"/>
+          <w:i w:val="0"/>
+          <w:sz w:val="24"/>
+        </w:rPr>
+        <w:t>本研究はSaleh（2019）の先駆的な単一政体研究を6大陸31政体に拡張した、統治者在位期間に対するワイブル信頼性分析の初の系統的グローバル応用である。ワイブル分布が多様な政治システムと歴史的時代にわたって頑健な当てはまりを提供し、形状パラメータkが政治安定性パターンの意味のある変動を捉えることが示された。</w:t>
+      </w:r>
+    </w:p>
+    <w:p>
+      <w:r>
+        <w:rPr>
+          <w:b w:val="0"/>
+          <w:i w:val="0"/>
+          <w:sz w:val="24"/>
+        </w:rPr>
+        <w:t>本分析の基盤となる概念的枠組みは二つの知的伝統に拠る。第一は信頼性工学であり、Weibull（1951）以来ワイブル分布が部品故障時間のモデリングの標準ツールとなっている。第二は憲法理論、特に美濃部達吉の天皇機関説であり、主権者を国家装置の機能的器官として概念化した（美濃部, 1912, 1923）。この「統治者＝構成要素」の視点が信頼性工学と政治史の間の理論的橋梁を提供する：軸受やトランジスタが機械の中で定められた機能を果たし予測可能なメカニズムで最終的に故障するように、統治者は定められた憲法的役割を果たし特徴的な統計的パターンに従って最終的に退位する。</w:t>
+      </w:r>
+    </w:p>
+    <w:p>
+      <w:r>
+        <w:rPr>
+          <w:b w:val="0"/>
+          <w:i w:val="0"/>
+          <w:sz w:val="24"/>
+        </w:rPr>
+        <w:t>主要な知見——ワイブル形状パラメータが政体間で大きく変動し（範囲：0.851-2.721）、政治安定性の直感的な概念を追跡する——は、kを定量的な「平和指数」として使用することを支持する。k &lt; 1の三政体（マムルーク朝、ローマ帝国、ムガル帝国）は、慢性的政治的暴力と頻繁な簒奪で知られた政体そのものである。逆に、k &gt; 1.5の「安定・老化型」クラスターには、USA大統領（k = 2.721）、スコットランド（k = 1.937）、スウェーデン（k = 1.897）、スペイン（k = 1.791）、デンマーク（k = 1.788）、日本天皇（k = 1.648）、ポーランド（k = 1.552）が含まれる。これらの政体は、規則化された選挙メカニズム（USA）、強固な世襲規範（北欧、スペイン）、または制度化された傀儡制度（日本）を通じて、秩序ある継承の伝統を共有する。特に日本の位置は注目に値し、皇室の卓越した継続性と皇位継承における暴力的交代の相対的稀少性と整合的である。</w:t>
+      </w:r>
+    </w:p>
+    <w:p>
+      <w:r>
+        <w:rPr>
+          <w:b w:val="0"/>
+          <w:i w:val="0"/>
+          <w:sz w:val="24"/>
+        </w:rPr>
+        <w:t>即位時年齢分析と感度分析はこれらの知見に重要なニュアンスを加える。幼帝の双方向的効果——傀儡制度の政体（日本、スコットランド）ではkを押し上げ、不安定型の政体（フランス、マムルーク朝）ではkを押し下げる——は、若年即位が単純な交絡因子ではなく制度的文脈と相互作用することを示す。日本のkは18歳未満の全即位を除外しても1.648から1.208に低下するが1.0を上回り、成人即位の天皇のみでも真正な摩耗パターンが存在することを示す。これはより深い解釈的問題を提起する：『君臨すれども統治せず』（ラテン語：rex regnat et non gubernat——16世紀ポーランド大宰相ヤン・ザモイスキがポーランド・リトアニア共和国の「黄金の自由」体制を表現した格言であり、後にイギリスや日本を含む立憲君主制を記述する際に広く援用された）という原則によって維持される秩序ある傀儡の継承は、真正な政治安定性を構成するか？我々は、名目的継承の規則性が基盤となる制度的配置——権力が天皇、摂政、将軍のいずれに集中していようと——の安定性を反映するという意味で、構成すると主張する。ワイブルkパラメータはこうして名目的主権者レベルでの制度的安定性を捕捉するのであり、これは権力が他所で行使されていても、それ自体が意味のある社会的事実である。</w:t>
+      </w:r>
+    </w:p>
+    <w:p>
+      <w:r>
+        <w:rPr>
+          <w:b w:val="0"/>
+          <w:i w:val="0"/>
+          <w:sz w:val="24"/>
+        </w:rPr>
+        <w:t>内部整合性分析はkが実質的な歴史的意味を持つことを示す。kと暴力的継承率の間の有意な負の相関（スピアマンrho = -0.638, p = 0.0002）は、ワイブル形状パラメータが単なる統計的抽象ではなく、政治的暴力の具体的パターンを反映することを実証する。k &lt; 1の政体群は暴力的継承率が平均59.6%であったのに対し、k &gt; 1.3の政体群では20.5%であった。内戦頻度との相関（rho = -0.528, p = 0.003）もこの解釈をさらに裏付ける。スコットランド（高kだが中程度の暴力）やオスマン帝国（中程度のkだが制度化された暴力）などの注目すべき例外は、形状パラメータの解釈において暴力の頻度だけでなく時間的分布を考慮する重要性を浮き彫りにする。</w:t>
+      </w:r>
+    </w:p>
+    <w:p>
+      <w:r>
+        <w:rPr>
+          <w:b w:val="0"/>
+          <w:i w:val="0"/>
+          <w:sz w:val="24"/>
+        </w:rPr>
+        <w:t>継承メカニズム別のサブ解析は選挙制と世襲制の間の基本的な構造的差異を明らかにする。選挙制のプールk ≈ 1は、在位期間の近似的に無記憶（指数的）な分布を意味する——任意の年に継承が起こる確率が統治者の在位年数にかかわらずほぼ一定である。世襲制のより高いk（= 1.298）は生物学的老化の影響と、在位初期を生き延びた君主の「生存者利得」を反映している（Svolik, 2012）。 アメリカ合衆国大統領（k = 2.721）はデータセット中で独自の位置を占める。憲法上の任期制限（当初は事実上、1951年の修正第22条で正式化）が在位期間を機械的に制約し、有機的な政治的ダイナミクスではなく制度設計によりkを押し上げている。このため、アメリカ合衆国大統領は表1に比較目的で報告するが、プール選挙制分析からは除外し、「任期制限付き民主制」として別カテゴリで扱う。</w:t>
+      </w:r>
+    </w:p>
+    <w:p>
+      <w:pPr>
+        <w:pStyle w:val="Heading2"/>
+      </w:pPr>
+      <w:r>
+        <w:t>Salehの混合ワイブルモデルとの比較</w:t>
+      </w:r>
+    </w:p>
+    <w:p>
       <w:r>
         <w:rPr>
           <w:sz w:val="22"/>
         </w:rPr>
-        <w:t>本研究は、Salehの先駆的な単一政体研究を</w:t>
-      </w:r>
-      <w:r>
-        <w:rPr>
-          <w:sz w:val="18"/>
-          <w:vertAlign w:val="superscript"/>
-        </w:rPr>
-        <w:t>1</w:t>
-      </w:r>
-      <w:r>
-        <w:rPr>
-          <w:sz w:val="22"/>
-        </w:rPr>
-        <w:t xml:space="preserve"> 5大陸31政体に拡張した、統治者在位期間に対するワイブル信頼性分析の初の体系的グローバル応用である。</w:t>
+        <w:t>ローマ帝国に関する本研究の結果は、Saleh（2019）の先駆的研究との比較に値する。Salehはローマ帝国の在位期間に2つのワイブル分布の混合を当てはめ、初期の暗殺リスクと後期の摩耗を反映するバスタブ型ハザード関数を得た。本研究の単一ワイブル当てはめ（k = 0.880）はローマ帝国の全般的なクーデター多発的性格を捉えるが、二峰性ハザード構造を解像しない。これに対処するため、ローマデータに独自の混合ワイブルを当てはめた：混合モデル（k1 = 1.464、k2 = 1.788、混合割合π = 0.566）はAIC = 327.7を達成し、単一モデルのAIC = 332.8を上回る一方、BICは単一モデルを支持する（336.8 vs 337.8）。主要な方法論的差異は、Salehが暴力的死亡までの時間を特異的に分析したのに対し、本研究は終了原因にかかわらず総在位期間を分析している点にある。文化横断的比較（本研究の主目的）には、単一の形状パラメータkが簡潔で普遍的に適用可能な要約を提供する。図11に単一・混合当てはめの比較を示す。</w:t>
       </w:r>
     </w:p>
     <w:p>
-      <w:pPr/>
+      <w:pPr>
+        <w:jc w:val="center"/>
+      </w:pPr>
       <w:r>
-        <w:rPr>
-          <w:sz w:val="22"/>
-        </w:rPr>
-        <w:t>モデル選択の結果は、ワイブル分布が普遍的に最良のフィットではないものの、大多数の政体で競争力のあるフィットを提供することを示した。ワイブルの解釈上の利点——形状パラメータkがハザード関数を介してバスタブ曲線フレームワークに直接対応すること——は、対数正規やガンマ分布が統計的に若干優れるフィットを提供する場合でも、政体間比較の主要な分析ツールとしての使用を正当化する。</w:t>
+        <w:drawing>
+          <wp:inline xmlns:a="http://schemas.openxmlformats.org/drawingml/2006/main" xmlns:pic="http://schemas.openxmlformats.org/drawingml/2006/picture">
+            <wp:extent cx="5486400" cy="2146623"/>
+            <wp:docPr id="12" name="Picture 12"/>
+            <wp:cNvGraphicFramePr>
+              <a:graphicFrameLocks noChangeAspect="1"/>
+            </wp:cNvGraphicFramePr>
+            <a:graphic>
+              <a:graphicData uri="http://schemas.openxmlformats.org/drawingml/2006/picture">
+                <pic:pic>
+                  <pic:nvPicPr>
+                    <pic:cNvPr id="0" name="fig_roman_saleh_comparison.png"/>
+                    <pic:cNvPicPr/>
+                  </pic:nvPicPr>
+                  <pic:blipFill>
+                    <a:blip r:embed="rId20"/>
+                    <a:stretch>
+                      <a:fillRect/>
+                    </a:stretch>
+                  </pic:blipFill>
+                  <pic:spPr>
+                    <a:xfrm>
+                      <a:off x="0" y="0"/>
+                      <a:ext cx="5486400" cy="2146623"/>
+                    </a:xfrm>
+                    <a:prstGeom prst="rect"/>
+                  </pic:spPr>
+                </pic:pic>
+              </a:graphicData>
+            </a:graphic>
+          </wp:inline>
+        </w:drawing>
       </w:r>
     </w:p>
     <w:p>
-      <w:pPr/>
       <w:r>
         <w:rPr>
+          <w:i/>
           <w:sz w:val="22"/>
         </w:rPr>
-        <w:t>ローマ帝国に対する我々の単一ワイブルフィット（k = 0.880）は、Salehの混合ワイブルモデルと対照的である。1 主要な方法論的差異は結果変数にある：Salehは暴力的死亡までの時間を分析したのに対し、我々は終了原因を問わない総在位期間を分析した。政体間比較という我々の目的のためには、簡潔な単一パラメータモデルが適切である。</w:t>
+        <w:t>図11. ローマ帝国：単一 vs 混合ワイブル比較。(A) 確率密度関数。(B) ハザード関数：単一モデルは単調減少ハザード（k &lt; 1）、混合モデルはSaleh（2019）の知見と一致するバスタブ曲線を示す。</w:t>
+      </w:r>
+    </w:p>
+    <w:p>
+      <w:r>
+        <w:rPr>
+          <w:b w:val="0"/>
+          <w:i w:val="0"/>
+          <w:sz w:val="24"/>
+        </w:rPr>
+        <w:t>年代別サブ解析は顕著な時間的パターンを明らかにする：古代から近代にかけてのkの単調増加と、現代における反転。増加傾向（古代k = 0.890から近代k = 1.200）は、継承に対する制度的制約の漸進的発展——ローマ帝政の無制約な暴力（Scheidel, 2017）から近世・近代の君主制の規則化された継承規範へ——を反映する可能性がある。この軌跡は、歴史的時間における政治的暴力の減少に関するより広い議論（Pinker, 2011; Goldstein, 2011）および暴力を制約する制度的枠組みの役割（North et al., 2009）と整合的である。大国の興亡（Kennedy, 1987）もまた、ある時代における覇権的安定が暴力的継承の頻度を減少させることで時間的傾向を形成した可能性がある。現代の反転（k = 0.996）は1945年以降の統治の根本的に異なる性質——民主化、脱植民地化、多くの政体における世襲制から選挙制への転換——を反映していると考えられる。</w:t>
+      </w:r>
+    </w:p>
+    <w:p>
+      <w:pPr>
+        <w:pStyle w:val="Heading2"/>
+      </w:pPr>
+      <w:r>
+        <w:rPr>
+          <w:color w:val="000000"/>
+        </w:rPr>
+        <w:t>限界</w:t>
+      </w:r>
+    </w:p>
+    <w:p>
+      <w:r>
+        <w:rPr>
+          <w:b w:val="0"/>
+          <w:i w:val="0"/>
+          <w:sz w:val="24"/>
+        </w:rPr>
+        <w:t>いくつかの限界について論じる。第一に、歴史データの質と完全性は政体間で大きく異なり、古代および非ヨーロッパ政体のデータは一般に信頼性が低い。各政体の時間的範囲はデータの信頼性と包括性のバランスを考慮して選定したが、この範囲決定には不可避的に判断を伴う。例えば、教皇庁を1000年以降に制限したのは、1059年の枢機卿団による選挙制度化（コンクラーヴェの前身）以前は世俗権力による任命・廃位が頻繁で「選挙制」としての性格が不明確であるためである。イングランド/英国を1066年以降に制限したのはノルマン征服以前のアングロサクソン時代の継承記録が不完全なためである。代替的な範囲設定での感度分析が結果の頑健性を強化するであろう。</w:t>
+      </w:r>
+    </w:p>
+    <w:p>
+      <w:r>
+        <w:rPr>
+          <w:b w:val="0"/>
+          <w:i w:val="0"/>
+          <w:sz w:val="24"/>
+        </w:rPr>
+        <w:t>第二に、継承メカニズムの二項分類（選挙制 vs 世襲制）は歴史的継承慣行の豊かな多様性を単純化している。多くの政体は混合的システムを示す（例：ポーランドは1572年に世襲制から選挙制に移行し、オスマン帝国は世襲継承に制度化された兄弟殺しを伴った）。より精緻な分類が追加的な知見をもたらす可能性がある。</w:t>
+      </w:r>
+    </w:p>
+    <w:p>
+      <w:r>
+        <w:rPr>
+          <w:b w:val="0"/>
+          <w:i w:val="0"/>
+          <w:sz w:val="24"/>
+        </w:rPr>
+        <w:t>第三に、傀儡統治者・名目的君主の存在は体系的な偏りの潜在的源泉である。複数の政体において、名目上の主権者は長期間にわたり実質的な政治権力をほとんどまたは全く保持しなかった：日本の天皇は藤原摂関政治（～858-1068年）、院政制度、鎌倉・室町・徳川幕府（～1185-1868年）の期間中は儀礼的な存在であり、後期アッバース朝カリフ（940年代以降）はブワイフ朝やセルジューク朝の軍閥の傀儡であり、高麗の王は崔氏の武臣政権（1196-1258年）やモンゴル宗主権下で統制されていた。これらの場合、ワイブル形状パラメータは真正な政治安定性ではなく傀儡継承の安定性を反映する。日本の高いk（1.648）は特に影響を受ける：分析対象期間の大半において、皇位継承は非皇族の権力保持者（摂関家、将軍）によって管理されていた。</w:t>
+      </w:r>
+    </w:p>
+    <w:p>
+      <w:r>
+        <w:rPr>
+          <w:b w:val="0"/>
+          <w:i w:val="0"/>
+          <w:sz w:val="24"/>
+        </w:rPr>
+        <w:t>第四に、即位時年齢分析（表4、図7）は、傀儡として擁立された幼年統治者が特定の政体に集中していることを明らかにする。日本の天皇は51.0%が18歳未満で即位し（中央即位年齢17.0歳）、中国の清朝は50.0%が10歳未満、スコットランドは38.1%が10歳未満であった。感度分析（表5、図8）では、幼帝の除外が双方向的影響を示した：日本（delta k = -0.440）やスコットランド（delta k = -0.668）ではkが低下し（管理された傀儡移行）、フランス（delta k = +0.595）やマムルーク朝（delta k = +0.221）ではkが上昇した（不安定の標的としての幼帝）。しかし、全政体を通じたkと即位年齢指標の相関は全て非有意（p &gt; 0.2）であり、若年即位がグローバルレベルでの体系的交絡因子ではなく政体固有の効果であることを示す。</w:t>
+      </w:r>
+    </w:p>
+    <w:p>
+      <w:r>
+        <w:rPr>
+          <w:b w:val="0"/>
+          <w:i w:val="0"/>
+          <w:sz w:val="24"/>
+        </w:rPr>
+        <w:t>第五に、年代への在位の割り当ては単純化の仮定を含み、現代のサンプルは小さい（N = 27）。将来の研究は、追加政体と非主権者の指導的地位（首相、企業CEO等）の組み込み、混合ワイブルモデルの開発、時変ハザードモデルの探索、そして特に名目的主権者が保持する実質的政治権力の程度による層別化を含みうる。</w:t>
       </w:r>
     </w:p>
     <w:p>
@@ -468,16 +7330,20 @@
         <w:pStyle w:val="Heading1"/>
       </w:pPr>
       <w:r>
-        <w:t>限界</w:t>
+        <w:rPr>
+          <w:color w:val="000000"/>
+        </w:rPr>
+        <w:t>結論</w:t>
       </w:r>
     </w:p>
     <w:p>
-      <w:pPr/>
       <w:r>
         <w:rPr>
-          <w:sz w:val="22"/>
+          <w:b w:val="0"/>
+          <w:i w:val="0"/>
+          <w:sz w:val="24"/>
         </w:rPr>
-        <w:t>本研究にはいくつかの限界がある。第一に、歴史データの質と完全性は政体間で大きく異なる。第二に、継承メカニズムの二値分類は歴史的継承慣行の豊かな多様性を単純化しすぎている。第三に、一部の政体は定性的レジーム分類を支持するには標本サイズが不十分である。第四に、現代の議会制民主主義（西欧の首相など）がデータセットに含まれておらず、現代ガバナンスの非対称的カバレッジとなっている。首相の在任期間は根本的に異なる終了メカニズム（不信任決議、党首選挙）を伴うため、今後の研究で別途扱うべきである。</w:t>
+        <w:t>本研究は、信頼性工学の基幹ツールであるワイブル分布が、3千年にわたる31政体の政治安定性を定量化する頑健かつ解釈可能な枠組みを提供することを実証した。形状パラメータkは、クーデター多発型体制（k &lt; 1）と安定的・老化型システム（k &gt; 1.5）を区別する意味のある「平和指数」として機能し、暴力的継承率との有意な負の相関（rho = -0.638, p = 0.0002）および内戦頻度との相関（rho = -0.528, p = 0.003）によってこの解釈は検証された。選挙制はほぼ一定のハザード（k ≈ 1）を、世襲制は中程度の増加ハザード（k ≈ 1.3）を示す。年代別分析では安定性の長期的増加傾向が1945年以降で部分的に反転することが明らかになった。感度分析により、幼帝の存在がk値に双方向的影響を与えること——傀儡制度では押し上げ、不安定型制度では押し下げ——が示されたが、この効果は政体固有でありグローバルレベルでの体系的交絡因子ではない。これらの知見は定量的比較史学の有力なツールとしてワイブル形状パラメータを確立し、信頼性工学的手法の社会的・政治的現象へのさらなる応用を促す。</w:t>
       </w:r>
     </w:p>
     <w:p>
@@ -485,16 +7351,20 @@
         <w:pStyle w:val="Heading1"/>
       </w:pPr>
       <w:r>
-        <w:t>結論</w:t>
+        <w:rPr>
+          <w:color w:val="000000"/>
+        </w:rPr>
+        <w:t>データ利用可能性</w:t>
       </w:r>
     </w:p>
     <w:p>
-      <w:pPr/>
       <w:r>
         <w:rPr>
-          <w:sz w:val="22"/>
+          <w:b w:val="0"/>
+          <w:i w:val="0"/>
+          <w:sz w:val="24"/>
         </w:rPr>
-        <w:t>ワイブル分布は3千年にわたる31政体の政治的安定性を定量化するための堅牢で解釈可能な枠組みを提供することが実証された。体系的モデル選択により、大多数の政体でワイブル分布が競争力のあるフィットを提供し、形状パラメータkは暴力的継承の歴史的パターンを追跡する意味のある「安定性指標」を提供することが確認された。</w:t>
+        <w:t>本研究で使用した全ての在位期間データは公開されている歴史的資料から編纂した。完全なデータセットと分析コードは合理的な要求に応じて責任著者から入手可能である。</w:t>
       </w:r>
     </w:p>
     <w:p>
@@ -502,54 +7372,290 @@
         <w:pStyle w:val="Heading1"/>
       </w:pPr>
       <w:r>
-        <w:t>データ利用可能性</w:t>
-      </w:r>
-    </w:p>
-    <w:p>
-      <w:pPr/>
-      <w:r>
         <w:rPr>
-          <w:sz w:val="22"/>
+          <w:color w:val="000000"/>
         </w:rPr>
-        <w:t>本研究で使用した全在位期間データは公的に利用可能な歴史的資料から編纂された。完全なデータセットと分析コードは https://github.com/bougtoir/sovereign-weibull-analysis で利用可能である。</w:t>
+        <w:t>参考文献</w:t>
       </w:r>
     </w:p>
     <w:p>
       <w:pPr>
-        <w:pStyle w:val="Heading1"/>
+        <w:pStyle w:val="ListBullet"/>
       </w:pPr>
       <w:r>
-        <w:t>参考文献</w:t>
-      </w:r>
-    </w:p>
-    <w:p>
-      <w:r>
         <w:rPr>
-          <w:i/>
           <w:sz w:val="20"/>
         </w:rPr>
-        <w:t>[英語版と同一の参考文献リスト]</w:t>
+        <w:t>Abernethy, R.B. (2004). The New Weibull Handbook (5th ed.). Robert B. Abernethy.</w:t>
       </w:r>
     </w:p>
     <w:p>
       <w:pPr>
-        <w:pStyle w:val="Heading1"/>
+        <w:pStyle w:val="ListBullet"/>
       </w:pPr>
       <w:r>
-        <w:t>倫理的承認</w:t>
+        <w:rPr>
+          <w:sz w:val="20"/>
+        </w:rPr>
+        <w:t>Banno, J. (2001). Democracy in Pre-War Japan: Concepts of Government, 1871-1937. Routledge.</w:t>
       </w:r>
     </w:p>
     <w:p>
+      <w:pPr>
+        <w:pStyle w:val="ListBullet"/>
+      </w:pPr>
       <w:r>
         <w:rPr>
-          <w:sz w:val="22"/>
+          <w:sz w:val="20"/>
         </w:rPr>
-        <w:t>本論文にはヒトを対象とした研究は含まれていない。</w:t>
+        <w:t>Clauset, A. (2018). Trends and fluctuations in the severity of interstate wars. Science Advances, 4(2), eaao3580.</w:t>
+      </w:r>
+    </w:p>
+    <w:p>
+      <w:pPr>
+        <w:pStyle w:val="ListBullet"/>
+      </w:pPr>
+      <w:r>
+        <w:rPr>
+          <w:sz w:val="20"/>
+        </w:rPr>
+        <w:t>Cox, D.R. (1972). Regression models and life-tables. Journal of the Royal Statistical Society: Series B, 34(2), 187-220.</w:t>
+      </w:r>
+    </w:p>
+    <w:p>
+      <w:pPr>
+        <w:pStyle w:val="ListBullet"/>
+      </w:pPr>
+      <w:r>
+        <w:rPr>
+          <w:sz w:val="20"/>
+        </w:rPr>
+        <w:t>Davies, N. (2005). God's Playground: A History of Poland (Revised ed., Vol. 1). Oxford University Press. [ヤン・ザモイスキの格言 rex regnat et non gubernat および黄金の自由体制について.]</w:t>
+      </w:r>
+    </w:p>
+    <w:p>
+      <w:pPr>
+        <w:pStyle w:val="ListBullet"/>
+      </w:pPr>
+      <w:r>
+        <w:rPr>
+          <w:sz w:val="20"/>
+        </w:rPr>
+        <w:t>Goemans, H.E., Gleditsch, K.S., and Chiozza, G. (2009). Introducing Archigos: A dataset of political leaders. Journal of Peace Research, 46(2), 269-283.</w:t>
+      </w:r>
+    </w:p>
+    <w:p>
+      <w:pPr>
+        <w:pStyle w:val="ListBullet"/>
+      </w:pPr>
+      <w:r>
+        <w:rPr>
+          <w:sz w:val="20"/>
+        </w:rPr>
+        <w:t>Goldstein, J.S. (2011). Winning the War on War: The Decline of Armed Conflict Worldwide. Dutton.</w:t>
+      </w:r>
+    </w:p>
+    <w:p>
+      <w:pPr>
+        <w:pStyle w:val="ListBullet"/>
+      </w:pPr>
+      <w:r>
+        <w:rPr>
+          <w:sz w:val="20"/>
+        </w:rPr>
+        <w:t>Kaplan, E.L. and Meier, P. (1958). Nonparametric estimation from incomplete observations. JASA, 53(282), 457-481.</w:t>
+      </w:r>
+    </w:p>
+    <w:p>
+      <w:pPr>
+        <w:pStyle w:val="ListBullet"/>
+      </w:pPr>
+      <w:r>
+        <w:rPr>
+          <w:sz w:val="20"/>
+        </w:rPr>
+        <w:t>Kennedy, P. (1987). The Rise and Fall of the Great Powers. Random House.</w:t>
+      </w:r>
+    </w:p>
+    <w:p>
+      <w:pPr>
+        <w:pStyle w:val="ListBullet"/>
+      </w:pPr>
+      <w:r>
+        <w:rPr>
+          <w:sz w:val="20"/>
+        </w:rPr>
+        <w:t>Lawless, J.F. (2003). Statistical Models and Methods for Lifetime Data (2nd ed.). Wiley.</w:t>
+      </w:r>
+    </w:p>
+    <w:p>
+      <w:pPr>
+        <w:pStyle w:val="ListBullet"/>
+      </w:pPr>
+      <w:r>
+        <w:rPr>
+          <w:sz w:val="20"/>
+        </w:rPr>
+        <w:t>Miller, F.O. (1965). Minobe Tatsukichi: Interpreter of Constitutionalism in Japan. University of California Press.</w:t>
+      </w:r>
+    </w:p>
+    <w:p>
+      <w:pPr>
+        <w:pStyle w:val="ListBullet"/>
+      </w:pPr>
+      <w:r>
+        <w:rPr>
+          <w:sz w:val="20"/>
+        </w:rPr>
+        <w:t>美濃部達吉 (1912).『憲法講話』有斐閣.</w:t>
+      </w:r>
+    </w:p>
+    <w:p>
+      <w:pPr>
+        <w:pStyle w:val="ListBullet"/>
+      </w:pPr>
+      <w:r>
+        <w:rPr>
+          <w:sz w:val="20"/>
+        </w:rPr>
+        <w:t>美濃部達吉 (1923).『憲法撮要』有斐閣.</w:t>
+      </w:r>
+    </w:p>
+    <w:p>
+      <w:pPr>
+        <w:pStyle w:val="ListBullet"/>
+      </w:pPr>
+      <w:r>
+        <w:rPr>
+          <w:sz w:val="20"/>
+        </w:rPr>
+        <w:t>Murdock, G.P. (1967). Ethnographic Atlas. University of Pittsburgh Press.</w:t>
+      </w:r>
+    </w:p>
+    <w:p>
+      <w:pPr>
+        <w:pStyle w:val="ListBullet"/>
+      </w:pPr>
+      <w:r>
+        <w:rPr>
+          <w:sz w:val="20"/>
+        </w:rPr>
+        <w:t>North, D.C., Wallis, J.J., and Weingast, B.R. (2009). Violence and Social Orders: A Conceptual Framework for Interpreting Recorded Human History. Cambridge University Press.</w:t>
+      </w:r>
+    </w:p>
+    <w:p>
+      <w:pPr>
+        <w:pStyle w:val="ListBullet"/>
+      </w:pPr>
+      <w:r>
+        <w:rPr>
+          <w:sz w:val="20"/>
+        </w:rPr>
+        <w:t>O'Connor, P.D.T. and Kleyner, A. (2012). Practical Reliability Engineering (5th ed.). Wiley.</w:t>
+      </w:r>
+    </w:p>
+    <w:p>
+      <w:pPr>
+        <w:pStyle w:val="ListBullet"/>
+      </w:pPr>
+      <w:r>
+        <w:rPr>
+          <w:sz w:val="20"/>
+        </w:rPr>
+        <w:t>Olsson, O. and Paik, C. (2016). Long-run cultural divergence: Evidence from the Neolithic Revolution. Journal of Development Economics, 122, 197-213.</w:t>
+      </w:r>
+    </w:p>
+    <w:p>
+      <w:pPr>
+        <w:pStyle w:val="ListBullet"/>
+      </w:pPr>
+      <w:r>
+        <w:rPr>
+          <w:sz w:val="20"/>
+        </w:rPr>
+        <w:t>Pinker, S. (2011). The Better Angels of Our Nature. Viking.</w:t>
+      </w:r>
+    </w:p>
+    <w:p>
+      <w:pPr>
+        <w:pStyle w:val="ListBullet"/>
+      </w:pPr>
+      <w:r>
+        <w:rPr>
+          <w:sz w:val="20"/>
+        </w:rPr>
+        <w:t>Saleh, J.H. (2019). Statistical reliability analysis for a most dangerous occupation: Roman emperor. Palgrave Communications, 5(1), 155.</w:t>
+      </w:r>
+    </w:p>
+    <w:p>
+      <w:pPr>
+        <w:pStyle w:val="ListBullet"/>
+      </w:pPr>
+      <w:r>
+        <w:rPr>
+          <w:sz w:val="20"/>
+        </w:rPr>
+        <w:t>Scheidel, W. (2017). The Great Leveler: Violence and the History of Inequality from the Stone Age to the Twenty-First Century. Princeton University Press.</w:t>
+      </w:r>
+    </w:p>
+    <w:p>
+      <w:pPr>
+        <w:pStyle w:val="ListBullet"/>
+      </w:pPr>
+      <w:r>
+        <w:rPr>
+          <w:sz w:val="20"/>
+        </w:rPr>
+        <w:t>Svolik, M.W. (2012). The Politics of Authoritarian Rule. Cambridge University Press.</w:t>
+      </w:r>
+    </w:p>
+    <w:p>
+      <w:pPr>
+        <w:pStyle w:val="ListBullet"/>
+      </w:pPr>
+      <w:r>
+        <w:rPr>
+          <w:sz w:val="20"/>
+        </w:rPr>
+        <w:t>Taagepera, R. (1979). Size and duration of empires: Growth-decline curves, 600 B.C. to 600 A.D. Social Science History, 3(3/4), 115-138.</w:t>
+      </w:r>
+    </w:p>
+    <w:p>
+      <w:pPr>
+        <w:pStyle w:val="ListBullet"/>
+      </w:pPr>
+      <w:r>
+        <w:rPr>
+          <w:sz w:val="20"/>
+        </w:rPr>
+        <w:t>Turchin, P. (2003). Historical Dynamics: Why States Rise and Fall. Princeton University Press.</w:t>
+      </w:r>
+    </w:p>
+    <w:p>
+      <w:pPr>
+        <w:pStyle w:val="ListBullet"/>
+      </w:pPr>
+      <w:r>
+        <w:rPr>
+          <w:sz w:val="20"/>
+        </w:rPr>
+        <w:t>Turchin, P. and Nefedov, S.A. (2009). Secular Cycles. Princeton University Press.</w:t>
+      </w:r>
+    </w:p>
+    <w:p>
+      <w:pPr>
+        <w:pStyle w:val="ListBullet"/>
+      </w:pPr>
+      <w:r>
+        <w:rPr>
+          <w:sz w:val="20"/>
+        </w:rPr>
+        <w:t>Weibull, W. (1951). A statistical distribution function of wide applicability. J. Appl. Mech., 18(3), 293-297.</w:t>
       </w:r>
     </w:p>
     <w:sectPr>
       <w:pgSz w:w="12240" w:h="15840"/>
-      <w:pgMar w:top="1440" w:right="1800" w:bottom="1440" w:left="1800" w:header="720" w:footer="720" w:gutter="0"/>
+      <w:pgMar w:top="1440" w:right="1440" w:bottom="1440" w:left="1440" w:header="720" w:footer="720" w:gutter="0"/>
       <w:cols w:space="720"/>
       <w:docGrid w:linePitch="360"/>
     </w:sectPr>
@@ -920,6 +8026,13 @@
     <w:name w:val="Normal"/>
     <w:qFormat/>
     <w:rsid w:val="00FC693F"/>
+    <w:pPr>
+      <w:spacing w:line="480" w:lineRule="auto"/>
+    </w:pPr>
+    <w:rPr>
+      <w:rFonts w:ascii="Times New Roman" w:hAnsi="Times New Roman"/>
+      <w:sz w:val="24"/>
+    </w:rPr>
   </w:style>
   <w:style w:type="paragraph" w:styleId="Header">
     <w:name w:val="header"/>

--- a/manuscript/hassc_manuscript_ja_v4.docx
+++ b/manuscript/hassc_manuscript_ja_v4.docx
@@ -71,11 +71,22 @@
     <w:p>
       <w:r>
         <w:rPr>
-          <w:b w:val="0"/>
-          <w:i w:val="0"/>
           <w:sz w:val="24"/>
         </w:rPr>
-        <w:t>ワイブル分布は、機械部品や電子機器の故障時間をモデル化する信頼性工学の基幹ツールであり、近年Saleh（2019）によるローマ皇帝の画期的研究を通じて政治史に応用された。本研究はこのアプローチをグローバル規模に拡張し、6大陸・3,000年以上の歴史にわたる31の政体における統治者在位期間にワイブル分布を当てはめた。ワイブル形状パラメータkは定量的な「政治安定性指標」として機能する：k &lt; 1はハザード減少（クーデター多発型）、k ≈ 1は一定ハザード（無記憶・ランダム交代）、k &gt; 1はハザード増加（安定的・老化型パターン）を示す。主解析では政体間に大きなばらつきが認められた（k範囲：0.851-2.721、中央値1.240）。継承メカニズム別のサブ解析では、選挙制（プールk = 1.019）が世襲制（プールk = 1.298）より有意に低い安定性を示した（二標本KS検定 p &lt; 0.0001）。年代別サブ解析では、古代（k = 0.890）から近代（k = 1.200）にかけてkの単調増加が認められ、現代（k = 0.996）で反転が見られた。これらの知見はワイブル形状パラメータが歴史的政治安定性の頑健かつ文化横断的な指標であることを示している。</w:t>
+        <w:t>ワイブル分布は、機械部品や電子機器の故障時間をモデル化する信頼性工学の基幹ツールであり、近年Saleh</w:t>
+      </w:r>
+      <w:r>
+        <w:rPr>
+          <w:sz w:val="24"/>
+          <w:vertAlign w:val="superscript"/>
+        </w:rPr>
+        <w:t>1</w:t>
+      </w:r>
+      <w:r>
+        <w:rPr>
+          <w:sz w:val="24"/>
+        </w:rPr>
+        <w:t>によるローマ皇帝の画期的研究を通じて政治史に応用された。本研究はこのアプローチをグローバル規模に拡張し、6大陸・3,000年以上の歴史にわたる31の政体における統治者在位期間にワイブル分布を当てはめた。ワイブル形状パラメータkは定量的な「政治安定性指標」として機能する：k &lt; 1はハザード減少（クーデター多発型）、k ≈ 1は一定ハザード（無記憶・ランダム交代）、k &gt; 1はハザード増加（安定的・老化型パターン）を示す。主解析では政体間に大きなばらつきが認められた（k範囲：0.851-2.721、中央値1.240）。継承メカニズム別のサブ解析では、選挙制（プールk = 1.019）が世襲制（プールk = 1.298）より有意に低い安定性を示した（二標本KS検定 p &lt; 0.0001）。年代別サブ解析では、古代（k = 0.890）から近代（k = 1.200）にかけてkの単調増加が認められ、現代（k = 0.996）で反転が見られた。これらの知見はワイブル形状パラメータが歴史的政治安定性の頑健かつ文化横断的な指標であることを示している。</w:t>
       </w:r>
     </w:p>
     <w:p>
@@ -112,41 +123,163 @@
     <w:p>
       <w:r>
         <w:rPr>
-          <w:b w:val="0"/>
-          <w:i w:val="0"/>
           <w:sz w:val="24"/>
         </w:rPr>
-        <w:t>信頼性工学の手法を歴史的・社会的現象に応用することは、定量的歴史学の新たなフロンティアである。信頼性工学は主に機械部品・電子デバイス・複雑システムの故障時間を分析するために発展し、時間-イベントデータを理解するための数学的に厳密な枠組みを提供する（Lawless, 2003）。この枠組みの中心に位置するのが、1951年にWaloddi Weibullによって導入されたワイブル分布であり、工学における故障時間分布のモデリングの標準ツールとなっている（Weibull, 1951; Abernethy, 2004）。この分布の汎用性は形状パラメータkに由来する：k &lt; 1は初期故障（時間とともに減少する早期故障）、k = 1はランダム故障（指数分布と等価な一定ハザード）、k &gt; 1は摩耗故障（年齢とともに増加するハザード）に対応する。これら三つの体制は信頼性工学でよく知られた「バスタブ曲線」を構成する（O'Connor and Kleyner, 2012）。</w:t>
+        <w:t>信頼性工学の手法を歴史的・社会的現象に応用することは、定量的歴史学の新たなフロンティアである。信頼性工学は主に機械部品・電子デバイス・複雑システムの故障時間を分析するために発展し、時間-イベントデータを理解するための数学的に厳密な枠組みを提供する</w:t>
+      </w:r>
+      <w:r>
+        <w:rPr>
+          <w:sz w:val="24"/>
+          <w:vertAlign w:val="superscript"/>
+        </w:rPr>
+        <w:t>2</w:t>
+      </w:r>
+      <w:r>
+        <w:rPr>
+          <w:sz w:val="24"/>
+        </w:rPr>
+        <w:t>。この枠組みの中心に位置するのが、1951年にWaloddi Weibullによって導入されたワイブル分布であり、工学における故障時間分布のモデリングの標準ツールとなっている</w:t>
+      </w:r>
+      <w:r>
+        <w:rPr>
+          <w:sz w:val="24"/>
+          <w:vertAlign w:val="superscript"/>
+        </w:rPr>
+        <w:t>3,4</w:t>
+      </w:r>
+      <w:r>
+        <w:rPr>
+          <w:sz w:val="24"/>
+        </w:rPr>
+        <w:t>。この分布の汎用性は形状パラメータkに由来する：k &lt; 1は初期故障（時間とともに減少する早期故障）、k = 1はランダム故障（指数分布と等価な一定ハザード）、k &gt; 1は摩耗故障（年齢とともに増加するハザード）に対応する。これら三つの体制は信頼性工学でよく知られた「バスタブ曲線」を構成する</w:t>
+      </w:r>
+      <w:r>
+        <w:rPr>
+          <w:sz w:val="24"/>
+          <w:vertAlign w:val="superscript"/>
+        </w:rPr>
+        <w:t>5</w:t>
+      </w:r>
+      <w:r>
+        <w:rPr>
+          <w:sz w:val="24"/>
+        </w:rPr>
+        <w:t>。</w:t>
       </w:r>
     </w:p>
     <w:p>
       <w:r>
         <w:rPr>
-          <w:b w:val="0"/>
-          <w:i w:val="0"/>
           <w:sz w:val="24"/>
         </w:rPr>
-        <w:t>機械的故障から政治的継承への概念的飛躍を先駆けたのがSaleh（2019）であり、69人のローマ皇帝の在位期間にワイブル分布を当てはめた。Salehはローマ帝国の在位期間分布がk = 0.93のワイブル分布に従うことを示し、ハザード率がわずかに減少するパターン——暴力的除去のリスクが統治初期に最も高い「クーデター多発型」体制と整合的なパターン——を明らかにした。</w:t>
+        <w:t>機械的故障から政治的継承への概念的飛躍を先駆けたのがSaleh</w:t>
+      </w:r>
+      <w:r>
+        <w:rPr>
+          <w:sz w:val="24"/>
+          <w:vertAlign w:val="superscript"/>
+        </w:rPr>
+        <w:t>1</w:t>
+      </w:r>
+      <w:r>
+        <w:rPr>
+          <w:sz w:val="24"/>
+        </w:rPr>
+        <w:t>であり、69人のローマ皇帝の在位期間にワイブル分布を当てはめた。Salehはローマ帝国の在位期間分布がk = 0.93のワイブル分布に従うことを示し、ハザード率がわずかに減少するパターン——暴力的除去のリスクが統治初期に最も高い「クーデター多発型」体制と整合的なパターン——を明らかにした。</w:t>
       </w:r>
     </w:p>
     <w:p>
       <w:r>
         <w:rPr>
-          <w:b w:val="0"/>
-          <w:i w:val="0"/>
           <w:sz w:val="24"/>
         </w:rPr>
-        <w:t>統治者の在位期間を部品の寿命と類推的に扱う理論的正当性は、憲法理論に予期せぬ支持を見出す。天皇機関説は、日本の著名な憲法学者・美濃部達吉が20世紀初頭に提唱したもので、天皇を超越的主権者ではなく国家の機関（きかん）として明示的に概念化した（美濃部, 1912, 1923）。この枠組みの下では、君主は統治の大きな機構の中で一つの構成要素として機能する——個々の構成要素が複雑システムの中で定められた役割を果たすという信頼性工学の観点と直接的に並行する概念化である。美濃部の理論は日本の憲法的文脈で発展し、1935年の天皇機関説事件で物議を醸しつつ弾圧されたが、その核心的洞察——統治者は固有の存在ではなく国家装置の機能的要素である——は、政治的継承に工学的故障モデルを適用する原理的根拠を提供する（Miller, 1965; Banno, 2001）。</w:t>
+        <w:t>統治者の在位期間を部品の寿命と類推的に扱う理論的正当性は、憲法理論に予期せぬ支持を見出す。天皇機関説は、日本の著名な憲法学者・美濃部達吉が20世紀初頭に提唱したもので、天皇を超越的主権者ではなく国家の機関（きかん）として明示的に概念化した</w:t>
+      </w:r>
+      <w:r>
+        <w:rPr>
+          <w:sz w:val="24"/>
+          <w:vertAlign w:val="superscript"/>
+        </w:rPr>
+        <w:t>6,7</w:t>
+      </w:r>
+      <w:r>
+        <w:rPr>
+          <w:sz w:val="24"/>
+        </w:rPr>
+        <w:t>。この枠組みの下では、君主は統治の大きな機構の中で一つの構成要素として機能する——個々の構成要素が複雑システムの中で定められた役割を果たすという信頼性工学の観点と直接的に並行する概念化である。美濃部の理論は日本の憲法的文脈で発展し、1935年の天皇機関説事件で物議を醸しつつ弾圧されたが、その核心的洞察——統治者は固有の存在ではなく国家装置の機能的要素である——は、政治的継承に工学的故障モデルを適用する原理的根拠を提供する</w:t>
+      </w:r>
+      <w:r>
+        <w:rPr>
+          <w:sz w:val="24"/>
+          <w:vertAlign w:val="superscript"/>
+        </w:rPr>
+        <w:t>8,9</w:t>
+      </w:r>
+      <w:r>
+        <w:rPr>
+          <w:sz w:val="24"/>
+        </w:rPr>
+        <w:t>。</w:t>
       </w:r>
     </w:p>
     <w:p>
       <w:r>
         <w:rPr>
-          <w:b w:val="0"/>
-          <w:i w:val="0"/>
           <w:sz w:val="24"/>
         </w:rPr>
-        <w:t>Salehのアプローチの将来性にもかかわらず、既存の文献は単一の政体に限定されている。ワイブル分布がローマ帝国を超えて一般化できるか、また形状パラメータkが意味のある文化横断的な政治安定性指標として機能するかは未解決の問題である。政治的ダイナミクスに対する先行の定量的アプローチは、帝国の成長と衰退（Taagepera, 1979）、国家形成の長期的循環（Turchin, 2003; Turchin and Nefedov, 2009）、紛争の重大性におけるべき乗則（Clauset, 2018）、政治組織の文化横断的変異（Murdock, 1967; Olsson and Paik, 2016）を検討してきたが、統治者の在位期間にパラメトリック生存分析を体系的な政治安定性指標として適用したものはない。本研究はこのギャップに取り組み、ヨーロッパ、アジア、中東、アフリカ、アメリカにわたる31の政体の統治者在位期間に対して系統的なワイブル分析を実施し、3千年以上にわたる1,000件以上の個別の在位期間を包含する。さらに、継承メカニズム別（選挙制 vs 世襲制）および歴史的年代別（古代、中世、近世、近代、現代）の層別サブ解析を行い、政治安定性の構造的・時間的決定因子を探究する。</w:t>
+        <w:t>Salehのアプローチの将来性にもかかわらず、既存の文献は単一の政体に限定されている。ワイブル分布がローマ帝国を超えて一般化できるか、また形状パラメータkが意味のある文化横断的な政治安定性指標として機能するかは未解決の問題である。政治的ダイナミクスに対する先行の定量的アプローチは、帝国の成長と衰退</w:t>
+      </w:r>
+      <w:r>
+        <w:rPr>
+          <w:sz w:val="24"/>
+          <w:vertAlign w:val="superscript"/>
+        </w:rPr>
+        <w:t>10</w:t>
+      </w:r>
+      <w:r>
+        <w:rPr>
+          <w:sz w:val="24"/>
+        </w:rPr>
+        <w:t>、国家形成の長期的循環</w:t>
+      </w:r>
+      <w:r>
+        <w:rPr>
+          <w:sz w:val="24"/>
+          <w:vertAlign w:val="superscript"/>
+        </w:rPr>
+        <w:t>11,12</w:t>
+      </w:r>
+      <w:r>
+        <w:rPr>
+          <w:sz w:val="24"/>
+        </w:rPr>
+        <w:t>、紛争の重大性におけるべき乗則</w:t>
+      </w:r>
+      <w:r>
+        <w:rPr>
+          <w:sz w:val="24"/>
+          <w:vertAlign w:val="superscript"/>
+        </w:rPr>
+        <w:t>13</w:t>
+      </w:r>
+      <w:r>
+        <w:rPr>
+          <w:sz w:val="24"/>
+        </w:rPr>
+        <w:t>、政治組織の文化横断的変異</w:t>
+      </w:r>
+      <w:r>
+        <w:rPr>
+          <w:sz w:val="24"/>
+          <w:vertAlign w:val="superscript"/>
+        </w:rPr>
+        <w:t>14,15</w:t>
+      </w:r>
+      <w:r>
+        <w:rPr>
+          <w:sz w:val="24"/>
+        </w:rPr>
+        <w:t>を検討してきたが、統治者の在位期間にパラメトリック生存分析を体系的な政治安定性指標として適用したものはない。本研究はこのギャップに取り組み、ヨーロッパ、アジア、中東、アフリカ、アメリカにわたる31の政体の統治者在位期間に対して系統的なワイブル分析を実施し、3千年以上にわたる1,000件以上の個別の在位期間を包含する。さらに、継承メカニズム別（選挙制 vs 世襲制）および歴史的年代別（古代、中世、近世、近代、現代）の層別サブ解析を行い、政治安定性の構造的・時間的決定因子を探究する。</w:t>
       </w:r>
     </w:p>
     <w:p>
@@ -278,7 +411,20 @@
         <w:rPr>
           <w:sz w:val="22"/>
         </w:rPr>
-        <w:t>ワイブル分布が単に許容可能な当てはまりを提供するだけでなく、最良の当てはまりを提供するかを評価するため、正の右裾データに対する4つの候補分布（ワイブル、対数正規、ガンマ、指数）の体系的なモデル選択を実施した。すべての分布は位置パラメータをゼロに固定してMLEで当てはめた。モデル比較には赤池情報量規準（AIC）およびベイズ情報量規準（BIC）を用いた。ΔAIC &lt; 2は本質的に同等の当てはまりを示し、ΔAIC 2-10は中程度の証拠、ΔAIC &gt; 10は強い証拠を示す（Burnham and Anderson, 2002）。指数分布（1パラメータ）は無記憶な継承（k = 1）に対応するネスト帰無モデルとして機能する。</w:t>
+        <w:t>ワイブル分布が単に許容可能な当てはまりを提供するだけでなく、最良の当てはまりを提供するかを評価するため、正の右裾データに対する4つの候補分布（ワイブル、対数正規、ガンマ、指数）の体系的なモデル選択を実施した。すべての分布は位置パラメータをゼロに固定してMLEで当てはめた。モデル比較には赤池情報量規準（AIC）およびベイズ情報量規準（BIC）を用いた。ΔAIC &lt; 2は本質的に同等の当てはまりを示し、ΔAIC 2-10は中程度の証拠、ΔAIC &gt; 10は強い証拠を示す</w:t>
+      </w:r>
+      <w:r>
+        <w:rPr>
+          <w:sz w:val="22"/>
+          <w:vertAlign w:val="superscript"/>
+        </w:rPr>
+        <w:t>16</w:t>
+      </w:r>
+      <w:r>
+        <w:rPr>
+          <w:sz w:val="22"/>
+        </w:rPr>
+        <w:t>。指数分布（1パラメータ）は無記憶な継承（k = 1）に対応するネスト帰無モデルとして機能する。</w:t>
       </w:r>
     </w:p>
     <w:p>
@@ -311,11 +457,35 @@
     <w:p>
       <w:r>
         <w:rPr>
-          <w:b w:val="0"/>
-          <w:i w:val="0"/>
           <w:sz w:val="24"/>
         </w:rPr>
-        <w:t>サブグループ間（選挙制 vs 世襲制、年代間）の差は二標本コルモゴロフ・スミルノフ検定およびマン・ホイットニーU検定で評価した。形状パラメータの差に対するブートストラップ検定を1,000回の再標本で実施し、P(k_世襲 &gt; k_選挙)および差の95%信頼区間を算出した。カプラン・マイヤー生存曲線（Kaplan and Meier, 1958）をプール・サブグループの視覚的比較のために算出した。比例ハザードの仮定はCox（1972）の枠組みに従って評価した。全ての分析はPython 3（NumPy、SciPy、Matplotlib）で実施した。</w:t>
+        <w:t>サブグループ間（選挙制 vs 世襲制、年代間）の差は二標本コルモゴロフ・スミルノフ検定およびマン・ホイットニーU検定で評価した。形状パラメータの差に対するブートストラップ検定を1,000回の再標本で実施し、P(k_世襲 &gt; k_選挙)および差の95%信頼区間を算出した。カプラン・マイヤー生存曲線</w:t>
+      </w:r>
+      <w:r>
+        <w:rPr>
+          <w:sz w:val="24"/>
+          <w:vertAlign w:val="superscript"/>
+        </w:rPr>
+        <w:t>17</w:t>
+      </w:r>
+      <w:r>
+        <w:rPr>
+          <w:sz w:val="24"/>
+        </w:rPr>
+        <w:t>をプール・サブグループの視覚的比較のために算出した。比例ハザードの仮定はCox</w:t>
+      </w:r>
+      <w:r>
+        <w:rPr>
+          <w:sz w:val="24"/>
+          <w:vertAlign w:val="superscript"/>
+        </w:rPr>
+        <w:t>18</w:t>
+      </w:r>
+      <w:r>
+        <w:rPr>
+          <w:sz w:val="24"/>
+        </w:rPr>
+        <w:t>の枠組みに従って評価した。全ての分析はPython 3（NumPy、SciPy、Matplotlib）で実施した。</w:t>
       </w:r>
     </w:p>
     <w:p>
@@ -2858,7 +3028,7 @@
         <w:rPr>
           <w:sz w:val="22"/>
         </w:rPr>
-        <w:t>査読者1の提案に従い、1000年以前の教皇庁（N = 140）の補足分析を実施し、主解析に含まれる1000年以降（N = 121）と比較した。1000年以前の教皇庁はk = 1.0923（95% CI [0.9772, 1.2503]）であり、1に近く、近似的に指数的（無記憶的）な継承動態を示唆する。これはコンクラーヴェ以前の教皇選出が在位期間に関して本質的にランダムであったという仮説と一致する。1000年以降の教皇庁（k = 1.1629、95% CI [1.0378, 1.3254]）はわずかに高い形状パラメータを示し、コンクラーヴェ選挙制度の安定化効果と整合的である。二標本コルモゴロフ・スミルノフ検定（p = 0.5629）およびマン・ホイットニーU検定（p = 0.1347）は0.05水準で二期間間に統計的に有意な差がないことを示す。図10に両期間の生存関数、ワイブル確率プロット、在位期間ヒストグラムを示す。</w:t>
+        <w:t>査読者1の提案に従い、1000年以前の教皇庁（N = 140）の補足分析を実施し、主解析に含まれる1000年以降（N = 121）と比較した。1000年以前の教皇庁はk = 1.0923（95% CI [0.9772, 1.2503]）であり、1に近く、近似的に指数的（無記憶的）な継承動態を示唆する。これはコンクラーヴェ以前の教皇選出が在位期間に関して本質的にランダムであったという仮説と一致する。1000年以降の教皇庁（k = 1.1629、95% CI [1.0378, 1.3254]）はわずかに高い形状パラメータを示し、コンクラーヴェ選挙制度の安定化効果と整合的である。二標本コルモゴロフ・スミルノフ検定（p = 0.5629）およびマン・ホイットニーU検定（p = 0.1347）は0.05水準で二期間間に統計的に有意な差がないことを示す。図2に両期間の生存関数、ワイブル確率プロット、在位期間ヒストグラムを示す。</w:t>
       </w:r>
     </w:p>
     <w:p>
@@ -2906,7 +3076,7 @@
           <w:i/>
           <w:sz w:val="22"/>
         </w:rPr>
-        <w:t>図10. 教皇庁：1000年以前 vs 1000年以降の比較。(A) カプラン・マイヤー生存関数とワイブル当てはめ曲線。(B) ワイブル確率プロット。(C) 在位期間ヒストグラムとワイブルPDFの当てはめ。</w:t>
+        <w:t>図2. 教皇庁：1000年以前 vs 1000年以降の比較。(A) カプラン・マイヤー生存関数とワイブル当てはめ曲線。(B) ワイブル確率プロット。(C) 在位期間ヒストグラムとワイブルPDFの当てはめ。</w:t>
       </w:r>
     </w:p>
     <w:p>
@@ -2937,7 +3107,7 @@
           <w:i w:val="0"/>
           <w:sz w:val="24"/>
         </w:rPr>
-        <w:t>平均在位期間も大きく異なった：選挙制11.2年 vs 世襲制18.6年。選挙制のk ≈ 1は、統治者が交代する確率が在位期間に関わらずほぼ一定であることを意味し、任期制限・競争的選挙・宮廷クーデターなど在位期間とは独立に作動する政治的メカニズムと整合的である。一方、世襲制のk &gt; 1は生物学的老化と在位期間の長い君主に蓄積する政治的圧力の影響を反映している。注目すべき外れ値はUSA大統領（k = 2.721）であり、選挙制に分類されるが全政体中最高のkを示し、アメリカ大統領制の高度に規則化された任期構造を反映している。図2にこれらの地理的分布を、図3に選挙制と世襲制の詳細な統計的比較を示す。</w:t>
+        <w:t>平均在位期間も大きく異なった：選挙制11.2年 vs 世襲制18.6年。選挙制のk ≈ 1は、統治者が交代する確率が在位期間に関わらずほぼ一定であることを意味し、任期制限・競争的選挙・宮廷クーデターなど在位期間とは独立に作動する政治的メカニズムと整合的である。一方、世襲制のk &gt; 1は生物学的老化と在位期間の長い君主に蓄積する政治的圧力の影響を反映している。注目すべき外れ値はUSA大統領（k = 2.721）であり、選挙制に分類されるが全政体中最高のkを示し、アメリカ大統領制の高度に規則化された任期構造を反映している。図3にこれらの地理的分布を、図4に選挙制と世襲制の詳細な統計的比較を示す。</w:t>
       </w:r>
     </w:p>
     <w:p>
@@ -2988,7 +3158,7 @@
           <w:i/>
           <w:sz w:val="20"/>
         </w:rPr>
-        <w:t>図2. 選挙制（左）と世襲制（右）政体の世界地図比較。</w:t>
+        <w:t>図3. 選挙制（左）と世襲制（右）政体の世界地図比較。</w:t>
       </w:r>
     </w:p>
     <w:p/>
@@ -3040,7 +3210,7 @@
           <w:i/>
           <w:sz w:val="20"/>
         </w:rPr>
-        <w:t>図3. サブ解析1：選挙制 vs 世襲制の詳細比較。左上：政体別k値。右上：箱ひげ図。左下：プール生存曲線。右下：ハザード関数。</w:t>
+        <w:t>図4. サブ解析1：選挙制 vs 世襲制の詳細比較。左上：政体別k値。右上：箱ひげ図。左下：プール生存曲線。右下：ハザード関数。</w:t>
       </w:r>
     </w:p>
     <w:p/>
@@ -3072,7 +3242,7 @@
           <w:i w:val="0"/>
           <w:sz w:val="24"/>
         </w:rPr>
-        <w:t>古代はローマ帝国（k = 0.880）に支配され、クーデター多発型のハザード減少パターンを示した。中世は最大のサンプル（N = 531、19政体）を有し、ハザード増加の端緒が見られた。近世・近代ではこの傾向が継続し、近世の日本天皇（k = 2.864）や近代のフランス（k = 3.066）など特に高いk値が見られた。現代のk ≈ 1への回帰は小サンプル（N = 27、8政体）に基づくため慎重な解釈が必要であり、近代と現代を統合した感度分析ではk = 1.147（95% CI [1.06, 1.25]）であった。図4に年代別層別分析の結果を、図5に地理的地域、継承メカニズム、歴史的年代のkの箱ひげ図比較を示す。</w:t>
+        <w:t>古代はローマ帝国（k = 0.880）に支配され、クーデター多発型のハザード減少パターンを示した。中世は最大のサンプル（N = 531、19政体）を有し、ハザード増加の端緒が見られた。近世・近代ではこの傾向が継続し、近世の日本天皇（k = 2.864）や近代のフランス（k = 3.066）など特に高いk値が見られた。現代のk ≈ 1への回帰は小サンプル（N = 27、8政体）に基づくため慎重な解釈が必要であり、近代と現代を統合した感度分析ではk = 1.147（95% CI [1.06, 1.25]）であった。図5に年代別層別分析の結果を、図6に地理的地域、継承メカニズム、歴史的年代のkの箱ひげ図比較を示す。</w:t>
       </w:r>
     </w:p>
     <w:p>
@@ -3717,7 +3887,7 @@
           <w:i/>
           <w:sz w:val="20"/>
         </w:rPr>
-        <w:t>図4. サブ解析2：年代別層別分析。上段：タイムライン・バブルチャート。中段左：年代別k値箱ひげ図。中段右：プール生存曲線。下段左：リッジプロット。下段右：ハザード関数。</w:t>
+        <w:t>図5. サブ解析2：年代別層別分析。上段：タイムライン・バブルチャート。中段左：年代別k値箱ひげ図。中段右：プール生存曲線。下段左：リッジプロット。下段右：ハザード関数。</w:t>
       </w:r>
     </w:p>
     <w:p/>
@@ -3769,7 +3939,7 @@
           <w:i/>
           <w:sz w:val="20"/>
         </w:rPr>
-        <w:t>図5. ワイブル形状パラメータkの箱ひげ図比較：地理的地域別（左）、継承メカニズム別（中央）、歴史的年代別（右）。個別政体の値をスキャッタープロットとして重畳。</w:t>
+        <w:t>図6. ワイブル形状パラメータkの箱ひげ図比較：地理的地域別（左）、継承メカニズム別（中央）、歴史的年代別（右）。個別政体の値をスキャッタープロットとして重畳。</w:t>
       </w:r>
     </w:p>
     <w:p/>
@@ -3786,7 +3956,7 @@
         <w:rPr>
           <w:sz w:val="22"/>
         </w:rPr>
-        <w:t>31政体すべてに対してワイブル、対数正規、ガンマ、指数分布の体系的モデル選択を実施した。AICにより、ワイブル分布は12/31政体で最良モデルであり、対数正規が6、ガンマが3、指数が10政体で最良であった。重要なことに、ワイブルは26/31政体でΔAIC &lt; 2以内であり、データセットの大多数で統計的に競争力のある当てはまりを提供することが確認された。ワイブルが明確に劣位となった政体（ΔAIC &gt; 4）は日本天皇（ΔAIC = 17.4、対数正規が優位）およびアメリカ合衆国大統領（ΔAIC = 9.6、対数正規が優位）であった。日本天皇については在位期間の重い右裾（50年を超える天皇が複数存在）が対数正規分布のより重い裾でよく捕捉される。アメリカ合衆国大統領については任期制限による離散的構造が対数正規でより自然に記述される。これらの結果はワイブル分布が文化横断的比較のための妥当な分析的枠組みを提供することを確認しつつ、普遍的に最良の当てはまりモデルではないことを認める。形状パラメータkの解釈上の利点（バスタブ曲線の枠組みを介したハザード動態への直接的対応）は、代替分布がわずかに良い統計的当てはまりを達成する場合でも、主要指標としてのkの使用を正当化する。図9にすべての政体と分布のΔAIC・ΔBIC値を示す。</w:t>
+        <w:t>31政体すべてに対してワイブル、対数正規、ガンマ、指数分布の体系的モデル選択を実施した。AICにより、ワイブル分布は12/31政体で最良モデルであり、対数正規が6、ガンマが3、指数が10政体で最良であった。重要なことに、ワイブルは26/31政体でΔAIC &lt; 2以内であり、データセットの大多数で統計的に競争力のある当てはまりを提供することが確認された。ワイブルが明確に劣位となった政体（ΔAIC &gt; 4）はJapan (Emperors)（ΔAIC = 17.4、Log-normalが優位）、USA (Presidents)（ΔAIC = 9.6、Log-normalが優位）、Byzantine Empire（ΔAIC = 4.6、Log-normalが優位）であった。日本天皇については在位期間の重い右裾（50年を超える天皇が複数存在）が対数正規分布のより重い裾でよく捕捉される。アメリカ合衆国大統領については任期制限による離散的構造が対数正規でより自然に記述される。これらの結果はワイブル分布が文化横断的比較のための妥当な分析的枠組みを提供することを確認しつつ、普遍的に最良の当てはまりモデルではないことを認める。形状パラメータkの解釈上の利点（バスタブ曲線の枠組みを介したハザード動態への直接的対応）は、代替分布がわずかに良い統計的当てはまりを達成する場合でも、主要指標としてのkの使用を正当化する。図7にすべての政体と分布のΔAIC・ΔBIC値を示す。</w:t>
       </w:r>
     </w:p>
     <w:p>
@@ -3834,7 +4004,7 @@
           <w:i/>
           <w:sz w:val="22"/>
         </w:rPr>
-        <w:t>図9. モデル選択比較。各政体について最良モデルに対するΔAIC（左）とΔBIC（右）。塗り潰し丸は最良モデル、白抜き四角は競争的代替モデル（ΔAIC &lt; 2）を示す。</w:t>
+        <w:t>図7. モデル選択比較。各政体について最良モデルに対するΔAIC（左）とΔBIC（右）。塗り潰し丸は最良モデル、白抜き四角は競争的代替モデル（ΔAIC &lt; 2）を示す。</w:t>
       </w:r>
     </w:p>
     <w:p>
@@ -3859,11 +4029,22 @@
     <w:p>
       <w:r>
         <w:rPr>
-          <w:b w:val="0"/>
-          <w:i w:val="0"/>
           <w:sz w:val="24"/>
         </w:rPr>
-        <w:t>ワイブル形状パラメータkの解釈を評価するため、政治指導者のArchigosデータセット（Goemans et al., 2009）を利用可能な範囲で活用し、一次的な歴史資料で補完して、各政体の暴力的継承率（暗殺、クーデター、戦死による王位交代の割合）および主要な内戦の頻度をkと対比した。表3に主要な政体の暴力的継承率を示す。kと暴力的継承率の間にはスピアマン順位相関で有意な負の相関が認められた（rho = -0.638, p = 0.0002）。k &lt; 1の政体群の暴力的継承率平均は59.6%であったのに対し、k &gt; 1.3の政体群では20.5%であった。kと内戦頻度の相関も有意であった（rho = -0.528, p = 0.003）。 ワイブル形状パラメータと暴力的継承率はいずれも同一の歴史的記録から導出されるため（在位期間の境界を決定するイベントが継承の暴力性の分類にも影響する）、この分析は独立した外部検証ではなく内部整合性の実証として位置づけられる。</w:t>
+        <w:t>ワイブル形状パラメータkの解釈を評価するため、政治指導者のArchigosデータセット</w:t>
+      </w:r>
+      <w:r>
+        <w:rPr>
+          <w:sz w:val="24"/>
+          <w:vertAlign w:val="superscript"/>
+        </w:rPr>
+        <w:t>19</w:t>
+      </w:r>
+      <w:r>
+        <w:rPr>
+          <w:sz w:val="24"/>
+        </w:rPr>
+        <w:t>を利用可能な範囲で活用し、一次的な歴史資料で補完して、各政体の暴力的継承率（暗殺、クーデター、戦死による王位交代の割合）および主要な内戦の頻度をkと対比した。表3に主要な政体の暴力的継承率を示す。kと暴力的継承率の間にはスピアマン順位相関で有意な負の相関が認められた（rho = -0.638, p = 0.0002）。k &lt; 1の政体群の暴力的継承率平均は59.6%であったのに対し、k &gt; 1.3の政体群では20.5%であった。kと内戦頻度の相関も有意であった（rho = -0.528, p = 0.003）。 ワイブル形状パラメータと暴力的継承率はいずれも同一の歴史的記録から導出されるため（在位期間の境界を決定するイベントが継承の暴力性の分類にも影響する）、この分析は独立した外部検証ではなく内部整合性の実証として位置づけられる。</w:t>
       </w:r>
     </w:p>
     <w:p>
@@ -3873,7 +4054,7 @@
           <w:i w:val="0"/>
           <w:sz w:val="24"/>
         </w:rPr>
-        <w:t>個別の政体について検証すると、マムルーク朝（k = 0.851）は暴力的継承率63.0%で、軍事奴隷制に特有の不安定な権力移行を反映している。ローマ帝国（k = 0.880）は暴力的継承率56.4%で、3世紀の軍人皇帝時代の慢性的暴力を含む。対照的に、デンマーク（k = 1.788）は暴力的継承率8.7%、スウェーデン（k = 1.897）は13.0%であり、北欧の秩序ある継承伝統と整合的である。注目すべき例外として、スコットランド（k = 1.937だが暴力的継承率30.5%）は、暴力が存在しても時間的に均等に分散している場合にkが高くなりうることを示す。図6にkと暴力的継承率の散布図を示す。</w:t>
+        <w:t>個別の政体について検証すると、マムルーク朝（k = 0.851）は暴力的継承率63.0%で、軍事奴隷制に特有の不安定な権力移行を反映している。ローマ帝国（k = 0.880）は暴力的継承率56.4%で、3世紀の軍人皇帝時代の慢性的暴力を含む。対照的に、デンマーク（k = 1.788）は暴力的継承率8.7%、スウェーデン（k = 1.897）は13.0%であり、北欧の秩序ある継承伝統と整合的である。注目すべき例外として、スコットランド（k = 1.937だが暴力的継承率30.5%）は、暴力が存在しても時間的に均等に分散している場合にkが高くなりうることを示す。図8にkと暴力的継承率の散布図を示す。</w:t>
       </w:r>
     </w:p>
     <w:p>
@@ -4548,7 +4729,7 @@
           <w:i/>
           <w:sz w:val="20"/>
         </w:rPr>
-        <w:t>図6. 内部整合性の検証：ワイブル形状パラメータkと暴力的継承率の相関（左上）、内戦頻度との相関（右上）、安定性グループ別の暴力的継承率比較（左下）、サマリーテーブル（右下）。</w:t>
+        <w:t>図8. 内部整合性の検証：ワイブル形状パラメータkと暴力的継承率の相関（左上）、内戦頻度との相関（右上）、安定性グループ別の暴力的継承率比較（左下）、サマリーテーブル（右下）。</w:t>
       </w:r>
     </w:p>
     <w:p/>
@@ -4570,7 +4751,7 @@
           <w:i w:val="0"/>
           <w:sz w:val="24"/>
         </w:rPr>
-        <w:t>幼帝・傀儡統治者の影響を評価するため、データが利用可能な29政体について即位時年齢を集計した。表4に要約統計量を示す。政体間に大きなばらつきが存在した：中央即位年齢は13.0歳（中国・清）から56.5歳（教皇庁）の範囲であり、18歳未満の即位割合は0%（USA大統領、教皇庁）から59.3%（マムルーク朝）までの範囲であった。図7にこれらの分布を示す。</w:t>
+        <w:t>幼帝・傀儡統治者の影響を評価するため、データが利用可能な29政体について即位時年齢を集計した。表4に要約統計量を示す。政体間に大きなばらつきが存在した：中央即位年齢は13.0歳（中国・清）から56.5歳（教皇庁）の範囲であり、18歳未満の即位割合は0%（USA大統領、教皇庁）から59.3%（マムルーク朝）までの範囲であった。図9にこれらの分布を示す。</w:t>
       </w:r>
     </w:p>
     <w:p>
@@ -5700,7 +5881,7 @@
           <w:i/>
           <w:sz w:val="20"/>
         </w:rPr>
-        <w:t>図7. 即位時年齢の分布分析。(A) 政体別の即位年齢箱ひげ図。(B) kと中央即位年齢の散布図。(C) kと18歳未満即位率の散布図。(D) 政体別の年齢カテゴリ構成。</w:t>
+        <w:t>図9. 即位時年齢の分布分析。(A) 政体別の即位年齢箱ひげ図。(B) kと中央即位年齢の散布図。(C) kと18歳未満即位率の散布図。(D) 政体別の年齢カテゴリ構成。</w:t>
       </w:r>
     </w:p>
     <w:p/>
@@ -5722,7 +5903,7 @@
           <w:i w:val="0"/>
           <w:sz w:val="24"/>
         </w:rPr>
-        <w:t>幼帝がワイブル形状パラメータに与える影響を定量化するため、即位時年齢が10歳未満（一次分析）および18歳未満（二次分析）の統治者を除外してワイブル分布を再当てはめた。表5に主要な影響を受けた政体の結果を、図8に感度分析の結果を示す。</w:t>
+        <w:t>幼帝がワイブル形状パラメータに与える影響を定量化するため、即位時年齢が10歳未満（一次分析）および18歳未満（二次分析）の統治者を除外してワイブル分布を再当てはめた。表5に主要な影響を受けた政体の結果を、図10に感度分析の結果を示す。</w:t>
       </w:r>
     </w:p>
     <w:p>
@@ -7043,7 +7224,7 @@
           <w:i/>
           <w:sz w:val="20"/>
         </w:rPr>
-        <w:t>図8. 幼帝除外の感度分析。(A) 全統治者のk vs 10歳未満除外後のk（破線＝変化なし）。(B) 全統治者のk vs 18歳未満除外後のk。(C) 主要政体のkの変化（delta k）：青＝10歳未満除外、橙＝18歳未満除外。負のdeltaは幼帝がkを押し上げていたことを示す。</w:t>
+        <w:t>図10. 幼帝除外の感度分析。(A) 全統治者のk vs 10歳未満除外後のk（破線＝変化なし）。(B) 全統治者のk vs 18歳未満除外後のk。(C) 主要政体のkの変化（delta k）：青＝10歳未満除外、橙＝18歳未満除外。負のdeltaは幼帝がkを押し上げていたことを示す。</w:t>
       </w:r>
     </w:p>
     <w:p/>
@@ -7068,7 +7249,7 @@
         <w:rPr>
           <w:sz w:val="22"/>
         </w:rPr>
-        <w:t>図12にワイブル形状パラメータkのサンプルサイズと信頼区間幅の関係を示す。予想通り、信頼区間幅は概ね1/sqrt(N)に比例して減少し、最小サンプルの4政体（N &lt; 15）は信頼区間幅が1.0を超える。31政体中14政体の95%信頼区間がk = 1を跨ぐ：Aztec Empire、China (Qing)、Inca Empire、Mughal Empire、China (Tang)、Persia/Iran、Russia、Ethiopia、Mamluk Sultanate、Egypt (New Kingdom)、Holy Roman Empire、Islamic Caliphate、Roman Empire、Byzantine Empire。これらの政体については、定性的な体制分類（クーデター多発型 vs 安定型）は慎重に解釈すべきであり、データは無記憶（指数的）過程との区別に不十分である。</w:t>
+        <w:t>図11にワイブル形状パラメータkのサンプルサイズと信頼区間幅の関係を示す。予想通り、信頼区間幅は概ね1/sqrt(N)に比例して減少し、最小サンプルの4政体（N &lt; 15）は信頼区間幅が1.0を超える。31政体中14政体の95%信頼区間がk = 1を跨ぐ：Aztec Empire、China (Qing)、Inca Empire、Mughal Empire、China (Tang)、Persia/Iran、Russia、Ethiopia、Mamluk Sultanate、Egypt (New Kingdom)、Holy Roman Empire、Islamic Caliphate、Roman Empire、Byzantine Empire。これらの政体については、定性的な体制分類（クーデター多発型 vs 安定型）は慎重に解釈すべきであり、データは無記憶（指数的）過程との区別に不十分である。</w:t>
       </w:r>
     </w:p>
     <w:p>
@@ -7116,7 +7297,7 @@
           <w:i/>
           <w:sz w:val="22"/>
         </w:rPr>
-        <w:t>図12. サンプルサイズ評価。(A) 全31政体のN vs 95%信頼区間幅（赤＝CIがk=1を跨ぐ、青＝跨がない）。N = 15の垂直破線は定性的解釈の最小閾値。(B) 政体別95%信頼区間のフォレストプロット。</w:t>
+        <w:t>図11. サンプルサイズ評価。(A) 全31政体のN vs 95%信頼区間幅（赤＝CIがk=1を跨ぐ、青＝跨がない）。N = 15の垂直破線は定性的解釈の最小閾値。(B) 政体別95%信頼区間のフォレストプロット。</w:t>
       </w:r>
     </w:p>
     <w:p>
@@ -7133,21 +7314,56 @@
     <w:p>
       <w:r>
         <w:rPr>
-          <w:b w:val="0"/>
-          <w:i w:val="0"/>
           <w:sz w:val="24"/>
         </w:rPr>
-        <w:t>本研究はSaleh（2019）の先駆的な単一政体研究を6大陸31政体に拡張した、統治者在位期間に対するワイブル信頼性分析の初の系統的グローバル応用である。ワイブル分布が多様な政治システムと歴史的時代にわたって頑健な当てはまりを提供し、形状パラメータkが政治安定性パターンの意味のある変動を捉えることが示された。</w:t>
+        <w:t>本研究はSaleh</w:t>
+      </w:r>
+      <w:r>
+        <w:rPr>
+          <w:sz w:val="24"/>
+          <w:vertAlign w:val="superscript"/>
+        </w:rPr>
+        <w:t>1</w:t>
+      </w:r>
+      <w:r>
+        <w:rPr>
+          <w:sz w:val="24"/>
+        </w:rPr>
+        <w:t>の先駆的な単一政体研究を6大陸31政体に拡張した、統治者在位期間に対するワイブル信頼性分析の初の系統的グローバル応用である。ワイブル分布が多様な政治システムと歴史的時代にわたって頑健な当てはまりを提供し、形状パラメータkが政治安定性パターンの意味のある変動を捉えることが示された。</w:t>
       </w:r>
     </w:p>
     <w:p>
       <w:r>
         <w:rPr>
-          <w:b w:val="0"/>
-          <w:i w:val="0"/>
           <w:sz w:val="24"/>
         </w:rPr>
-        <w:t>本分析の基盤となる概念的枠組みは二つの知的伝統に拠る。第一は信頼性工学であり、Weibull（1951）以来ワイブル分布が部品故障時間のモデリングの標準ツールとなっている。第二は憲法理論、特に美濃部達吉の天皇機関説であり、主権者を国家装置の機能的器官として概念化した（美濃部, 1912, 1923）。この「統治者＝構成要素」の視点が信頼性工学と政治史の間の理論的橋梁を提供する：軸受やトランジスタが機械の中で定められた機能を果たし予測可能なメカニズムで最終的に故障するように、統治者は定められた憲法的役割を果たし特徴的な統計的パターンに従って最終的に退位する。</w:t>
+        <w:t>本分析の基盤となる概念的枠組みは二つの知的伝統に拠る。第一は信頼性工学であり、Weibull</w:t>
+      </w:r>
+      <w:r>
+        <w:rPr>
+          <w:sz w:val="24"/>
+          <w:vertAlign w:val="superscript"/>
+        </w:rPr>
+        <w:t>3</w:t>
+      </w:r>
+      <w:r>
+        <w:rPr>
+          <w:sz w:val="24"/>
+        </w:rPr>
+        <w:t>以来ワイブル分布が部品故障時間のモデリングの標準ツールとなっている。第二は憲法理論、特に美濃部達吉の天皇機関説であり、主権者を国家装置の機能的器官として概念化した</w:t>
+      </w:r>
+      <w:r>
+        <w:rPr>
+          <w:sz w:val="24"/>
+          <w:vertAlign w:val="superscript"/>
+        </w:rPr>
+        <w:t>6,7</w:t>
+      </w:r>
+      <w:r>
+        <w:rPr>
+          <w:sz w:val="24"/>
+        </w:rPr>
+        <w:t>。この「統治者＝構成要素」の視点が信頼性工学と政治史の間の理論的橋梁を提供する：軸受やトランジスタが機械の中で定められた機能を果たし予測可能なメカニズムで最終的に故障するように、統治者は定められた憲法的役割を果たし特徴的な統計的パターンに従って最終的に退位する。</w:t>
       </w:r>
     </w:p>
     <w:p>
@@ -7183,11 +7399,22 @@
     <w:p>
       <w:r>
         <w:rPr>
-          <w:b w:val="0"/>
-          <w:i w:val="0"/>
           <w:sz w:val="24"/>
         </w:rPr>
-        <w:t>継承メカニズム別のサブ解析は選挙制と世襲制の間の基本的な構造的差異を明らかにする。選挙制のプールk ≈ 1は、在位期間の近似的に無記憶（指数的）な分布を意味する——任意の年に継承が起こる確率が統治者の在位年数にかかわらずほぼ一定である。世襲制のより高いk（= 1.298）は生物学的老化の影響と、在位初期を生き延びた君主の「生存者利得」を反映している（Svolik, 2012）。 アメリカ合衆国大統領（k = 2.721）はデータセット中で独自の位置を占める。憲法上の任期制限（当初は事実上、1951年の修正第22条で正式化）が在位期間を機械的に制約し、有機的な政治的ダイナミクスではなく制度設計によりkを押し上げている。このため、アメリカ合衆国大統領は表1に比較目的で報告するが、プール選挙制分析からは除外し、「任期制限付き民主制」として別カテゴリで扱う。</w:t>
+        <w:t>継承メカニズム別のサブ解析は選挙制と世襲制の間の基本的な構造的差異を明らかにする。選挙制のプールk ≈ 1は、在位期間の近似的に無記憶（指数的）な分布を意味する——任意の年に継承が起こる確率が統治者の在位年数にかかわらずほぼ一定である。世襲制のより高いk（= 1.298）は生物学的老化の影響と、在位初期を生き延びた君主の「生存者利得」を反映している</w:t>
+      </w:r>
+      <w:r>
+        <w:rPr>
+          <w:sz w:val="24"/>
+          <w:vertAlign w:val="superscript"/>
+        </w:rPr>
+        <w:t>21</w:t>
+      </w:r>
+      <w:r>
+        <w:rPr>
+          <w:sz w:val="24"/>
+        </w:rPr>
+        <w:t>。 アメリカ合衆国大統領（k = 2.721）はデータセット中で独自の位置を占める。憲法上の任期制限（当初は事実上、1951年の修正第22条で正式化）が在位期間を機械的に制約し、有機的な政治的ダイナミクスではなく制度設計によりkを押し上げている。このため、アメリカ合衆国大統領は表1に比較目的で報告するが、プール選挙制分析からは除外し、「任期制限付き民主制」として別カテゴリで扱う。</w:t>
       </w:r>
     </w:p>
     <w:p>
@@ -7203,7 +7430,20 @@
         <w:rPr>
           <w:sz w:val="22"/>
         </w:rPr>
-        <w:t>ローマ帝国に関する本研究の結果は、Saleh（2019）の先駆的研究との比較に値する。Salehはローマ帝国の在位期間に2つのワイブル分布の混合を当てはめ、初期の暗殺リスクと後期の摩耗を反映するバスタブ型ハザード関数を得た。本研究の単一ワイブル当てはめ（k = 0.880）はローマ帝国の全般的なクーデター多発的性格を捉えるが、二峰性ハザード構造を解像しない。これに対処するため、ローマデータに独自の混合ワイブルを当てはめた：混合モデル（k1 = 1.464、k2 = 1.788、混合割合π = 0.566）はAIC = 327.7を達成し、単一モデルのAIC = 332.8を上回る一方、BICは単一モデルを支持する（336.8 vs 337.8）。主要な方法論的差異は、Salehが暴力的死亡までの時間を特異的に分析したのに対し、本研究は終了原因にかかわらず総在位期間を分析している点にある。文化横断的比較（本研究の主目的）には、単一の形状パラメータkが簡潔で普遍的に適用可能な要約を提供する。図11に単一・混合当てはめの比較を示す。</w:t>
+        <w:t>ローマ帝国に関する本研究の結果は、Saleh</w:t>
+      </w:r>
+      <w:r>
+        <w:rPr>
+          <w:sz w:val="22"/>
+          <w:vertAlign w:val="superscript"/>
+        </w:rPr>
+        <w:t>1</w:t>
+      </w:r>
+      <w:r>
+        <w:rPr>
+          <w:sz w:val="22"/>
+        </w:rPr>
+        <w:t>の先駆的研究との比較に値する。Salehはローマ帝国の在位期間に2つのワイブル分布の混合を当てはめ、初期の暗殺リスクと後期の摩耗を反映するバスタブ型ハザード関数を得た。本研究の単一ワイブル当てはめ（k = 0.880）はローマ帝国の全般的なクーデター多発的性格を捉えるが、二峰性ハザード構造を解像しない。これに対処するため、ローマデータに独自の混合ワイブルを当てはめた：混合モデル（k1 = 1.464、k2 = 1.788、混合割合π = 0.566）はAIC = 327.7を達成し、単一モデルのAIC = 332.8を上回る一方、BICは単一モデルを支持する（336.8 vs 337.8）。主要な方法論的差異は、Salehが暴力的死亡までの時間を特異的に分析したのに対し、本研究は終了原因にかかわらず総在位期間を分析している点にある。文化横断的比較（本研究の主目的）には、単一の形状パラメータkが簡潔で普遍的に適用可能な要約を提供する。図12に単一・混合当てはめの比較を示す。</w:t>
       </w:r>
     </w:p>
     <w:p>
@@ -7248,20 +7488,82 @@
     <w:p>
       <w:r>
         <w:rPr>
-          <w:i/>
           <w:sz w:val="22"/>
         </w:rPr>
-        <w:t>図11. ローマ帝国：単一 vs 混合ワイブル比較。(A) 確率密度関数。(B) ハザード関数：単一モデルは単調減少ハザード（k &lt; 1）、混合モデルはSaleh（2019）の知見と一致するバスタブ曲線を示す。</w:t>
+        <w:t>図12. ローマ帝国：単一 vs 混合ワイブル比較。(A) 確率密度関数。(B) ハザード関数：単一モデルは単調減少ハザード（k &lt; 1）、混合モデルはSaleh</w:t>
+      </w:r>
+      <w:r>
+        <w:rPr>
+          <w:sz w:val="22"/>
+          <w:vertAlign w:val="superscript"/>
+        </w:rPr>
+        <w:t>1</w:t>
+      </w:r>
+      <w:r>
+        <w:rPr>
+          <w:sz w:val="22"/>
+        </w:rPr>
+        <w:t>の知見と一致するバスタブ曲線を示す。</w:t>
       </w:r>
     </w:p>
     <w:p>
       <w:r>
         <w:rPr>
-          <w:b w:val="0"/>
-          <w:i w:val="0"/>
           <w:sz w:val="24"/>
         </w:rPr>
-        <w:t>年代別サブ解析は顕著な時間的パターンを明らかにする：古代から近代にかけてのkの単調増加と、現代における反転。増加傾向（古代k = 0.890から近代k = 1.200）は、継承に対する制度的制約の漸進的発展——ローマ帝政の無制約な暴力（Scheidel, 2017）から近世・近代の君主制の規則化された継承規範へ——を反映する可能性がある。この軌跡は、歴史的時間における政治的暴力の減少に関するより広い議論（Pinker, 2011; Goldstein, 2011）および暴力を制約する制度的枠組みの役割（North et al., 2009）と整合的である。大国の興亡（Kennedy, 1987）もまた、ある時代における覇権的安定が暴力的継承の頻度を減少させることで時間的傾向を形成した可能性がある。現代の反転（k = 0.996）は1945年以降の統治の根本的に異なる性質——民主化、脱植民地化、多くの政体における世襲制から選挙制への転換——を反映していると考えられる。</w:t>
+        <w:t>年代別サブ解析は顕著な時間的パターンを明らかにする：古代から近代にかけてのkの単調増加と、現代における反転。増加傾向（古代k = 0.890から近代k = 1.200）は、継承に対する制度的制約の漸進的発展——ローマ帝政の無制約な暴力</w:t>
+      </w:r>
+      <w:r>
+        <w:rPr>
+          <w:sz w:val="24"/>
+          <w:vertAlign w:val="superscript"/>
+        </w:rPr>
+        <w:t>22</w:t>
+      </w:r>
+      <w:r>
+        <w:rPr>
+          <w:sz w:val="24"/>
+        </w:rPr>
+        <w:t>から近世・近代の君主制の規則化された継承規範へ——を反映する可能性がある。この軌跡は、歴史的時間における政治的暴力の減少に関するより広い議論</w:t>
+      </w:r>
+      <w:r>
+        <w:rPr>
+          <w:sz w:val="24"/>
+          <w:vertAlign w:val="superscript"/>
+        </w:rPr>
+        <w:t>23,24</w:t>
+      </w:r>
+      <w:r>
+        <w:rPr>
+          <w:sz w:val="24"/>
+        </w:rPr>
+        <w:t>および暴力を制約する制度的枠組みの役割</w:t>
+      </w:r>
+      <w:r>
+        <w:rPr>
+          <w:sz w:val="24"/>
+          <w:vertAlign w:val="superscript"/>
+        </w:rPr>
+        <w:t>25</w:t>
+      </w:r>
+      <w:r>
+        <w:rPr>
+          <w:sz w:val="24"/>
+        </w:rPr>
+        <w:t>と整合的である。大国の興亡</w:t>
+      </w:r>
+      <w:r>
+        <w:rPr>
+          <w:sz w:val="24"/>
+          <w:vertAlign w:val="superscript"/>
+        </w:rPr>
+        <w:t>26</w:t>
+      </w:r>
+      <w:r>
+        <w:rPr>
+          <w:sz w:val="24"/>
+        </w:rPr>
+        <w:t>もまた、ある時代における覇権的安定が暴力的継承の頻度を減少させることで時間的傾向を形成した可能性がある。現代の反転（k = 0.996）は1945年以降の統治の根本的に異なる性質——民主化、脱植民地化、多くの政体における世襲制から選挙制への転換——を反映していると考えられる。</w:t>
       </w:r>
     </w:p>
     <w:p>
@@ -7312,7 +7614,7 @@
           <w:i w:val="0"/>
           <w:sz w:val="24"/>
         </w:rPr>
-        <w:t>第四に、即位時年齢分析（表4、図7）は、傀儡として擁立された幼年統治者が特定の政体に集中していることを明らかにする。日本の天皇は51.0%が18歳未満で即位し（中央即位年齢17.0歳）、中国の清朝は50.0%が10歳未満、スコットランドは38.1%が10歳未満であった。感度分析（表5、図8）では、幼帝の除外が双方向的影響を示した：日本（delta k = -0.440）やスコットランド（delta k = -0.668）ではkが低下し（管理された傀儡移行）、フランス（delta k = +0.595）やマムルーク朝（delta k = +0.221）ではkが上昇した（不安定の標的としての幼帝）。しかし、全政体を通じたkと即位年齢指標の相関は全て非有意（p &gt; 0.2）であり、若年即位がグローバルレベルでの体系的交絡因子ではなく政体固有の効果であることを示す。</w:t>
+        <w:t>第四に、即位時年齢分析（表4、図9）は、傀儡として擁立された幼年統治者が特定の政体に集中していることを明らかにする。日本の天皇は51.0%が18歳未満で即位し（中央即位年齢17.0歳）、中国の清朝は50.0%が10歳未満、スコットランドは38.1%が10歳未満であった。感度分析（表5、図10）では、幼帝の除外が双方向的影響を示した：日本（delta k = -0.440）やスコットランド（delta k = -0.668）ではkが低下し（管理された傀儡移行）、フランス（delta k = +0.595）やマムルーク朝（delta k = +0.221）ではkが上昇した（不安定の標的としての幼帝）。しかし、全政体を通じたkと即位年齢指標の相関は全て非有意（p &gt; 0.2）であり、若年即位がグローバルレベルでの体系的交絡因子ではなく政体固有の効果であることを示す。</w:t>
       </w:r>
     </w:p>
     <w:p>
@@ -7386,7 +7688,7 @@
         <w:rPr>
           <w:sz w:val="20"/>
         </w:rPr>
-        <w:t>Abernethy, R.B. (2004). The New Weibull Handbook (5th ed.). Robert B. Abernethy.</w:t>
+        <w:t>1. Saleh, J.H. (2019). Statistical reliability analysis for a most dangerous occupation: Roman emperor. Palgrave Communications, 5(1), 155.</w:t>
       </w:r>
     </w:p>
     <w:p>
@@ -7397,7 +7699,7 @@
         <w:rPr>
           <w:sz w:val="20"/>
         </w:rPr>
-        <w:t>Banno, J. (2001). Democracy in Pre-War Japan: Concepts of Government, 1871-1937. Routledge.</w:t>
+        <w:t>2. Lawless, J.F. (2003). Statistical Models and Methods for Lifetime Data (2nd ed.). Wiley.</w:t>
       </w:r>
     </w:p>
     <w:p>
@@ -7408,7 +7710,7 @@
         <w:rPr>
           <w:sz w:val="20"/>
         </w:rPr>
-        <w:t>Clauset, A. (2018). Trends and fluctuations in the severity of interstate wars. Science Advances, 4(2), eaao3580.</w:t>
+        <w:t>3. Weibull, W. (1951). A statistical distribution function of wide applicability. J. Appl. Mech., 18(3), 293-297.</w:t>
       </w:r>
     </w:p>
     <w:p>
@@ -7419,7 +7721,7 @@
         <w:rPr>
           <w:sz w:val="20"/>
         </w:rPr>
-        <w:t>Cox, D.R. (1972). Regression models and life-tables. Journal of the Royal Statistical Society: Series B, 34(2), 187-220.</w:t>
+        <w:t>4. Abernethy, R.B. (2004). The New Weibull Handbook (5th ed.). Robert B. Abernethy.</w:t>
       </w:r>
     </w:p>
     <w:p>
@@ -7430,7 +7732,7 @@
         <w:rPr>
           <w:sz w:val="20"/>
         </w:rPr>
-        <w:t>Davies, N. (2005). God's Playground: A History of Poland (Revised ed., Vol. 1). Oxford University Press. [ヤン・ザモイスキの格言 rex regnat et non gubernat および黄金の自由体制について.]</w:t>
+        <w:t>5. O'Connor, P.D.T. and Kleyner, A. (2012). Practical Reliability Engineering (5th ed.). Wiley.</w:t>
       </w:r>
     </w:p>
     <w:p>
@@ -7441,7 +7743,7 @@
         <w:rPr>
           <w:sz w:val="20"/>
         </w:rPr>
-        <w:t>Goemans, H.E., Gleditsch, K.S., and Chiozza, G. (2009). Introducing Archigos: A dataset of political leaders. Journal of Peace Research, 46(2), 269-283.</w:t>
+        <w:t>6. 美濃部達吉 (1912).『憲法講話』有斐閣.</w:t>
       </w:r>
     </w:p>
     <w:p>
@@ -7452,7 +7754,7 @@
         <w:rPr>
           <w:sz w:val="20"/>
         </w:rPr>
-        <w:t>Goldstein, J.S. (2011). Winning the War on War: The Decline of Armed Conflict Worldwide. Dutton.</w:t>
+        <w:t>7. 美濃部達吉 (1923).『憲法撮要』有斐閣.</w:t>
       </w:r>
     </w:p>
     <w:p>
@@ -7463,7 +7765,7 @@
         <w:rPr>
           <w:sz w:val="20"/>
         </w:rPr>
-        <w:t>Kaplan, E.L. and Meier, P. (1958). Nonparametric estimation from incomplete observations. JASA, 53(282), 457-481.</w:t>
+        <w:t>8. Miller, F.O. (1965). Minobe Tatsukichi: Interpreter of Constitutionalism in Japan. University of California Press.</w:t>
       </w:r>
     </w:p>
     <w:p>
@@ -7474,7 +7776,7 @@
         <w:rPr>
           <w:sz w:val="20"/>
         </w:rPr>
-        <w:t>Kennedy, P. (1987). The Rise and Fall of the Great Powers. Random House.</w:t>
+        <w:t>9. Banno, J. (2001). Democracy in Pre-War Japan: Concepts of Government, 1871-1937. Routledge.</w:t>
       </w:r>
     </w:p>
     <w:p>
@@ -7485,7 +7787,7 @@
         <w:rPr>
           <w:sz w:val="20"/>
         </w:rPr>
-        <w:t>Lawless, J.F. (2003). Statistical Models and Methods for Lifetime Data (2nd ed.). Wiley.</w:t>
+        <w:t>10. Taagepera, R. (1979). Size and duration of empires: Growth-decline curves, 600 B.C. to 600 A.D. Social Science History, 3(3/4), 115-138.</w:t>
       </w:r>
     </w:p>
     <w:p>
@@ -7496,7 +7798,7 @@
         <w:rPr>
           <w:sz w:val="20"/>
         </w:rPr>
-        <w:t>Miller, F.O. (1965). Minobe Tatsukichi: Interpreter of Constitutionalism in Japan. University of California Press.</w:t>
+        <w:t>11. Turchin, P. (2003). Historical Dynamics: Why States Rise and Fall. Princeton University Press.</w:t>
       </w:r>
     </w:p>
     <w:p>
@@ -7507,7 +7809,7 @@
         <w:rPr>
           <w:sz w:val="20"/>
         </w:rPr>
-        <w:t>美濃部達吉 (1912).『憲法講話』有斐閣.</w:t>
+        <w:t>12. Turchin, P. and Nefedov, S.A. (2009). Secular Cycles. Princeton University Press.</w:t>
       </w:r>
     </w:p>
     <w:p>
@@ -7518,7 +7820,7 @@
         <w:rPr>
           <w:sz w:val="20"/>
         </w:rPr>
-        <w:t>美濃部達吉 (1923).『憲法撮要』有斐閣.</w:t>
+        <w:t>13. Clauset, A. (2018). Trends and fluctuations in the severity of interstate wars. Science Advances, 4(2), eaao3580.</w:t>
       </w:r>
     </w:p>
     <w:p>
@@ -7529,7 +7831,7 @@
         <w:rPr>
           <w:sz w:val="20"/>
         </w:rPr>
-        <w:t>Murdock, G.P. (1967). Ethnographic Atlas. University of Pittsburgh Press.</w:t>
+        <w:t>14. Murdock, G.P. (1967). Ethnographic Atlas. University of Pittsburgh Press.</w:t>
       </w:r>
     </w:p>
     <w:p>
@@ -7540,7 +7842,7 @@
         <w:rPr>
           <w:sz w:val="20"/>
         </w:rPr>
-        <w:t>North, D.C., Wallis, J.J., and Weingast, B.R. (2009). Violence and Social Orders: A Conceptual Framework for Interpreting Recorded Human History. Cambridge University Press.</w:t>
+        <w:t>15. Olsson, O. and Paik, C. (2016). Long-run cultural divergence: Evidence from the Neolithic Revolution. Journal of Development Economics, 122, 197-213.</w:t>
       </w:r>
     </w:p>
     <w:p>
@@ -7551,7 +7853,7 @@
         <w:rPr>
           <w:sz w:val="20"/>
         </w:rPr>
-        <w:t>O'Connor, P.D.T. and Kleyner, A. (2012). Practical Reliability Engineering (5th ed.). Wiley.</w:t>
+        <w:t>16. Burnham, K.P. and Anderson, D.R. (2002). Model Selection and Multimodel Inference: A Practical Information-Theoretic Approach (2nd ed.). Springer.</w:t>
       </w:r>
     </w:p>
     <w:p>
@@ -7562,7 +7864,7 @@
         <w:rPr>
           <w:sz w:val="20"/>
         </w:rPr>
-        <w:t>Olsson, O. and Paik, C. (2016). Long-run cultural divergence: Evidence from the Neolithic Revolution. Journal of Development Economics, 122, 197-213.</w:t>
+        <w:t>17. Kaplan, E.L. and Meier, P. (1958). Nonparametric estimation from incomplete observations. JASA, 53(282), 457-481.</w:t>
       </w:r>
     </w:p>
     <w:p>
@@ -7573,7 +7875,7 @@
         <w:rPr>
           <w:sz w:val="20"/>
         </w:rPr>
-        <w:t>Pinker, S. (2011). The Better Angels of Our Nature. Viking.</w:t>
+        <w:t>18. Cox, D.R. (1972). Regression models and life-tables. Journal of the Royal Statistical Society: Series B, 34(2), 187-220.</w:t>
       </w:r>
     </w:p>
     <w:p>
@@ -7584,7 +7886,7 @@
         <w:rPr>
           <w:sz w:val="20"/>
         </w:rPr>
-        <w:t>Saleh, J.H. (2019). Statistical reliability analysis for a most dangerous occupation: Roman emperor. Palgrave Communications, 5(1), 155.</w:t>
+        <w:t>19. Goemans, H.E., Gleditsch, K.S., and Chiozza, G. (2009). Introducing Archigos: A dataset of political leaders. Journal of Peace Research, 46(2), 269-283.</w:t>
       </w:r>
     </w:p>
     <w:p>
@@ -7595,7 +7897,7 @@
         <w:rPr>
           <w:sz w:val="20"/>
         </w:rPr>
-        <w:t>Scheidel, W. (2017). The Great Leveler: Violence and the History of Inequality from the Stone Age to the Twenty-First Century. Princeton University Press.</w:t>
+        <w:t>20. Davies, N. (2005). God's Playground: A History of Poland (Revised ed., Vol. 1). Oxford University Press. [ヤン・ザモイスキの格言 rex regnat et non gubernat および黄金の自由体制について.]</w:t>
       </w:r>
     </w:p>
     <w:p>
@@ -7606,7 +7908,7 @@
         <w:rPr>
           <w:sz w:val="20"/>
         </w:rPr>
-        <w:t>Svolik, M.W. (2012). The Politics of Authoritarian Rule. Cambridge University Press.</w:t>
+        <w:t>21. Svolik, M.W. (2012). The Politics of Authoritarian Rule. Cambridge University Press.</w:t>
       </w:r>
     </w:p>
     <w:p>
@@ -7617,7 +7919,7 @@
         <w:rPr>
           <w:sz w:val="20"/>
         </w:rPr>
-        <w:t>Taagepera, R. (1979). Size and duration of empires: Growth-decline curves, 600 B.C. to 600 A.D. Social Science History, 3(3/4), 115-138.</w:t>
+        <w:t>22. Scheidel, W. (2017). The Great Leveler: Violence and the History of Inequality from the Stone Age to the Twenty-First Century. Princeton University Press.</w:t>
       </w:r>
     </w:p>
     <w:p>
@@ -7628,7 +7930,7 @@
         <w:rPr>
           <w:sz w:val="20"/>
         </w:rPr>
-        <w:t>Turchin, P. (2003). Historical Dynamics: Why States Rise and Fall. Princeton University Press.</w:t>
+        <w:t>23. Pinker, S. (2011). The Better Angels of Our Nature. Viking.</w:t>
       </w:r>
     </w:p>
     <w:p>
@@ -7639,7 +7941,7 @@
         <w:rPr>
           <w:sz w:val="20"/>
         </w:rPr>
-        <w:t>Turchin, P. and Nefedov, S.A. (2009). Secular Cycles. Princeton University Press.</w:t>
+        <w:t>24. Goldstein, J.S. (2011). Winning the War on War: The Decline of Armed Conflict Worldwide. Dutton.</w:t>
       </w:r>
     </w:p>
     <w:p>
@@ -7650,7 +7952,18 @@
         <w:rPr>
           <w:sz w:val="20"/>
         </w:rPr>
-        <w:t>Weibull, W. (1951). A statistical distribution function of wide applicability. J. Appl. Mech., 18(3), 293-297.</w:t>
+        <w:t>25. North, D.C., Wallis, J.J., and Weingast, B.R. (2009). Violence and Social Orders: A Conceptual Framework for Interpreting Recorded Human History. Cambridge University Press.</w:t>
+      </w:r>
+    </w:p>
+    <w:p>
+      <w:pPr>
+        <w:pStyle w:val="ListBullet"/>
+      </w:pPr>
+      <w:r>
+        <w:rPr>
+          <w:sz w:val="22"/>
+        </w:rPr>
+        <w:t>26. Kennedy, P. (1987). The Rise and Fall of the Great Powers. Random House.</w:t>
       </w:r>
     </w:p>
     <w:sectPr>

--- a/manuscript/hassc_manuscript_ja_v4.docx
+++ b/manuscript/hassc_manuscript_ja_v4.docx
@@ -7653,6 +7653,22 @@
         <w:pStyle w:val="Heading1"/>
       </w:pPr>
       <w:r>
+        <w:t>謝辞</w:t>
+      </w:r>
+    </w:p>
+    <w:p>
+      <w:r>
+        <w:rPr>
+          <w:sz w:val="22"/>
+        </w:rPr>
+        <w:t>Joseph H. Saleh氏がローマ帝国皇帝の在位期間にワイブル信頼性解析を先駆的に適用したことに感謝する。同氏の研究は本研究の概念的基盤および方法論的着想を提供した。</w:t>
+      </w:r>
+    </w:p>
+    <w:p>
+      <w:pPr>
+        <w:pStyle w:val="Heading1"/>
+      </w:pPr>
+      <w:r>
         <w:rPr>
           <w:color w:val="000000"/>
         </w:rPr>
